--- a/docs/Aragen Life Sciences Internship Assignment.docx
+++ b/docs/Aragen Life Sciences Internship Assignment.docx
@@ -288,13 +288,9 @@
           <w:lang w:eastAsia="en-GB"/>
           <w14:ligatures w14:val="none"/>
         </w:rPr>
-        <w:t>Miya Brijesh</w:t>
-      </w:r>
-    </w:p>
-    <w:p>
-      <w:pPr>
-        <w:spacing w:after="0" w:line="240" w:lineRule="auto"/>
-        <w:jc w:val="center"/>
+        <w:t xml:space="preserve">Miya </w:t>
+      </w:r>
+      <w:r>
         <w:rPr>
           <w:rFonts w:ascii="Times New Roman" w:eastAsia="Times New Roman" w:hAnsi="Times New Roman" w:cs="Times New Roman"/>
           <w:b/>
@@ -305,7 +301,8 @@
           <w:lang w:eastAsia="en-GB"/>
           <w14:ligatures w14:val="none"/>
         </w:rPr>
-      </w:pPr>
+        <w:t>K</w:t>
+      </w:r>
     </w:p>
     <w:p>
       <w:pPr>
@@ -370,7 +367,11 @@
           <w14:ligatures w14:val="none"/>
         </w:rPr>
       </w:pPr>
-      <w:r>
+    </w:p>
+    <w:p>
+      <w:pPr>
+        <w:spacing w:after="0" w:line="240" w:lineRule="auto"/>
+        <w:jc w:val="center"/>
         <w:rPr>
           <w:rFonts w:ascii="Times New Roman" w:eastAsia="Times New Roman" w:hAnsi="Times New Roman" w:cs="Times New Roman"/>
           <w:b/>
@@ -381,13 +382,8 @@
           <w:lang w:eastAsia="en-GB"/>
           <w14:ligatures w14:val="none"/>
         </w:rPr>
-        <w:t>Technologies:</w:t>
-      </w:r>
-    </w:p>
-    <w:p>
-      <w:pPr>
-        <w:spacing w:after="0" w:line="240" w:lineRule="auto"/>
-        <w:jc w:val="center"/>
+      </w:pPr>
+      <w:r>
         <w:rPr>
           <w:rFonts w:ascii="Times New Roman" w:eastAsia="Times New Roman" w:hAnsi="Times New Roman" w:cs="Times New Roman"/>
           <w:b/>
@@ -398,8 +394,13 @@
           <w:lang w:eastAsia="en-GB"/>
           <w14:ligatures w14:val="none"/>
         </w:rPr>
-      </w:pPr>
-      <w:r>
+        <w:t>Technologies:</w:t>
+      </w:r>
+    </w:p>
+    <w:p>
+      <w:pPr>
+        <w:spacing w:after="0" w:line="240" w:lineRule="auto"/>
+        <w:jc w:val="center"/>
         <w:rPr>
           <w:rFonts w:ascii="Times New Roman" w:eastAsia="Times New Roman" w:hAnsi="Times New Roman" w:cs="Times New Roman"/>
           <w:b/>
@@ -410,9 +411,7 @@
           <w:lang w:eastAsia="en-GB"/>
           <w14:ligatures w14:val="none"/>
         </w:rPr>
-        <w:t xml:space="preserve">Python | Pandas | SQLite | </w:t>
-      </w:r>
-      <w:proofErr w:type="spellStart"/>
+      </w:pPr>
       <w:r>
         <w:rPr>
           <w:rFonts w:ascii="Times New Roman" w:eastAsia="Times New Roman" w:hAnsi="Times New Roman" w:cs="Times New Roman"/>
@@ -424,10 +423,13 @@
           <w:lang w:eastAsia="en-GB"/>
           <w14:ligatures w14:val="none"/>
         </w:rPr>
-        <w:t>Streamlit</w:t>
-      </w:r>
-      <w:proofErr w:type="spellEnd"/>
-      <w:r>
+        <w:t>Python | Pandas | SQLite | Streamlit | Plotly</w:t>
+      </w:r>
+    </w:p>
+    <w:p>
+      <w:pPr>
+        <w:spacing w:after="0" w:line="240" w:lineRule="auto"/>
+        <w:jc w:val="center"/>
         <w:rPr>
           <w:rFonts w:ascii="Times New Roman" w:eastAsia="Times New Roman" w:hAnsi="Times New Roman" w:cs="Times New Roman"/>
           <w:b/>
@@ -438,10 +440,12 @@
           <w:lang w:eastAsia="en-GB"/>
           <w14:ligatures w14:val="none"/>
         </w:rPr>
-        <w:t xml:space="preserve"> | </w:t>
-      </w:r>
-      <w:proofErr w:type="spellStart"/>
-      <w:r>
+      </w:pPr>
+    </w:p>
+    <w:p>
+      <w:pPr>
+        <w:spacing w:after="0" w:line="240" w:lineRule="auto"/>
+        <w:jc w:val="center"/>
         <w:rPr>
           <w:rFonts w:ascii="Times New Roman" w:eastAsia="Times New Roman" w:hAnsi="Times New Roman" w:cs="Times New Roman"/>
           <w:b/>
@@ -452,14 +456,8 @@
           <w:lang w:eastAsia="en-GB"/>
           <w14:ligatures w14:val="none"/>
         </w:rPr>
-        <w:t>Plotly</w:t>
-      </w:r>
-      <w:proofErr w:type="spellEnd"/>
-    </w:p>
-    <w:p>
-      <w:pPr>
-        <w:spacing w:after="0" w:line="240" w:lineRule="auto"/>
-        <w:jc w:val="center"/>
+      </w:pPr>
+      <w:r>
         <w:rPr>
           <w:rFonts w:ascii="Times New Roman" w:eastAsia="Times New Roman" w:hAnsi="Times New Roman" w:cs="Times New Roman"/>
           <w:b/>
@@ -470,17 +468,39 @@
           <w:lang w:eastAsia="en-GB"/>
           <w14:ligatures w14:val="none"/>
         </w:rPr>
-      </w:pPr>
-    </w:p>
-    <w:p>
-      <w:pPr>
-        <w:spacing w:after="0" w:line="240" w:lineRule="auto"/>
-        <w:jc w:val="center"/>
-        <w:rPr>
-          <w:rFonts w:ascii="Times New Roman" w:eastAsia="Times New Roman" w:hAnsi="Times New Roman" w:cs="Times New Roman"/>
-          <w:b/>
-          <w:bCs/>
-          <w:kern w:val="36"/>
+        <w:t>June 2026</w:t>
+      </w:r>
+    </w:p>
+    <w:p>
+      <w:pPr>
+        <w:spacing w:after="0" w:line="240" w:lineRule="auto"/>
+        <w:rPr>
+          <w:rFonts w:ascii="Times New Roman" w:eastAsia="Times New Roman" w:hAnsi="Times New Roman" w:cs="Times New Roman"/>
+          <w:kern w:val="0"/>
+          <w:lang w:eastAsia="en-GB"/>
+          <w14:ligatures w14:val="none"/>
+        </w:rPr>
+      </w:pPr>
+    </w:p>
+    <w:p>
+      <w:pPr>
+        <w:spacing w:after="0" w:line="240" w:lineRule="auto"/>
+        <w:rPr>
+          <w:rFonts w:ascii="Times New Roman" w:eastAsia="Times New Roman" w:hAnsi="Times New Roman" w:cs="Times New Roman"/>
+          <w:kern w:val="0"/>
+          <w:lang w:eastAsia="en-GB"/>
+          <w14:ligatures w14:val="none"/>
+        </w:rPr>
+      </w:pPr>
+    </w:p>
+    <w:p>
+      <w:pPr>
+        <w:spacing w:after="0" w:line="240" w:lineRule="auto"/>
+        <w:rPr>
+          <w:rFonts w:ascii="Times New Roman" w:eastAsia="Times New Roman" w:hAnsi="Times New Roman" w:cs="Times New Roman"/>
+          <w:b/>
+          <w:bCs/>
+          <w:kern w:val="0"/>
           <w:sz w:val="48"/>
           <w:szCs w:val="48"/>
           <w:lang w:eastAsia="en-GB"/>
@@ -492,36 +512,878 @@
           <w:rFonts w:ascii="Times New Roman" w:eastAsia="Times New Roman" w:hAnsi="Times New Roman" w:cs="Times New Roman"/>
           <w:b/>
           <w:bCs/>
-          <w:kern w:val="36"/>
+          <w:kern w:val="0"/>
           <w:sz w:val="48"/>
           <w:szCs w:val="48"/>
           <w:lang w:eastAsia="en-GB"/>
           <w14:ligatures w14:val="none"/>
         </w:rPr>
-        <w:t>June 2026</w:t>
-      </w:r>
-    </w:p>
-    <w:p>
-      <w:pPr>
-        <w:spacing w:after="0" w:line="240" w:lineRule="auto"/>
-        <w:rPr>
-          <w:rFonts w:ascii="Times New Roman" w:eastAsia="Times New Roman" w:hAnsi="Times New Roman" w:cs="Times New Roman"/>
-          <w:kern w:val="0"/>
-          <w:lang w:eastAsia="en-GB"/>
-          <w14:ligatures w14:val="none"/>
-        </w:rPr>
-      </w:pPr>
-      <w:r>
-        <w:rPr>
-          <w:rFonts w:ascii="Times New Roman" w:eastAsia="Times New Roman" w:hAnsi="Times New Roman" w:cs="Times New Roman"/>
-          <w:noProof/>
-          <w:kern w:val="0"/>
-          <w:lang w:eastAsia="en-GB"/>
-        </w:rPr>
-        <w:pict w14:anchorId="2A8FFBD0">
-          <v:rect id="_x0000_i1031" alt="" style="width:451.3pt;height:.05pt;mso-width-percent:0;mso-height-percent:0;mso-width-percent:0;mso-height-percent:0" o:hralign="center" o:hrstd="t" o:hr="t" fillcolor="#a0a0a0" stroked="f"/>
-        </w:pict>
-      </w:r>
+        <w:lastRenderedPageBreak/>
+        <w:t>Table of Contents</w:t>
+      </w:r>
+    </w:p>
+    <w:tbl>
+      <w:tblPr>
+        <w:tblStyle w:val="TableGrid"/>
+        <w:tblW w:w="9411" w:type="dxa"/>
+        <w:tblLook w:val="04A0" w:firstRow="1" w:lastRow="0" w:firstColumn="1" w:lastColumn="0" w:noHBand="0" w:noVBand="1"/>
+      </w:tblPr>
+      <w:tblGrid>
+        <w:gridCol w:w="1136"/>
+        <w:gridCol w:w="6421"/>
+        <w:gridCol w:w="1854"/>
+      </w:tblGrid>
+      <w:tr>
+        <w:trPr>
+          <w:trHeight w:val="1160"/>
+        </w:trPr>
+        <w:tc>
+          <w:tcPr>
+            <w:tcW w:w="1136" w:type="dxa"/>
+          </w:tcPr>
+          <w:p>
+            <w:pPr>
+              <w:spacing w:before="100" w:beforeAutospacing="1" w:after="100" w:afterAutospacing="1"/>
+              <w:outlineLvl w:val="0"/>
+              <w:rPr>
+                <w:rFonts w:ascii="Times New Roman" w:eastAsia="Times New Roman" w:hAnsi="Times New Roman" w:cs="Times New Roman"/>
+                <w:b/>
+                <w:bCs/>
+                <w:kern w:val="0"/>
+                <w:sz w:val="28"/>
+                <w:szCs w:val="28"/>
+                <w:lang w:eastAsia="en-GB"/>
+                <w14:ligatures w14:val="none"/>
+              </w:rPr>
+            </w:pPr>
+            <w:r>
+              <w:rPr>
+                <w:rFonts w:ascii="Times New Roman" w:eastAsia="Times New Roman" w:hAnsi="Times New Roman" w:cs="Times New Roman"/>
+                <w:b/>
+                <w:bCs/>
+                <w:kern w:val="0"/>
+                <w:sz w:val="28"/>
+                <w:szCs w:val="28"/>
+                <w:lang w:eastAsia="en-GB"/>
+                <w14:ligatures w14:val="none"/>
+              </w:rPr>
+              <w:t>SL NO.</w:t>
+            </w:r>
+          </w:p>
+        </w:tc>
+        <w:tc>
+          <w:tcPr>
+            <w:tcW w:w="6421" w:type="dxa"/>
+          </w:tcPr>
+          <w:p>
+            <w:pPr>
+              <w:spacing w:before="100" w:beforeAutospacing="1" w:after="100" w:afterAutospacing="1"/>
+              <w:outlineLvl w:val="0"/>
+              <w:rPr>
+                <w:rFonts w:ascii="Times New Roman" w:eastAsia="Times New Roman" w:hAnsi="Times New Roman" w:cs="Times New Roman"/>
+                <w:b/>
+                <w:bCs/>
+                <w:kern w:val="0"/>
+                <w:sz w:val="28"/>
+                <w:szCs w:val="28"/>
+                <w:lang w:eastAsia="en-GB"/>
+                <w14:ligatures w14:val="none"/>
+              </w:rPr>
+            </w:pPr>
+            <w:r>
+              <w:rPr>
+                <w:rFonts w:ascii="Times New Roman" w:eastAsia="Times New Roman" w:hAnsi="Times New Roman" w:cs="Times New Roman"/>
+                <w:b/>
+                <w:bCs/>
+                <w:kern w:val="0"/>
+                <w:sz w:val="28"/>
+                <w:szCs w:val="28"/>
+                <w:lang w:eastAsia="en-GB"/>
+                <w14:ligatures w14:val="none"/>
+              </w:rPr>
+              <w:t>CONTENT</w:t>
+            </w:r>
+          </w:p>
+        </w:tc>
+        <w:tc>
+          <w:tcPr>
+            <w:tcW w:w="1854" w:type="dxa"/>
+          </w:tcPr>
+          <w:p>
+            <w:pPr>
+              <w:spacing w:before="100" w:beforeAutospacing="1" w:after="100" w:afterAutospacing="1"/>
+              <w:outlineLvl w:val="0"/>
+              <w:rPr>
+                <w:rFonts w:ascii="Times New Roman" w:eastAsia="Times New Roman" w:hAnsi="Times New Roman" w:cs="Times New Roman"/>
+                <w:b/>
+                <w:bCs/>
+                <w:kern w:val="0"/>
+                <w:sz w:val="28"/>
+                <w:szCs w:val="28"/>
+                <w:lang w:eastAsia="en-GB"/>
+                <w14:ligatures w14:val="none"/>
+              </w:rPr>
+            </w:pPr>
+            <w:r>
+              <w:rPr>
+                <w:rFonts w:ascii="Times New Roman" w:eastAsia="Times New Roman" w:hAnsi="Times New Roman" w:cs="Times New Roman"/>
+                <w:b/>
+                <w:bCs/>
+                <w:kern w:val="0"/>
+                <w:sz w:val="28"/>
+                <w:szCs w:val="28"/>
+                <w:lang w:eastAsia="en-GB"/>
+                <w14:ligatures w14:val="none"/>
+              </w:rPr>
+              <w:t>PAGE NO.</w:t>
+            </w:r>
+          </w:p>
+        </w:tc>
+      </w:tr>
+      <w:tr>
+        <w:trPr>
+          <w:trHeight w:val="941"/>
+        </w:trPr>
+        <w:tc>
+          <w:tcPr>
+            <w:tcW w:w="1136" w:type="dxa"/>
+          </w:tcPr>
+          <w:p>
+            <w:pPr>
+              <w:spacing w:before="100" w:beforeAutospacing="1" w:after="100" w:afterAutospacing="1"/>
+              <w:jc w:val="center"/>
+              <w:outlineLvl w:val="0"/>
+              <w:rPr>
+                <w:rFonts w:ascii="Times New Roman" w:eastAsia="Times New Roman" w:hAnsi="Times New Roman" w:cs="Times New Roman"/>
+                <w:kern w:val="0"/>
+                <w:lang w:eastAsia="en-GB"/>
+                <w14:ligatures w14:val="none"/>
+              </w:rPr>
+            </w:pPr>
+            <w:r>
+              <w:rPr>
+                <w:rFonts w:ascii="Times New Roman" w:eastAsia="Times New Roman" w:hAnsi="Times New Roman" w:cs="Times New Roman"/>
+                <w:kern w:val="0"/>
+                <w:lang w:eastAsia="en-GB"/>
+                <w14:ligatures w14:val="none"/>
+              </w:rPr>
+              <w:t>1.</w:t>
+            </w:r>
+          </w:p>
+        </w:tc>
+        <w:tc>
+          <w:tcPr>
+            <w:tcW w:w="6421" w:type="dxa"/>
+          </w:tcPr>
+          <w:p>
+            <w:pPr>
+              <w:spacing w:before="100" w:beforeAutospacing="1" w:after="100" w:afterAutospacing="1"/>
+              <w:outlineLvl w:val="0"/>
+              <w:rPr>
+                <w:rFonts w:ascii="Times New Roman" w:eastAsia="Times New Roman" w:hAnsi="Times New Roman" w:cs="Times New Roman"/>
+                <w:kern w:val="0"/>
+                <w:lang w:eastAsia="en-GB"/>
+                <w14:ligatures w14:val="none"/>
+              </w:rPr>
+            </w:pPr>
+            <w:r>
+              <w:rPr>
+                <w:rFonts w:ascii="Times New Roman" w:eastAsia="Times New Roman" w:hAnsi="Times New Roman" w:cs="Times New Roman"/>
+                <w:kern w:val="0"/>
+                <w:lang w:eastAsia="en-GB"/>
+                <w14:ligatures w14:val="none"/>
+              </w:rPr>
+              <w:t>Introduction</w:t>
+            </w:r>
+          </w:p>
+        </w:tc>
+        <w:tc>
+          <w:tcPr>
+            <w:tcW w:w="1854" w:type="dxa"/>
+          </w:tcPr>
+          <w:p>
+            <w:pPr>
+              <w:spacing w:before="100" w:beforeAutospacing="1" w:after="100" w:afterAutospacing="1"/>
+              <w:jc w:val="center"/>
+              <w:outlineLvl w:val="0"/>
+              <w:rPr>
+                <w:rFonts w:ascii="Times New Roman" w:eastAsia="Times New Roman" w:hAnsi="Times New Roman" w:cs="Times New Roman"/>
+                <w:kern w:val="0"/>
+                <w:lang w:eastAsia="en-GB"/>
+                <w14:ligatures w14:val="none"/>
+              </w:rPr>
+            </w:pPr>
+            <w:r>
+              <w:rPr>
+                <w:rFonts w:ascii="Times New Roman" w:eastAsia="Times New Roman" w:hAnsi="Times New Roman" w:cs="Times New Roman"/>
+                <w:kern w:val="0"/>
+                <w:lang w:eastAsia="en-GB"/>
+                <w14:ligatures w14:val="none"/>
+              </w:rPr>
+              <w:t>3</w:t>
+            </w:r>
+          </w:p>
+        </w:tc>
+      </w:tr>
+      <w:tr>
+        <w:trPr>
+          <w:trHeight w:val="1013"/>
+        </w:trPr>
+        <w:tc>
+          <w:tcPr>
+            <w:tcW w:w="1136" w:type="dxa"/>
+          </w:tcPr>
+          <w:p>
+            <w:pPr>
+              <w:spacing w:before="100" w:beforeAutospacing="1" w:after="100" w:afterAutospacing="1"/>
+              <w:jc w:val="center"/>
+              <w:outlineLvl w:val="0"/>
+              <w:rPr>
+                <w:rFonts w:ascii="Times New Roman" w:eastAsia="Times New Roman" w:hAnsi="Times New Roman" w:cs="Times New Roman"/>
+                <w:kern w:val="0"/>
+                <w:lang w:eastAsia="en-GB"/>
+                <w14:ligatures w14:val="none"/>
+              </w:rPr>
+            </w:pPr>
+            <w:r>
+              <w:rPr>
+                <w:rFonts w:ascii="Times New Roman" w:eastAsia="Times New Roman" w:hAnsi="Times New Roman" w:cs="Times New Roman"/>
+                <w:kern w:val="0"/>
+                <w:lang w:eastAsia="en-GB"/>
+                <w14:ligatures w14:val="none"/>
+              </w:rPr>
+              <w:t>2.</w:t>
+            </w:r>
+          </w:p>
+        </w:tc>
+        <w:tc>
+          <w:tcPr>
+            <w:tcW w:w="6421" w:type="dxa"/>
+          </w:tcPr>
+          <w:p>
+            <w:pPr>
+              <w:spacing w:before="100" w:beforeAutospacing="1" w:after="100" w:afterAutospacing="1"/>
+              <w:outlineLvl w:val="0"/>
+              <w:rPr>
+                <w:rFonts w:ascii="Times New Roman" w:eastAsia="Times New Roman" w:hAnsi="Times New Roman" w:cs="Times New Roman"/>
+                <w:kern w:val="0"/>
+                <w:lang w:eastAsia="en-GB"/>
+                <w14:ligatures w14:val="none"/>
+              </w:rPr>
+            </w:pPr>
+            <w:r>
+              <w:rPr>
+                <w:rFonts w:ascii="Times New Roman" w:eastAsia="Times New Roman" w:hAnsi="Times New Roman" w:cs="Times New Roman"/>
+                <w:kern w:val="0"/>
+                <w:lang w:eastAsia="en-GB"/>
+                <w14:ligatures w14:val="none"/>
+              </w:rPr>
+              <w:t>Project Architecture</w:t>
+            </w:r>
+          </w:p>
+        </w:tc>
+        <w:tc>
+          <w:tcPr>
+            <w:tcW w:w="1854" w:type="dxa"/>
+          </w:tcPr>
+          <w:p>
+            <w:pPr>
+              <w:spacing w:before="100" w:beforeAutospacing="1" w:after="100" w:afterAutospacing="1"/>
+              <w:jc w:val="center"/>
+              <w:outlineLvl w:val="0"/>
+              <w:rPr>
+                <w:rFonts w:ascii="Times New Roman" w:eastAsia="Times New Roman" w:hAnsi="Times New Roman" w:cs="Times New Roman"/>
+                <w:kern w:val="0"/>
+                <w:lang w:eastAsia="en-GB"/>
+                <w14:ligatures w14:val="none"/>
+              </w:rPr>
+            </w:pPr>
+            <w:r>
+              <w:rPr>
+                <w:rFonts w:ascii="Times New Roman" w:eastAsia="Times New Roman" w:hAnsi="Times New Roman" w:cs="Times New Roman"/>
+                <w:kern w:val="0"/>
+                <w:lang w:eastAsia="en-GB"/>
+                <w14:ligatures w14:val="none"/>
+              </w:rPr>
+              <w:t>4</w:t>
+            </w:r>
+          </w:p>
+        </w:tc>
+      </w:tr>
+      <w:tr>
+        <w:trPr>
+          <w:trHeight w:val="941"/>
+        </w:trPr>
+        <w:tc>
+          <w:tcPr>
+            <w:tcW w:w="1136" w:type="dxa"/>
+          </w:tcPr>
+          <w:p>
+            <w:pPr>
+              <w:spacing w:before="100" w:beforeAutospacing="1" w:after="100" w:afterAutospacing="1"/>
+              <w:jc w:val="center"/>
+              <w:outlineLvl w:val="0"/>
+              <w:rPr>
+                <w:rFonts w:ascii="Times New Roman" w:eastAsia="Times New Roman" w:hAnsi="Times New Roman" w:cs="Times New Roman"/>
+                <w:kern w:val="0"/>
+                <w:lang w:eastAsia="en-GB"/>
+                <w14:ligatures w14:val="none"/>
+              </w:rPr>
+            </w:pPr>
+            <w:r>
+              <w:rPr>
+                <w:rFonts w:ascii="Times New Roman" w:eastAsia="Times New Roman" w:hAnsi="Times New Roman" w:cs="Times New Roman"/>
+                <w:kern w:val="0"/>
+                <w:lang w:eastAsia="en-GB"/>
+                <w14:ligatures w14:val="none"/>
+              </w:rPr>
+              <w:t>3.</w:t>
+            </w:r>
+          </w:p>
+        </w:tc>
+        <w:tc>
+          <w:tcPr>
+            <w:tcW w:w="6421" w:type="dxa"/>
+          </w:tcPr>
+          <w:p>
+            <w:pPr>
+              <w:spacing w:before="100" w:beforeAutospacing="1" w:after="100" w:afterAutospacing="1"/>
+              <w:outlineLvl w:val="0"/>
+              <w:rPr>
+                <w:rFonts w:ascii="Times New Roman" w:eastAsia="Times New Roman" w:hAnsi="Times New Roman" w:cs="Times New Roman"/>
+                <w:kern w:val="0"/>
+                <w:lang w:eastAsia="en-GB"/>
+                <w14:ligatures w14:val="none"/>
+              </w:rPr>
+            </w:pPr>
+            <w:r>
+              <w:rPr>
+                <w:rFonts w:ascii="Times New Roman" w:eastAsia="Times New Roman" w:hAnsi="Times New Roman" w:cs="Times New Roman"/>
+                <w:kern w:val="0"/>
+                <w:lang w:eastAsia="en-GB"/>
+                <w14:ligatures w14:val="none"/>
+              </w:rPr>
+              <w:t>Synthetic Dataset Generation</w:t>
+            </w:r>
+          </w:p>
+        </w:tc>
+        <w:tc>
+          <w:tcPr>
+            <w:tcW w:w="1854" w:type="dxa"/>
+          </w:tcPr>
+          <w:p>
+            <w:pPr>
+              <w:spacing w:before="100" w:beforeAutospacing="1" w:after="100" w:afterAutospacing="1"/>
+              <w:jc w:val="center"/>
+              <w:outlineLvl w:val="0"/>
+              <w:rPr>
+                <w:rFonts w:ascii="Times New Roman" w:eastAsia="Times New Roman" w:hAnsi="Times New Roman" w:cs="Times New Roman"/>
+                <w:kern w:val="0"/>
+                <w:lang w:eastAsia="en-GB"/>
+                <w14:ligatures w14:val="none"/>
+              </w:rPr>
+            </w:pPr>
+            <w:r>
+              <w:rPr>
+                <w:rFonts w:ascii="Times New Roman" w:eastAsia="Times New Roman" w:hAnsi="Times New Roman" w:cs="Times New Roman"/>
+                <w:kern w:val="0"/>
+                <w:lang w:eastAsia="en-GB"/>
+                <w14:ligatures w14:val="none"/>
+              </w:rPr>
+              <w:t>7</w:t>
+            </w:r>
+          </w:p>
+        </w:tc>
+      </w:tr>
+      <w:tr>
+        <w:trPr>
+          <w:trHeight w:val="1013"/>
+        </w:trPr>
+        <w:tc>
+          <w:tcPr>
+            <w:tcW w:w="1136" w:type="dxa"/>
+          </w:tcPr>
+          <w:p>
+            <w:pPr>
+              <w:spacing w:before="100" w:beforeAutospacing="1" w:after="100" w:afterAutospacing="1"/>
+              <w:jc w:val="center"/>
+              <w:outlineLvl w:val="0"/>
+              <w:rPr>
+                <w:rFonts w:ascii="Times New Roman" w:eastAsia="Times New Roman" w:hAnsi="Times New Roman" w:cs="Times New Roman"/>
+                <w:kern w:val="0"/>
+                <w:lang w:eastAsia="en-GB"/>
+                <w14:ligatures w14:val="none"/>
+              </w:rPr>
+            </w:pPr>
+            <w:r>
+              <w:rPr>
+                <w:rFonts w:ascii="Times New Roman" w:eastAsia="Times New Roman" w:hAnsi="Times New Roman" w:cs="Times New Roman"/>
+                <w:kern w:val="0"/>
+                <w:lang w:eastAsia="en-GB"/>
+                <w14:ligatures w14:val="none"/>
+              </w:rPr>
+              <w:t>4.</w:t>
+            </w:r>
+          </w:p>
+        </w:tc>
+        <w:tc>
+          <w:tcPr>
+            <w:tcW w:w="6421" w:type="dxa"/>
+          </w:tcPr>
+          <w:p>
+            <w:pPr>
+              <w:spacing w:before="100" w:beforeAutospacing="1" w:after="100" w:afterAutospacing="1"/>
+              <w:outlineLvl w:val="0"/>
+              <w:rPr>
+                <w:rFonts w:ascii="Times New Roman" w:eastAsia="Times New Roman" w:hAnsi="Times New Roman" w:cs="Times New Roman"/>
+                <w:kern w:val="0"/>
+                <w:lang w:eastAsia="en-GB"/>
+                <w14:ligatures w14:val="none"/>
+              </w:rPr>
+            </w:pPr>
+            <w:r>
+              <w:rPr>
+                <w:rFonts w:ascii="Times New Roman" w:eastAsia="Times New Roman" w:hAnsi="Times New Roman" w:cs="Times New Roman"/>
+                <w:kern w:val="0"/>
+                <w:lang w:eastAsia="en-GB"/>
+                <w14:ligatures w14:val="none"/>
+              </w:rPr>
+              <w:t>ETL Pipeline</w:t>
+            </w:r>
+          </w:p>
+        </w:tc>
+        <w:tc>
+          <w:tcPr>
+            <w:tcW w:w="1854" w:type="dxa"/>
+          </w:tcPr>
+          <w:p>
+            <w:pPr>
+              <w:spacing w:before="100" w:beforeAutospacing="1" w:after="100" w:afterAutospacing="1"/>
+              <w:jc w:val="center"/>
+              <w:outlineLvl w:val="0"/>
+              <w:rPr>
+                <w:rFonts w:ascii="Times New Roman" w:eastAsia="Times New Roman" w:hAnsi="Times New Roman" w:cs="Times New Roman"/>
+                <w:kern w:val="0"/>
+                <w:lang w:eastAsia="en-GB"/>
+                <w14:ligatures w14:val="none"/>
+              </w:rPr>
+            </w:pPr>
+            <w:r>
+              <w:rPr>
+                <w:rFonts w:ascii="Times New Roman" w:eastAsia="Times New Roman" w:hAnsi="Times New Roman" w:cs="Times New Roman"/>
+                <w:kern w:val="0"/>
+                <w:lang w:eastAsia="en-GB"/>
+                <w14:ligatures w14:val="none"/>
+              </w:rPr>
+              <w:t>9</w:t>
+            </w:r>
+          </w:p>
+        </w:tc>
+      </w:tr>
+      <w:tr>
+        <w:trPr>
+          <w:trHeight w:val="941"/>
+        </w:trPr>
+        <w:tc>
+          <w:tcPr>
+            <w:tcW w:w="1136" w:type="dxa"/>
+          </w:tcPr>
+          <w:p>
+            <w:pPr>
+              <w:spacing w:before="100" w:beforeAutospacing="1" w:after="100" w:afterAutospacing="1"/>
+              <w:jc w:val="center"/>
+              <w:outlineLvl w:val="0"/>
+              <w:rPr>
+                <w:rFonts w:ascii="Times New Roman" w:eastAsia="Times New Roman" w:hAnsi="Times New Roman" w:cs="Times New Roman"/>
+                <w:kern w:val="0"/>
+                <w:lang w:eastAsia="en-GB"/>
+                <w14:ligatures w14:val="none"/>
+              </w:rPr>
+            </w:pPr>
+            <w:r>
+              <w:rPr>
+                <w:rFonts w:ascii="Times New Roman" w:eastAsia="Times New Roman" w:hAnsi="Times New Roman" w:cs="Times New Roman"/>
+                <w:kern w:val="0"/>
+                <w:lang w:eastAsia="en-GB"/>
+                <w14:ligatures w14:val="none"/>
+              </w:rPr>
+              <w:t>5.</w:t>
+            </w:r>
+          </w:p>
+        </w:tc>
+        <w:tc>
+          <w:tcPr>
+            <w:tcW w:w="6421" w:type="dxa"/>
+          </w:tcPr>
+          <w:p>
+            <w:pPr>
+              <w:spacing w:before="100" w:beforeAutospacing="1" w:after="100" w:afterAutospacing="1"/>
+              <w:outlineLvl w:val="0"/>
+              <w:rPr>
+                <w:rFonts w:ascii="Times New Roman" w:eastAsia="Times New Roman" w:hAnsi="Times New Roman" w:cs="Times New Roman"/>
+                <w:kern w:val="0"/>
+                <w:lang w:eastAsia="en-GB"/>
+                <w14:ligatures w14:val="none"/>
+              </w:rPr>
+            </w:pPr>
+            <w:r>
+              <w:rPr>
+                <w:rFonts w:ascii="Times New Roman" w:eastAsia="Times New Roman" w:hAnsi="Times New Roman" w:cs="Times New Roman"/>
+                <w:kern w:val="0"/>
+                <w:lang w:eastAsia="en-GB"/>
+                <w14:ligatures w14:val="none"/>
+              </w:rPr>
+              <w:t>Data Quality Rules Engine</w:t>
+            </w:r>
+          </w:p>
+        </w:tc>
+        <w:tc>
+          <w:tcPr>
+            <w:tcW w:w="1854" w:type="dxa"/>
+          </w:tcPr>
+          <w:p>
+            <w:pPr>
+              <w:spacing w:before="100" w:beforeAutospacing="1" w:after="100" w:afterAutospacing="1"/>
+              <w:jc w:val="center"/>
+              <w:outlineLvl w:val="0"/>
+              <w:rPr>
+                <w:rFonts w:ascii="Times New Roman" w:eastAsia="Times New Roman" w:hAnsi="Times New Roman" w:cs="Times New Roman"/>
+                <w:kern w:val="0"/>
+                <w:lang w:eastAsia="en-GB"/>
+                <w14:ligatures w14:val="none"/>
+              </w:rPr>
+            </w:pPr>
+            <w:r>
+              <w:rPr>
+                <w:rFonts w:ascii="Times New Roman" w:eastAsia="Times New Roman" w:hAnsi="Times New Roman" w:cs="Times New Roman"/>
+                <w:kern w:val="0"/>
+                <w:lang w:eastAsia="en-GB"/>
+                <w14:ligatures w14:val="none"/>
+              </w:rPr>
+              <w:t>14</w:t>
+            </w:r>
+          </w:p>
+        </w:tc>
+      </w:tr>
+      <w:tr>
+        <w:trPr>
+          <w:trHeight w:val="1013"/>
+        </w:trPr>
+        <w:tc>
+          <w:tcPr>
+            <w:tcW w:w="1136" w:type="dxa"/>
+          </w:tcPr>
+          <w:p>
+            <w:pPr>
+              <w:spacing w:before="100" w:beforeAutospacing="1" w:after="100" w:afterAutospacing="1"/>
+              <w:jc w:val="center"/>
+              <w:outlineLvl w:val="0"/>
+              <w:rPr>
+                <w:rFonts w:ascii="Times New Roman" w:eastAsia="Times New Roman" w:hAnsi="Times New Roman" w:cs="Times New Roman"/>
+                <w:kern w:val="0"/>
+                <w:lang w:eastAsia="en-GB"/>
+                <w14:ligatures w14:val="none"/>
+              </w:rPr>
+            </w:pPr>
+            <w:r>
+              <w:rPr>
+                <w:rFonts w:ascii="Times New Roman" w:eastAsia="Times New Roman" w:hAnsi="Times New Roman" w:cs="Times New Roman"/>
+                <w:kern w:val="0"/>
+                <w:lang w:eastAsia="en-GB"/>
+                <w14:ligatures w14:val="none"/>
+              </w:rPr>
+              <w:t>6.</w:t>
+            </w:r>
+          </w:p>
+        </w:tc>
+        <w:tc>
+          <w:tcPr>
+            <w:tcW w:w="6421" w:type="dxa"/>
+          </w:tcPr>
+          <w:p>
+            <w:pPr>
+              <w:spacing w:before="100" w:beforeAutospacing="1" w:after="100" w:afterAutospacing="1"/>
+              <w:outlineLvl w:val="0"/>
+              <w:rPr>
+                <w:rFonts w:ascii="Times New Roman" w:eastAsia="Times New Roman" w:hAnsi="Times New Roman" w:cs="Times New Roman"/>
+                <w:kern w:val="0"/>
+                <w:lang w:eastAsia="en-GB"/>
+                <w14:ligatures w14:val="none"/>
+              </w:rPr>
+            </w:pPr>
+            <w:r>
+              <w:rPr>
+                <w:rFonts w:ascii="Times New Roman" w:eastAsia="Times New Roman" w:hAnsi="Times New Roman" w:cs="Times New Roman"/>
+                <w:kern w:val="0"/>
+                <w:lang w:eastAsia="en-GB"/>
+                <w14:ligatures w14:val="none"/>
+              </w:rPr>
+              <w:t>Interactive Dashboard</w:t>
+            </w:r>
+          </w:p>
+        </w:tc>
+        <w:tc>
+          <w:tcPr>
+            <w:tcW w:w="1854" w:type="dxa"/>
+          </w:tcPr>
+          <w:p>
+            <w:pPr>
+              <w:spacing w:before="100" w:beforeAutospacing="1" w:after="100" w:afterAutospacing="1"/>
+              <w:jc w:val="center"/>
+              <w:outlineLvl w:val="0"/>
+              <w:rPr>
+                <w:rFonts w:ascii="Times New Roman" w:eastAsia="Times New Roman" w:hAnsi="Times New Roman" w:cs="Times New Roman"/>
+                <w:kern w:val="0"/>
+                <w:lang w:eastAsia="en-GB"/>
+                <w14:ligatures w14:val="none"/>
+              </w:rPr>
+            </w:pPr>
+            <w:r>
+              <w:rPr>
+                <w:rFonts w:ascii="Times New Roman" w:eastAsia="Times New Roman" w:hAnsi="Times New Roman" w:cs="Times New Roman"/>
+                <w:kern w:val="0"/>
+                <w:lang w:eastAsia="en-GB"/>
+                <w14:ligatures w14:val="none"/>
+              </w:rPr>
+              <w:t>17</w:t>
+            </w:r>
+          </w:p>
+        </w:tc>
+      </w:tr>
+      <w:tr>
+        <w:trPr>
+          <w:trHeight w:val="941"/>
+        </w:trPr>
+        <w:tc>
+          <w:tcPr>
+            <w:tcW w:w="1136" w:type="dxa"/>
+          </w:tcPr>
+          <w:p>
+            <w:pPr>
+              <w:spacing w:before="100" w:beforeAutospacing="1" w:after="100" w:afterAutospacing="1"/>
+              <w:jc w:val="center"/>
+              <w:outlineLvl w:val="0"/>
+              <w:rPr>
+                <w:rFonts w:ascii="Times New Roman" w:eastAsia="Times New Roman" w:hAnsi="Times New Roman" w:cs="Times New Roman"/>
+                <w:kern w:val="0"/>
+                <w:lang w:eastAsia="en-GB"/>
+                <w14:ligatures w14:val="none"/>
+              </w:rPr>
+            </w:pPr>
+            <w:r>
+              <w:rPr>
+                <w:rFonts w:ascii="Times New Roman" w:eastAsia="Times New Roman" w:hAnsi="Times New Roman" w:cs="Times New Roman"/>
+                <w:kern w:val="0"/>
+                <w:lang w:eastAsia="en-GB"/>
+                <w14:ligatures w14:val="none"/>
+              </w:rPr>
+              <w:t>7.</w:t>
+            </w:r>
+          </w:p>
+        </w:tc>
+        <w:tc>
+          <w:tcPr>
+            <w:tcW w:w="6421" w:type="dxa"/>
+          </w:tcPr>
+          <w:p>
+            <w:pPr>
+              <w:spacing w:before="100" w:beforeAutospacing="1" w:after="100" w:afterAutospacing="1"/>
+              <w:outlineLvl w:val="0"/>
+              <w:rPr>
+                <w:rFonts w:ascii="Times New Roman" w:eastAsia="Times New Roman" w:hAnsi="Times New Roman" w:cs="Times New Roman"/>
+                <w:kern w:val="0"/>
+                <w:lang w:eastAsia="en-GB"/>
+                <w14:ligatures w14:val="none"/>
+              </w:rPr>
+            </w:pPr>
+            <w:r>
+              <w:rPr>
+                <w:rFonts w:ascii="Times New Roman" w:eastAsia="Times New Roman" w:hAnsi="Times New Roman" w:cs="Times New Roman"/>
+                <w:kern w:val="0"/>
+                <w:lang w:eastAsia="en-GB"/>
+                <w14:ligatures w14:val="none"/>
+              </w:rPr>
+              <w:t>Deployment</w:t>
+            </w:r>
+          </w:p>
+        </w:tc>
+        <w:tc>
+          <w:tcPr>
+            <w:tcW w:w="1854" w:type="dxa"/>
+          </w:tcPr>
+          <w:p>
+            <w:pPr>
+              <w:spacing w:before="100" w:beforeAutospacing="1" w:after="100" w:afterAutospacing="1"/>
+              <w:jc w:val="center"/>
+              <w:outlineLvl w:val="0"/>
+              <w:rPr>
+                <w:rFonts w:ascii="Times New Roman" w:eastAsia="Times New Roman" w:hAnsi="Times New Roman" w:cs="Times New Roman"/>
+                <w:kern w:val="0"/>
+                <w:lang w:eastAsia="en-GB"/>
+                <w14:ligatures w14:val="none"/>
+              </w:rPr>
+            </w:pPr>
+            <w:r>
+              <w:rPr>
+                <w:rFonts w:ascii="Times New Roman" w:eastAsia="Times New Roman" w:hAnsi="Times New Roman" w:cs="Times New Roman"/>
+                <w:kern w:val="0"/>
+                <w:lang w:eastAsia="en-GB"/>
+                <w14:ligatures w14:val="none"/>
+              </w:rPr>
+              <w:t>20</w:t>
+            </w:r>
+          </w:p>
+        </w:tc>
+      </w:tr>
+      <w:tr>
+        <w:trPr>
+          <w:trHeight w:val="1013"/>
+        </w:trPr>
+        <w:tc>
+          <w:tcPr>
+            <w:tcW w:w="1136" w:type="dxa"/>
+          </w:tcPr>
+          <w:p>
+            <w:pPr>
+              <w:spacing w:before="100" w:beforeAutospacing="1" w:after="100" w:afterAutospacing="1"/>
+              <w:jc w:val="center"/>
+              <w:outlineLvl w:val="0"/>
+              <w:rPr>
+                <w:rFonts w:ascii="Times New Roman" w:eastAsia="Times New Roman" w:hAnsi="Times New Roman" w:cs="Times New Roman"/>
+                <w:kern w:val="0"/>
+                <w:lang w:eastAsia="en-GB"/>
+                <w14:ligatures w14:val="none"/>
+              </w:rPr>
+            </w:pPr>
+            <w:r>
+              <w:rPr>
+                <w:rFonts w:ascii="Times New Roman" w:eastAsia="Times New Roman" w:hAnsi="Times New Roman" w:cs="Times New Roman"/>
+                <w:kern w:val="0"/>
+                <w:lang w:eastAsia="en-GB"/>
+                <w14:ligatures w14:val="none"/>
+              </w:rPr>
+              <w:t>8.</w:t>
+            </w:r>
+          </w:p>
+        </w:tc>
+        <w:tc>
+          <w:tcPr>
+            <w:tcW w:w="6421" w:type="dxa"/>
+          </w:tcPr>
+          <w:p>
+            <w:pPr>
+              <w:spacing w:before="100" w:beforeAutospacing="1" w:after="100" w:afterAutospacing="1"/>
+              <w:outlineLvl w:val="0"/>
+              <w:rPr>
+                <w:rFonts w:ascii="Times New Roman" w:eastAsia="Times New Roman" w:hAnsi="Times New Roman" w:cs="Times New Roman"/>
+                <w:kern w:val="0"/>
+                <w:lang w:eastAsia="en-GB"/>
+                <w14:ligatures w14:val="none"/>
+              </w:rPr>
+            </w:pPr>
+            <w:r>
+              <w:rPr>
+                <w:rFonts w:ascii="Times New Roman" w:eastAsia="Times New Roman" w:hAnsi="Times New Roman" w:cs="Times New Roman"/>
+                <w:kern w:val="0"/>
+                <w:lang w:eastAsia="en-GB"/>
+                <w14:ligatures w14:val="none"/>
+              </w:rPr>
+              <w:t>Conclusion</w:t>
+            </w:r>
+          </w:p>
+        </w:tc>
+        <w:tc>
+          <w:tcPr>
+            <w:tcW w:w="1854" w:type="dxa"/>
+          </w:tcPr>
+          <w:p>
+            <w:pPr>
+              <w:spacing w:before="100" w:beforeAutospacing="1" w:after="100" w:afterAutospacing="1"/>
+              <w:jc w:val="center"/>
+              <w:outlineLvl w:val="0"/>
+              <w:rPr>
+                <w:rFonts w:ascii="Times New Roman" w:eastAsia="Times New Roman" w:hAnsi="Times New Roman" w:cs="Times New Roman"/>
+                <w:kern w:val="0"/>
+                <w:lang w:eastAsia="en-GB"/>
+                <w14:ligatures w14:val="none"/>
+              </w:rPr>
+            </w:pPr>
+            <w:r>
+              <w:rPr>
+                <w:rFonts w:ascii="Times New Roman" w:eastAsia="Times New Roman" w:hAnsi="Times New Roman" w:cs="Times New Roman"/>
+                <w:kern w:val="0"/>
+                <w:lang w:eastAsia="en-GB"/>
+                <w14:ligatures w14:val="none"/>
+              </w:rPr>
+              <w:t>21</w:t>
+            </w:r>
+          </w:p>
+        </w:tc>
+      </w:tr>
+    </w:tbl>
+    <w:p>
+      <w:pPr>
+        <w:spacing w:before="100" w:beforeAutospacing="1" w:after="100" w:afterAutospacing="1" w:line="240" w:lineRule="auto"/>
+        <w:outlineLvl w:val="0"/>
+        <w:rPr>
+          <w:rFonts w:ascii="Times New Roman" w:eastAsia="Times New Roman" w:hAnsi="Times New Roman" w:cs="Times New Roman"/>
+          <w:b/>
+          <w:bCs/>
+          <w:kern w:val="0"/>
+          <w:sz w:val="48"/>
+          <w:szCs w:val="48"/>
+          <w:lang w:eastAsia="en-GB"/>
+          <w14:ligatures w14:val="none"/>
+        </w:rPr>
+      </w:pPr>
+    </w:p>
+    <w:p>
+      <w:pPr>
+        <w:spacing w:before="100" w:beforeAutospacing="1" w:after="100" w:afterAutospacing="1" w:line="240" w:lineRule="auto"/>
+        <w:outlineLvl w:val="0"/>
+        <w:rPr>
+          <w:rFonts w:ascii="Times New Roman" w:eastAsia="Times New Roman" w:hAnsi="Times New Roman" w:cs="Times New Roman"/>
+          <w:b/>
+          <w:bCs/>
+          <w:kern w:val="0"/>
+          <w:sz w:val="48"/>
+          <w:szCs w:val="48"/>
+          <w:lang w:eastAsia="en-GB"/>
+          <w14:ligatures w14:val="none"/>
+        </w:rPr>
+      </w:pPr>
+    </w:p>
+    <w:p>
+      <w:pPr>
+        <w:spacing w:before="100" w:beforeAutospacing="1" w:after="100" w:afterAutospacing="1" w:line="240" w:lineRule="auto"/>
+        <w:outlineLvl w:val="0"/>
+        <w:rPr>
+          <w:rFonts w:ascii="Times New Roman" w:eastAsia="Times New Roman" w:hAnsi="Times New Roman" w:cs="Times New Roman"/>
+          <w:b/>
+          <w:bCs/>
+          <w:kern w:val="0"/>
+          <w:sz w:val="48"/>
+          <w:szCs w:val="48"/>
+          <w:lang w:eastAsia="en-GB"/>
+          <w14:ligatures w14:val="none"/>
+        </w:rPr>
+      </w:pPr>
+    </w:p>
+    <w:p>
+      <w:pPr>
+        <w:spacing w:before="100" w:beforeAutospacing="1" w:after="100" w:afterAutospacing="1" w:line="240" w:lineRule="auto"/>
+        <w:outlineLvl w:val="0"/>
+        <w:rPr>
+          <w:rFonts w:ascii="Times New Roman" w:eastAsia="Times New Roman" w:hAnsi="Times New Roman" w:cs="Times New Roman"/>
+          <w:b/>
+          <w:bCs/>
+          <w:kern w:val="0"/>
+          <w:sz w:val="48"/>
+          <w:szCs w:val="48"/>
+          <w:lang w:eastAsia="en-GB"/>
+          <w14:ligatures w14:val="none"/>
+        </w:rPr>
+      </w:pPr>
     </w:p>
     <w:p>
       <w:pPr>
@@ -730,28 +1592,19 @@
           <w:lang w:eastAsia="en-GB"/>
           <w14:ligatures w14:val="none"/>
         </w:rPr>
-        <w:t xml:space="preserve">The complete solution was developed using Python, Pandas, SQLite, and </w:t>
-      </w:r>
-      <w:proofErr w:type="spellStart"/>
-      <w:r>
-        <w:rPr>
-          <w:rFonts w:ascii="Times New Roman" w:eastAsia="Times New Roman" w:hAnsi="Times New Roman" w:cs="Times New Roman"/>
-          <w:kern w:val="0"/>
-          <w:lang w:eastAsia="en-GB"/>
-          <w14:ligatures w14:val="none"/>
-        </w:rPr>
-        <w:t>Streamlit</w:t>
-      </w:r>
-      <w:proofErr w:type="spellEnd"/>
-      <w:r>
-        <w:rPr>
-          <w:rFonts w:ascii="Times New Roman" w:eastAsia="Times New Roman" w:hAnsi="Times New Roman" w:cs="Times New Roman"/>
-          <w:kern w:val="0"/>
-          <w:lang w:eastAsia="en-GB"/>
-          <w14:ligatures w14:val="none"/>
-        </w:rPr>
-        <w:t>.</w:t>
-      </w:r>
+        <w:t>The complete solution was developed using Python, Pandas, SQLite, and Streamlit.</w:t>
+      </w:r>
+    </w:p>
+    <w:p>
+      <w:pPr>
+        <w:spacing w:before="100" w:beforeAutospacing="1" w:after="100" w:afterAutospacing="1" w:line="240" w:lineRule="auto"/>
+        <w:rPr>
+          <w:rFonts w:ascii="Times New Roman" w:eastAsia="Times New Roman" w:hAnsi="Times New Roman" w:cs="Times New Roman"/>
+          <w:kern w:val="0"/>
+          <w:lang w:eastAsia="en-GB"/>
+          <w14:ligatures w14:val="none"/>
+        </w:rPr>
+      </w:pPr>
     </w:p>
     <w:p>
       <w:pPr>
@@ -768,7 +1621,11 @@
           <w14:ligatures w14:val="none"/>
         </w:rPr>
       </w:pPr>
-      <w:r>
+    </w:p>
+    <w:p>
+      <w:pPr>
+        <w:spacing w:before="100" w:beforeAutospacing="1" w:after="100" w:afterAutospacing="1" w:line="240" w:lineRule="auto"/>
+        <w:outlineLvl w:val="0"/>
         <w:rPr>
           <w:rFonts w:ascii="Times New Roman" w:eastAsia="Times New Roman" w:hAnsi="Times New Roman" w:cs="Times New Roman"/>
           <w:b/>
@@ -779,6 +1636,131 @@
           <w:lang w:eastAsia="en-GB"/>
           <w14:ligatures w14:val="none"/>
         </w:rPr>
+      </w:pPr>
+    </w:p>
+    <w:p>
+      <w:pPr>
+        <w:spacing w:before="100" w:beforeAutospacing="1" w:after="100" w:afterAutospacing="1" w:line="240" w:lineRule="auto"/>
+        <w:outlineLvl w:val="0"/>
+        <w:rPr>
+          <w:rFonts w:ascii="Times New Roman" w:eastAsia="Times New Roman" w:hAnsi="Times New Roman" w:cs="Times New Roman"/>
+          <w:b/>
+          <w:bCs/>
+          <w:kern w:val="36"/>
+          <w:sz w:val="48"/>
+          <w:szCs w:val="48"/>
+          <w:lang w:eastAsia="en-GB"/>
+          <w14:ligatures w14:val="none"/>
+        </w:rPr>
+      </w:pPr>
+    </w:p>
+    <w:p>
+      <w:pPr>
+        <w:spacing w:before="100" w:beforeAutospacing="1" w:after="100" w:afterAutospacing="1" w:line="240" w:lineRule="auto"/>
+        <w:outlineLvl w:val="0"/>
+        <w:rPr>
+          <w:rFonts w:ascii="Times New Roman" w:eastAsia="Times New Roman" w:hAnsi="Times New Roman" w:cs="Times New Roman"/>
+          <w:b/>
+          <w:bCs/>
+          <w:kern w:val="36"/>
+          <w:sz w:val="48"/>
+          <w:szCs w:val="48"/>
+          <w:lang w:eastAsia="en-GB"/>
+          <w14:ligatures w14:val="none"/>
+        </w:rPr>
+      </w:pPr>
+    </w:p>
+    <w:p>
+      <w:pPr>
+        <w:spacing w:before="100" w:beforeAutospacing="1" w:after="100" w:afterAutospacing="1" w:line="240" w:lineRule="auto"/>
+        <w:outlineLvl w:val="0"/>
+        <w:rPr>
+          <w:rFonts w:ascii="Times New Roman" w:eastAsia="Times New Roman" w:hAnsi="Times New Roman" w:cs="Times New Roman"/>
+          <w:b/>
+          <w:bCs/>
+          <w:kern w:val="36"/>
+          <w:sz w:val="48"/>
+          <w:szCs w:val="48"/>
+          <w:lang w:eastAsia="en-GB"/>
+          <w14:ligatures w14:val="none"/>
+        </w:rPr>
+      </w:pPr>
+    </w:p>
+    <w:p>
+      <w:pPr>
+        <w:spacing w:before="100" w:beforeAutospacing="1" w:after="100" w:afterAutospacing="1" w:line="240" w:lineRule="auto"/>
+        <w:outlineLvl w:val="0"/>
+        <w:rPr>
+          <w:rFonts w:ascii="Times New Roman" w:eastAsia="Times New Roman" w:hAnsi="Times New Roman" w:cs="Times New Roman"/>
+          <w:b/>
+          <w:bCs/>
+          <w:kern w:val="36"/>
+          <w:sz w:val="48"/>
+          <w:szCs w:val="48"/>
+          <w:lang w:eastAsia="en-GB"/>
+          <w14:ligatures w14:val="none"/>
+        </w:rPr>
+      </w:pPr>
+    </w:p>
+    <w:p>
+      <w:pPr>
+        <w:spacing w:before="100" w:beforeAutospacing="1" w:after="100" w:afterAutospacing="1" w:line="240" w:lineRule="auto"/>
+        <w:outlineLvl w:val="0"/>
+        <w:rPr>
+          <w:rFonts w:ascii="Times New Roman" w:eastAsia="Times New Roman" w:hAnsi="Times New Roman" w:cs="Times New Roman"/>
+          <w:b/>
+          <w:bCs/>
+          <w:kern w:val="36"/>
+          <w:sz w:val="48"/>
+          <w:szCs w:val="48"/>
+          <w:lang w:eastAsia="en-GB"/>
+          <w14:ligatures w14:val="none"/>
+        </w:rPr>
+      </w:pPr>
+    </w:p>
+    <w:p>
+      <w:pPr>
+        <w:spacing w:before="100" w:beforeAutospacing="1" w:after="100" w:afterAutospacing="1" w:line="240" w:lineRule="auto"/>
+        <w:outlineLvl w:val="0"/>
+        <w:rPr>
+          <w:rFonts w:ascii="Times New Roman" w:eastAsia="Times New Roman" w:hAnsi="Times New Roman" w:cs="Times New Roman"/>
+          <w:b/>
+          <w:bCs/>
+          <w:kern w:val="36"/>
+          <w:sz w:val="48"/>
+          <w:szCs w:val="48"/>
+          <w:lang w:eastAsia="en-GB"/>
+          <w14:ligatures w14:val="none"/>
+        </w:rPr>
+      </w:pPr>
+    </w:p>
+    <w:p>
+      <w:pPr>
+        <w:spacing w:before="100" w:beforeAutospacing="1" w:after="100" w:afterAutospacing="1" w:line="240" w:lineRule="auto"/>
+        <w:outlineLvl w:val="0"/>
+        <w:rPr>
+          <w:rFonts w:ascii="Times New Roman" w:eastAsia="Times New Roman" w:hAnsi="Times New Roman" w:cs="Times New Roman"/>
+          <w:b/>
+          <w:bCs/>
+          <w:kern w:val="36"/>
+          <w:sz w:val="48"/>
+          <w:szCs w:val="48"/>
+          <w:lang w:eastAsia="en-GB"/>
+          <w14:ligatures w14:val="none"/>
+        </w:rPr>
+      </w:pPr>
+      <w:r>
+        <w:rPr>
+          <w:rFonts w:ascii="Times New Roman" w:eastAsia="Times New Roman" w:hAnsi="Times New Roman" w:cs="Times New Roman"/>
+          <w:b/>
+          <w:bCs/>
+          <w:kern w:val="36"/>
+          <w:sz w:val="48"/>
+          <w:szCs w:val="48"/>
+          <w:lang w:eastAsia="en-GB"/>
+          <w14:ligatures w14:val="none"/>
+        </w:rPr>
+        <w:lastRenderedPageBreak/>
         <w:t>2. Project Architecture</w:t>
       </w:r>
     </w:p>
@@ -932,130 +1914,72 @@
       <w:r>
         <w:rPr>
           <w:rFonts w:ascii="Times New Roman" w:eastAsia="Times New Roman" w:hAnsi="Times New Roman" w:cs="Times New Roman"/>
-          <w:kern w:val="0"/>
-          <w:lang w:eastAsia="en-GB"/>
-          <w14:ligatures w14:val="none"/>
-        </w:rPr>
-        <w:t>Synthetic Dataset</w:t>
-      </w:r>
-      <w:r>
-        <w:rPr>
-          <w:rFonts w:ascii="Times New Roman" w:eastAsia="Times New Roman" w:hAnsi="Times New Roman" w:cs="Times New Roman"/>
-          <w:kern w:val="0"/>
-          <w:lang w:eastAsia="en-GB"/>
-          <w14:ligatures w14:val="none"/>
-        </w:rPr>
-        <w:br/>
-        <w:t>↓</w:t>
-      </w:r>
-      <w:r>
-        <w:rPr>
-          <w:rFonts w:ascii="Times New Roman" w:eastAsia="Times New Roman" w:hAnsi="Times New Roman" w:cs="Times New Roman"/>
-          <w:kern w:val="0"/>
-          <w:lang w:eastAsia="en-GB"/>
-          <w14:ligatures w14:val="none"/>
-        </w:rPr>
-        <w:br/>
-        <w:t>ETL Pipeline</w:t>
-      </w:r>
-      <w:r>
-        <w:rPr>
-          <w:rFonts w:ascii="Times New Roman" w:eastAsia="Times New Roman" w:hAnsi="Times New Roman" w:cs="Times New Roman"/>
-          <w:kern w:val="0"/>
-          <w:lang w:eastAsia="en-GB"/>
-          <w14:ligatures w14:val="none"/>
-        </w:rPr>
-        <w:br/>
-        <w:t>↓</w:t>
-      </w:r>
-      <w:r>
-        <w:rPr>
-          <w:rFonts w:ascii="Times New Roman" w:eastAsia="Times New Roman" w:hAnsi="Times New Roman" w:cs="Times New Roman"/>
-          <w:kern w:val="0"/>
-          <w:lang w:eastAsia="en-GB"/>
-          <w14:ligatures w14:val="none"/>
-        </w:rPr>
-        <w:br/>
-        <w:t>Star Schema Database</w:t>
-      </w:r>
-      <w:r>
-        <w:rPr>
-          <w:rFonts w:ascii="Times New Roman" w:eastAsia="Times New Roman" w:hAnsi="Times New Roman" w:cs="Times New Roman"/>
-          <w:kern w:val="0"/>
-          <w:lang w:eastAsia="en-GB"/>
-          <w14:ligatures w14:val="none"/>
-        </w:rPr>
-        <w:br/>
-        <w:t>↓</w:t>
-      </w:r>
-      <w:r>
-        <w:rPr>
-          <w:rFonts w:ascii="Times New Roman" w:eastAsia="Times New Roman" w:hAnsi="Times New Roman" w:cs="Times New Roman"/>
-          <w:kern w:val="0"/>
-          <w:lang w:eastAsia="en-GB"/>
-          <w14:ligatures w14:val="none"/>
-        </w:rPr>
-        <w:br/>
-        <w:t>Data Quality Rules Engine</w:t>
-      </w:r>
-      <w:r>
-        <w:rPr>
-          <w:rFonts w:ascii="Times New Roman" w:eastAsia="Times New Roman" w:hAnsi="Times New Roman" w:cs="Times New Roman"/>
-          <w:kern w:val="0"/>
-          <w:lang w:eastAsia="en-GB"/>
-          <w14:ligatures w14:val="none"/>
-        </w:rPr>
-        <w:br/>
-        <w:t>↓</w:t>
-      </w:r>
-      <w:r>
-        <w:rPr>
-          <w:rFonts w:ascii="Times New Roman" w:eastAsia="Times New Roman" w:hAnsi="Times New Roman" w:cs="Times New Roman"/>
-          <w:kern w:val="0"/>
-          <w:lang w:eastAsia="en-GB"/>
-          <w14:ligatures w14:val="none"/>
-        </w:rPr>
-        <w:br/>
-        <w:t>Quality Scores &amp; Failed Records</w:t>
-      </w:r>
-      <w:r>
-        <w:rPr>
-          <w:rFonts w:ascii="Times New Roman" w:eastAsia="Times New Roman" w:hAnsi="Times New Roman" w:cs="Times New Roman"/>
-          <w:kern w:val="0"/>
-          <w:lang w:eastAsia="en-GB"/>
-          <w14:ligatures w14:val="none"/>
-        </w:rPr>
-        <w:br/>
-        <w:t>↓</w:t>
-      </w:r>
-      <w:r>
-        <w:rPr>
-          <w:rFonts w:ascii="Times New Roman" w:eastAsia="Times New Roman" w:hAnsi="Times New Roman" w:cs="Times New Roman"/>
-          <w:kern w:val="0"/>
-          <w:lang w:eastAsia="en-GB"/>
-          <w14:ligatures w14:val="none"/>
-        </w:rPr>
-        <w:br/>
-      </w:r>
-      <w:proofErr w:type="spellStart"/>
-      <w:r>
-        <w:rPr>
-          <w:rFonts w:ascii="Times New Roman" w:eastAsia="Times New Roman" w:hAnsi="Times New Roman" w:cs="Times New Roman"/>
-          <w:kern w:val="0"/>
-          <w:lang w:eastAsia="en-GB"/>
-          <w14:ligatures w14:val="none"/>
-        </w:rPr>
-        <w:t>Streamlit</w:t>
-      </w:r>
-      <w:proofErr w:type="spellEnd"/>
-      <w:r>
-        <w:rPr>
-          <w:rFonts w:ascii="Times New Roman" w:eastAsia="Times New Roman" w:hAnsi="Times New Roman" w:cs="Times New Roman"/>
-          <w:kern w:val="0"/>
-          <w:lang w:eastAsia="en-GB"/>
-          <w14:ligatures w14:val="none"/>
-        </w:rPr>
-        <w:t xml:space="preserve"> Dashboard</w:t>
+          <w:noProof/>
+          <w:kern w:val="0"/>
+          <w:lang w:eastAsia="en-GB"/>
+        </w:rPr>
+        <w:drawing>
+          <wp:inline distT="0" distB="0" distL="0" distR="0" wp14:anchorId="4F294710" wp14:editId="303A3749">
+            <wp:extent cx="774700" cy="3873500"/>
+            <wp:effectExtent l="0" t="0" r="0" b="0"/>
+            <wp:docPr id="69130416" name="Picture 6" descr="A diagram of a data flow&#10;&#10;AI-generated content may be incorrect."/>
+            <wp:cNvGraphicFramePr>
+              <a:graphicFrameLocks xmlns:a="http://schemas.openxmlformats.org/drawingml/2006/main" noChangeAspect="1"/>
+            </wp:cNvGraphicFramePr>
+            <a:graphic xmlns:a="http://schemas.openxmlformats.org/drawingml/2006/main">
+              <a:graphicData uri="http://schemas.openxmlformats.org/drawingml/2006/picture">
+                <pic:pic xmlns:pic="http://schemas.openxmlformats.org/drawingml/2006/picture">
+                  <pic:nvPicPr>
+                    <pic:cNvPr id="69130416" name="Picture 6" descr="A diagram of a data flow&#10;&#10;AI-generated content may be incorrect."/>
+                    <pic:cNvPicPr/>
+                  </pic:nvPicPr>
+                  <pic:blipFill>
+                    <a:blip r:embed="rId7">
+                      <a:extLst>
+                        <a:ext uri="{28A0092B-C50C-407E-A947-70E740481C1C}">
+                          <a14:useLocalDpi xmlns:a14="http://schemas.microsoft.com/office/drawing/2010/main" val="0"/>
+                        </a:ext>
+                      </a:extLst>
+                    </a:blip>
+                    <a:stretch>
+                      <a:fillRect/>
+                    </a:stretch>
+                  </pic:blipFill>
+                  <pic:spPr>
+                    <a:xfrm>
+                      <a:off x="0" y="0"/>
+                      <a:ext cx="774700" cy="3873500"/>
+                    </a:xfrm>
+                    <a:prstGeom prst="rect">
+                      <a:avLst/>
+                    </a:prstGeom>
+                  </pic:spPr>
+                </pic:pic>
+              </a:graphicData>
+            </a:graphic>
+          </wp:inline>
+        </w:drawing>
+      </w:r>
+    </w:p>
+    <w:p>
+      <w:pPr>
+        <w:spacing w:before="100" w:beforeAutospacing="1" w:after="100" w:afterAutospacing="1" w:line="240" w:lineRule="auto"/>
+        <w:jc w:val="center"/>
+        <w:rPr>
+          <w:rFonts w:ascii="Times New Roman" w:eastAsia="Times New Roman" w:hAnsi="Times New Roman" w:cs="Times New Roman"/>
+          <w:kern w:val="0"/>
+          <w:lang w:eastAsia="en-GB"/>
+          <w14:ligatures w14:val="none"/>
+        </w:rPr>
+      </w:pPr>
+      <w:r>
+        <w:rPr>
+          <w:rFonts w:ascii="Times New Roman" w:eastAsia="Times New Roman" w:hAnsi="Times New Roman" w:cs="Times New Roman"/>
+          <w:kern w:val="0"/>
+          <w:lang w:eastAsia="en-GB"/>
+          <w14:ligatures w14:val="none"/>
+        </w:rPr>
+        <w:t>Fig 1: End-to-end project architecture</w:t>
       </w:r>
     </w:p>
     <w:p>
@@ -1129,7 +2053,6 @@
                 <w:lang w:eastAsia="en-GB"/>
                 <w14:ligatures w14:val="none"/>
               </w:rPr>
-              <w:lastRenderedPageBreak/>
               <w:t>Technology</w:t>
             </w:r>
           </w:p>
@@ -1359,6 +2282,7 @@
                 <w:lang w:eastAsia="en-GB"/>
                 <w14:ligatures w14:val="none"/>
               </w:rPr>
+              <w:lastRenderedPageBreak/>
               <w:t>SQLite</w:t>
             </w:r>
           </w:p>
@@ -1408,7 +2332,6 @@
                 <w14:ligatures w14:val="none"/>
               </w:rPr>
             </w:pPr>
-            <w:proofErr w:type="spellStart"/>
             <w:r>
               <w:rPr>
                 <w:rFonts w:ascii="Times New Roman" w:eastAsia="Times New Roman" w:hAnsi="Times New Roman" w:cs="Times New Roman"/>
@@ -1418,7 +2341,6 @@
               </w:rPr>
               <w:t>Streamlit</w:t>
             </w:r>
-            <w:proofErr w:type="spellEnd"/>
           </w:p>
         </w:tc>
         <w:tc>
@@ -1466,7 +2388,6 @@
                 <w14:ligatures w14:val="none"/>
               </w:rPr>
             </w:pPr>
-            <w:proofErr w:type="spellStart"/>
             <w:r>
               <w:rPr>
                 <w:rFonts w:ascii="Times New Roman" w:eastAsia="Times New Roman" w:hAnsi="Times New Roman" w:cs="Times New Roman"/>
@@ -1476,7 +2397,6 @@
               </w:rPr>
               <w:t>Plotly</w:t>
             </w:r>
-            <w:proofErr w:type="spellEnd"/>
           </w:p>
         </w:tc>
         <w:tc>
@@ -1578,7 +2498,660 @@
         <w:spacing w:after="0" w:line="240" w:lineRule="auto"/>
         <w:rPr>
           <w:rFonts w:ascii="Times New Roman" w:eastAsia="Times New Roman" w:hAnsi="Times New Roman" w:cs="Times New Roman"/>
-          <w:kern w:val="0"/>
+          <w:b/>
+          <w:bCs/>
+          <w:kern w:val="0"/>
+          <w:sz w:val="27"/>
+          <w:szCs w:val="27"/>
+          <w:lang w:eastAsia="en-GB"/>
+          <w14:ligatures w14:val="none"/>
+        </w:rPr>
+      </w:pPr>
+    </w:p>
+    <w:p>
+      <w:pPr>
+        <w:spacing w:after="0" w:line="240" w:lineRule="auto"/>
+        <w:rPr>
+          <w:rFonts w:ascii="Times New Roman" w:eastAsia="Times New Roman" w:hAnsi="Times New Roman" w:cs="Times New Roman"/>
+          <w:b/>
+          <w:bCs/>
+          <w:kern w:val="0"/>
+          <w:sz w:val="27"/>
+          <w:szCs w:val="27"/>
+          <w:lang w:eastAsia="en-GB"/>
+          <w14:ligatures w14:val="none"/>
+        </w:rPr>
+      </w:pPr>
+    </w:p>
+    <w:p>
+      <w:pPr>
+        <w:spacing w:after="0" w:line="240" w:lineRule="auto"/>
+        <w:rPr>
+          <w:rFonts w:ascii="Times New Roman" w:eastAsia="Times New Roman" w:hAnsi="Times New Roman" w:cs="Times New Roman"/>
+          <w:b/>
+          <w:bCs/>
+          <w:kern w:val="0"/>
+          <w:sz w:val="27"/>
+          <w:szCs w:val="27"/>
+          <w:lang w:eastAsia="en-GB"/>
+          <w14:ligatures w14:val="none"/>
+        </w:rPr>
+      </w:pPr>
+    </w:p>
+    <w:p>
+      <w:pPr>
+        <w:spacing w:after="0" w:line="240" w:lineRule="auto"/>
+        <w:rPr>
+          <w:rFonts w:ascii="Times New Roman" w:eastAsia="Times New Roman" w:hAnsi="Times New Roman" w:cs="Times New Roman"/>
+          <w:b/>
+          <w:bCs/>
+          <w:kern w:val="0"/>
+          <w:sz w:val="27"/>
+          <w:szCs w:val="27"/>
+          <w:lang w:eastAsia="en-GB"/>
+          <w14:ligatures w14:val="none"/>
+        </w:rPr>
+      </w:pPr>
+    </w:p>
+    <w:p>
+      <w:pPr>
+        <w:spacing w:after="0" w:line="240" w:lineRule="auto"/>
+        <w:rPr>
+          <w:rFonts w:ascii="Times New Roman" w:eastAsia="Times New Roman" w:hAnsi="Times New Roman" w:cs="Times New Roman"/>
+          <w:b/>
+          <w:bCs/>
+          <w:kern w:val="0"/>
+          <w:sz w:val="27"/>
+          <w:szCs w:val="27"/>
+          <w:lang w:eastAsia="en-GB"/>
+          <w14:ligatures w14:val="none"/>
+        </w:rPr>
+      </w:pPr>
+    </w:p>
+    <w:p>
+      <w:pPr>
+        <w:spacing w:after="0" w:line="240" w:lineRule="auto"/>
+        <w:rPr>
+          <w:rFonts w:ascii="Times New Roman" w:eastAsia="Times New Roman" w:hAnsi="Times New Roman" w:cs="Times New Roman"/>
+          <w:b/>
+          <w:bCs/>
+          <w:kern w:val="0"/>
+          <w:sz w:val="27"/>
+          <w:szCs w:val="27"/>
+          <w:lang w:eastAsia="en-GB"/>
+          <w14:ligatures w14:val="none"/>
+        </w:rPr>
+      </w:pPr>
+    </w:p>
+    <w:p>
+      <w:pPr>
+        <w:spacing w:after="0" w:line="240" w:lineRule="auto"/>
+        <w:rPr>
+          <w:rFonts w:ascii="Times New Roman" w:eastAsia="Times New Roman" w:hAnsi="Times New Roman" w:cs="Times New Roman"/>
+          <w:b/>
+          <w:bCs/>
+          <w:kern w:val="0"/>
+          <w:sz w:val="27"/>
+          <w:szCs w:val="27"/>
+          <w:lang w:eastAsia="en-GB"/>
+          <w14:ligatures w14:val="none"/>
+        </w:rPr>
+      </w:pPr>
+      <w:r>
+        <w:rPr>
+          <w:rFonts w:ascii="Times New Roman" w:eastAsia="Times New Roman" w:hAnsi="Times New Roman" w:cs="Times New Roman"/>
+          <w:b/>
+          <w:bCs/>
+          <w:kern w:val="0"/>
+          <w:sz w:val="27"/>
+          <w:szCs w:val="27"/>
+          <w:lang w:eastAsia="en-GB"/>
+          <w14:ligatures w14:val="none"/>
+        </w:rPr>
+        <w:t>Tools Selection Justification</w:t>
+      </w:r>
+    </w:p>
+    <w:p>
+      <w:pPr>
+        <w:spacing w:after="0" w:line="240" w:lineRule="auto"/>
+        <w:rPr>
+          <w:rFonts w:ascii="Times New Roman" w:eastAsia="Times New Roman" w:hAnsi="Times New Roman" w:cs="Times New Roman"/>
+          <w:b/>
+          <w:bCs/>
+          <w:kern w:val="0"/>
+          <w:sz w:val="27"/>
+          <w:szCs w:val="27"/>
+          <w:lang w:eastAsia="en-GB"/>
+          <w14:ligatures w14:val="none"/>
+        </w:rPr>
+      </w:pPr>
+    </w:p>
+    <w:tbl>
+      <w:tblPr>
+        <w:tblStyle w:val="TableGrid"/>
+        <w:tblW w:w="9454" w:type="dxa"/>
+        <w:tblLook w:val="04A0" w:firstRow="1" w:lastRow="0" w:firstColumn="1" w:lastColumn="0" w:noHBand="0" w:noVBand="1"/>
+      </w:tblPr>
+      <w:tblGrid>
+        <w:gridCol w:w="2123"/>
+        <w:gridCol w:w="7331"/>
+      </w:tblGrid>
+      <w:tr>
+        <w:trPr>
+          <w:trHeight w:val="346"/>
+        </w:trPr>
+        <w:tc>
+          <w:tcPr>
+            <w:tcW w:w="0" w:type="auto"/>
+            <w:hideMark/>
+          </w:tcPr>
+          <w:p>
+            <w:pPr>
+              <w:jc w:val="center"/>
+              <w:rPr>
+                <w:rFonts w:ascii="Times New Roman" w:eastAsia="Times New Roman" w:hAnsi="Times New Roman" w:cs="Times New Roman"/>
+                <w:b/>
+                <w:bCs/>
+                <w:kern w:val="0"/>
+                <w:lang w:eastAsia="en-GB"/>
+                <w14:ligatures w14:val="none"/>
+              </w:rPr>
+            </w:pPr>
+            <w:r>
+              <w:rPr>
+                <w:rFonts w:ascii="Times New Roman" w:eastAsia="Times New Roman" w:hAnsi="Times New Roman" w:cs="Times New Roman"/>
+                <w:b/>
+                <w:bCs/>
+                <w:kern w:val="0"/>
+                <w:lang w:eastAsia="en-GB"/>
+                <w14:ligatures w14:val="none"/>
+              </w:rPr>
+              <w:t>Tool</w:t>
+            </w:r>
+          </w:p>
+        </w:tc>
+        <w:tc>
+          <w:tcPr>
+            <w:tcW w:w="0" w:type="auto"/>
+            <w:hideMark/>
+          </w:tcPr>
+          <w:p>
+            <w:pPr>
+              <w:jc w:val="center"/>
+              <w:rPr>
+                <w:rFonts w:ascii="Times New Roman" w:eastAsia="Times New Roman" w:hAnsi="Times New Roman" w:cs="Times New Roman"/>
+                <w:b/>
+                <w:bCs/>
+                <w:kern w:val="0"/>
+                <w:lang w:eastAsia="en-GB"/>
+                <w14:ligatures w14:val="none"/>
+              </w:rPr>
+            </w:pPr>
+            <w:r>
+              <w:rPr>
+                <w:rFonts w:ascii="Times New Roman" w:eastAsia="Times New Roman" w:hAnsi="Times New Roman" w:cs="Times New Roman"/>
+                <w:b/>
+                <w:bCs/>
+                <w:kern w:val="0"/>
+                <w:lang w:eastAsia="en-GB"/>
+                <w14:ligatures w14:val="none"/>
+              </w:rPr>
+              <w:t>Justification</w:t>
+            </w:r>
+          </w:p>
+        </w:tc>
+      </w:tr>
+      <w:tr>
+        <w:trPr>
+          <w:trHeight w:val="645"/>
+        </w:trPr>
+        <w:tc>
+          <w:tcPr>
+            <w:tcW w:w="0" w:type="auto"/>
+            <w:hideMark/>
+          </w:tcPr>
+          <w:p>
+            <w:pPr>
+              <w:rPr>
+                <w:rFonts w:ascii="Times New Roman" w:eastAsia="Times New Roman" w:hAnsi="Times New Roman" w:cs="Times New Roman"/>
+                <w:kern w:val="0"/>
+                <w:lang w:eastAsia="en-GB"/>
+                <w14:ligatures w14:val="none"/>
+              </w:rPr>
+            </w:pPr>
+            <w:r>
+              <w:rPr>
+                <w:rFonts w:ascii="Times New Roman" w:eastAsia="Times New Roman" w:hAnsi="Times New Roman" w:cs="Times New Roman"/>
+                <w:kern w:val="0"/>
+                <w:lang w:eastAsia="en-GB"/>
+                <w14:ligatures w14:val="none"/>
+              </w:rPr>
+              <w:t>Python</w:t>
+            </w:r>
+          </w:p>
+        </w:tc>
+        <w:tc>
+          <w:tcPr>
+            <w:tcW w:w="0" w:type="auto"/>
+            <w:hideMark/>
+          </w:tcPr>
+          <w:p>
+            <w:pPr>
+              <w:rPr>
+                <w:rFonts w:ascii="Times New Roman" w:eastAsia="Times New Roman" w:hAnsi="Times New Roman" w:cs="Times New Roman"/>
+                <w:kern w:val="0"/>
+                <w:lang w:eastAsia="en-GB"/>
+                <w14:ligatures w14:val="none"/>
+              </w:rPr>
+            </w:pPr>
+            <w:r>
+              <w:rPr>
+                <w:rFonts w:ascii="Times New Roman" w:eastAsia="Times New Roman" w:hAnsi="Times New Roman" w:cs="Times New Roman"/>
+                <w:kern w:val="0"/>
+                <w:lang w:eastAsia="en-GB"/>
+                <w14:ligatures w14:val="none"/>
+              </w:rPr>
+              <w:t>Chosen as the primary programming language due to its extensive ecosystem for data engineering, analytics, and dashboard development.</w:t>
+            </w:r>
+          </w:p>
+        </w:tc>
+      </w:tr>
+      <w:tr>
+        <w:trPr>
+          <w:trHeight w:val="669"/>
+        </w:trPr>
+        <w:tc>
+          <w:tcPr>
+            <w:tcW w:w="0" w:type="auto"/>
+            <w:hideMark/>
+          </w:tcPr>
+          <w:p>
+            <w:pPr>
+              <w:rPr>
+                <w:rFonts w:ascii="Times New Roman" w:eastAsia="Times New Roman" w:hAnsi="Times New Roman" w:cs="Times New Roman"/>
+                <w:kern w:val="0"/>
+                <w:lang w:eastAsia="en-GB"/>
+                <w14:ligatures w14:val="none"/>
+              </w:rPr>
+            </w:pPr>
+            <w:r>
+              <w:rPr>
+                <w:rFonts w:ascii="Times New Roman" w:eastAsia="Times New Roman" w:hAnsi="Times New Roman" w:cs="Times New Roman"/>
+                <w:kern w:val="0"/>
+                <w:lang w:eastAsia="en-GB"/>
+                <w14:ligatures w14:val="none"/>
+              </w:rPr>
+              <w:t>Pandas</w:t>
+            </w:r>
+          </w:p>
+        </w:tc>
+        <w:tc>
+          <w:tcPr>
+            <w:tcW w:w="0" w:type="auto"/>
+            <w:hideMark/>
+          </w:tcPr>
+          <w:p>
+            <w:pPr>
+              <w:rPr>
+                <w:rFonts w:ascii="Times New Roman" w:eastAsia="Times New Roman" w:hAnsi="Times New Roman" w:cs="Times New Roman"/>
+                <w:kern w:val="0"/>
+                <w:lang w:eastAsia="en-GB"/>
+                <w14:ligatures w14:val="none"/>
+              </w:rPr>
+            </w:pPr>
+            <w:r>
+              <w:rPr>
+                <w:rFonts w:ascii="Times New Roman" w:eastAsia="Times New Roman" w:hAnsi="Times New Roman" w:cs="Times New Roman"/>
+                <w:kern w:val="0"/>
+                <w:lang w:eastAsia="en-GB"/>
+                <w14:ligatures w14:val="none"/>
+              </w:rPr>
+              <w:t>Provides powerful data manipulation, cleaning, transformation, and ETL capabilities.</w:t>
+            </w:r>
+          </w:p>
+        </w:tc>
+      </w:tr>
+      <w:tr>
+        <w:trPr>
+          <w:trHeight w:val="645"/>
+        </w:trPr>
+        <w:tc>
+          <w:tcPr>
+            <w:tcW w:w="0" w:type="auto"/>
+            <w:hideMark/>
+          </w:tcPr>
+          <w:p>
+            <w:pPr>
+              <w:rPr>
+                <w:rFonts w:ascii="Times New Roman" w:eastAsia="Times New Roman" w:hAnsi="Times New Roman" w:cs="Times New Roman"/>
+                <w:kern w:val="0"/>
+                <w:lang w:eastAsia="en-GB"/>
+                <w14:ligatures w14:val="none"/>
+              </w:rPr>
+            </w:pPr>
+            <w:r>
+              <w:rPr>
+                <w:rFonts w:ascii="Times New Roman" w:eastAsia="Times New Roman" w:hAnsi="Times New Roman" w:cs="Times New Roman"/>
+                <w:kern w:val="0"/>
+                <w:lang w:eastAsia="en-GB"/>
+                <w14:ligatures w14:val="none"/>
+              </w:rPr>
+              <w:t>Faker</w:t>
+            </w:r>
+          </w:p>
+        </w:tc>
+        <w:tc>
+          <w:tcPr>
+            <w:tcW w:w="0" w:type="auto"/>
+            <w:hideMark/>
+          </w:tcPr>
+          <w:p>
+            <w:pPr>
+              <w:rPr>
+                <w:rFonts w:ascii="Times New Roman" w:eastAsia="Times New Roman" w:hAnsi="Times New Roman" w:cs="Times New Roman"/>
+                <w:kern w:val="0"/>
+                <w:lang w:eastAsia="en-GB"/>
+                <w14:ligatures w14:val="none"/>
+              </w:rPr>
+            </w:pPr>
+            <w:r>
+              <w:rPr>
+                <w:rFonts w:ascii="Times New Roman" w:eastAsia="Times New Roman" w:hAnsi="Times New Roman" w:cs="Times New Roman"/>
+                <w:kern w:val="0"/>
+                <w:lang w:eastAsia="en-GB"/>
+                <w14:ligatures w14:val="none"/>
+              </w:rPr>
+              <w:t>Used to generate realistic synthetic laboratory records for testing and simulation purposes.</w:t>
+            </w:r>
+          </w:p>
+        </w:tc>
+      </w:tr>
+      <w:tr>
+        <w:trPr>
+          <w:trHeight w:val="669"/>
+        </w:trPr>
+        <w:tc>
+          <w:tcPr>
+            <w:tcW w:w="0" w:type="auto"/>
+            <w:hideMark/>
+          </w:tcPr>
+          <w:p>
+            <w:pPr>
+              <w:rPr>
+                <w:rFonts w:ascii="Times New Roman" w:eastAsia="Times New Roman" w:hAnsi="Times New Roman" w:cs="Times New Roman"/>
+                <w:kern w:val="0"/>
+                <w:lang w:eastAsia="en-GB"/>
+                <w14:ligatures w14:val="none"/>
+              </w:rPr>
+            </w:pPr>
+            <w:r>
+              <w:rPr>
+                <w:rFonts w:ascii="Times New Roman" w:eastAsia="Times New Roman" w:hAnsi="Times New Roman" w:cs="Times New Roman"/>
+                <w:kern w:val="0"/>
+                <w:lang w:eastAsia="en-GB"/>
+                <w14:ligatures w14:val="none"/>
+              </w:rPr>
+              <w:t>SQLite</w:t>
+            </w:r>
+          </w:p>
+        </w:tc>
+        <w:tc>
+          <w:tcPr>
+            <w:tcW w:w="0" w:type="auto"/>
+            <w:hideMark/>
+          </w:tcPr>
+          <w:p>
+            <w:pPr>
+              <w:rPr>
+                <w:rFonts w:ascii="Times New Roman" w:eastAsia="Times New Roman" w:hAnsi="Times New Roman" w:cs="Times New Roman"/>
+                <w:kern w:val="0"/>
+                <w:lang w:eastAsia="en-GB"/>
+                <w14:ligatures w14:val="none"/>
+              </w:rPr>
+            </w:pPr>
+            <w:r>
+              <w:rPr>
+                <w:rFonts w:ascii="Times New Roman" w:eastAsia="Times New Roman" w:hAnsi="Times New Roman" w:cs="Times New Roman"/>
+                <w:kern w:val="0"/>
+                <w:lang w:eastAsia="en-GB"/>
+                <w14:ligatures w14:val="none"/>
+              </w:rPr>
+              <w:t>Lightweight relational database requiring no server setup and easily integrated with Python for analytical processing.</w:t>
+            </w:r>
+          </w:p>
+        </w:tc>
+      </w:tr>
+      <w:tr>
+        <w:trPr>
+          <w:trHeight w:val="645"/>
+        </w:trPr>
+        <w:tc>
+          <w:tcPr>
+            <w:tcW w:w="0" w:type="auto"/>
+            <w:hideMark/>
+          </w:tcPr>
+          <w:p>
+            <w:pPr>
+              <w:rPr>
+                <w:rFonts w:ascii="Times New Roman" w:eastAsia="Times New Roman" w:hAnsi="Times New Roman" w:cs="Times New Roman"/>
+                <w:kern w:val="0"/>
+                <w:lang w:eastAsia="en-GB"/>
+                <w14:ligatures w14:val="none"/>
+              </w:rPr>
+            </w:pPr>
+            <w:r>
+              <w:rPr>
+                <w:rFonts w:ascii="Times New Roman" w:eastAsia="Times New Roman" w:hAnsi="Times New Roman" w:cs="Times New Roman"/>
+                <w:kern w:val="0"/>
+                <w:lang w:eastAsia="en-GB"/>
+                <w14:ligatures w14:val="none"/>
+              </w:rPr>
+              <w:t>Streamlit</w:t>
+            </w:r>
+          </w:p>
+        </w:tc>
+        <w:tc>
+          <w:tcPr>
+            <w:tcW w:w="0" w:type="auto"/>
+            <w:hideMark/>
+          </w:tcPr>
+          <w:p>
+            <w:pPr>
+              <w:rPr>
+                <w:rFonts w:ascii="Times New Roman" w:eastAsia="Times New Roman" w:hAnsi="Times New Roman" w:cs="Times New Roman"/>
+                <w:kern w:val="0"/>
+                <w:lang w:eastAsia="en-GB"/>
+                <w14:ligatures w14:val="none"/>
+              </w:rPr>
+            </w:pPr>
+            <w:r>
+              <w:rPr>
+                <w:rFonts w:ascii="Times New Roman" w:eastAsia="Times New Roman" w:hAnsi="Times New Roman" w:cs="Times New Roman"/>
+                <w:kern w:val="0"/>
+                <w:lang w:eastAsia="en-GB"/>
+                <w14:ligatures w14:val="none"/>
+              </w:rPr>
+              <w:t>Enables rapid creation of interactive dashboards without requiring frontend development expertise.</w:t>
+            </w:r>
+          </w:p>
+        </w:tc>
+      </w:tr>
+      <w:tr>
+        <w:trPr>
+          <w:trHeight w:val="669"/>
+        </w:trPr>
+        <w:tc>
+          <w:tcPr>
+            <w:tcW w:w="0" w:type="auto"/>
+            <w:hideMark/>
+          </w:tcPr>
+          <w:p>
+            <w:pPr>
+              <w:rPr>
+                <w:rFonts w:ascii="Times New Roman" w:eastAsia="Times New Roman" w:hAnsi="Times New Roman" w:cs="Times New Roman"/>
+                <w:kern w:val="0"/>
+                <w:lang w:eastAsia="en-GB"/>
+                <w14:ligatures w14:val="none"/>
+              </w:rPr>
+            </w:pPr>
+            <w:r>
+              <w:rPr>
+                <w:rFonts w:ascii="Times New Roman" w:eastAsia="Times New Roman" w:hAnsi="Times New Roman" w:cs="Times New Roman"/>
+                <w:kern w:val="0"/>
+                <w:lang w:eastAsia="en-GB"/>
+                <w14:ligatures w14:val="none"/>
+              </w:rPr>
+              <w:t>Plotly</w:t>
+            </w:r>
+          </w:p>
+        </w:tc>
+        <w:tc>
+          <w:tcPr>
+            <w:tcW w:w="0" w:type="auto"/>
+            <w:hideMark/>
+          </w:tcPr>
+          <w:p>
+            <w:pPr>
+              <w:rPr>
+                <w:rFonts w:ascii="Times New Roman" w:eastAsia="Times New Roman" w:hAnsi="Times New Roman" w:cs="Times New Roman"/>
+                <w:kern w:val="0"/>
+                <w:lang w:eastAsia="en-GB"/>
+                <w14:ligatures w14:val="none"/>
+              </w:rPr>
+            </w:pPr>
+            <w:r>
+              <w:rPr>
+                <w:rFonts w:ascii="Times New Roman" w:eastAsia="Times New Roman" w:hAnsi="Times New Roman" w:cs="Times New Roman"/>
+                <w:kern w:val="0"/>
+                <w:lang w:eastAsia="en-GB"/>
+                <w14:ligatures w14:val="none"/>
+              </w:rPr>
+              <w:t>Provides interactive charts and visual analytics suitable for exploratory data analysis and monitoring dashboards.</w:t>
+            </w:r>
+          </w:p>
+        </w:tc>
+      </w:tr>
+      <w:tr>
+        <w:trPr>
+          <w:trHeight w:val="645"/>
+        </w:trPr>
+        <w:tc>
+          <w:tcPr>
+            <w:tcW w:w="0" w:type="auto"/>
+            <w:hideMark/>
+          </w:tcPr>
+          <w:p>
+            <w:pPr>
+              <w:rPr>
+                <w:rFonts w:ascii="Times New Roman" w:eastAsia="Times New Roman" w:hAnsi="Times New Roman" w:cs="Times New Roman"/>
+                <w:kern w:val="0"/>
+                <w:lang w:eastAsia="en-GB"/>
+                <w14:ligatures w14:val="none"/>
+              </w:rPr>
+            </w:pPr>
+            <w:r>
+              <w:rPr>
+                <w:rFonts w:ascii="Times New Roman" w:eastAsia="Times New Roman" w:hAnsi="Times New Roman" w:cs="Times New Roman"/>
+                <w:kern w:val="0"/>
+                <w:lang w:eastAsia="en-GB"/>
+                <w14:ligatures w14:val="none"/>
+              </w:rPr>
+              <w:t>GitHub</w:t>
+            </w:r>
+          </w:p>
+        </w:tc>
+        <w:tc>
+          <w:tcPr>
+            <w:tcW w:w="0" w:type="auto"/>
+            <w:hideMark/>
+          </w:tcPr>
+          <w:p>
+            <w:pPr>
+              <w:rPr>
+                <w:rFonts w:ascii="Times New Roman" w:eastAsia="Times New Roman" w:hAnsi="Times New Roman" w:cs="Times New Roman"/>
+                <w:kern w:val="0"/>
+                <w:lang w:eastAsia="en-GB"/>
+                <w14:ligatures w14:val="none"/>
+              </w:rPr>
+            </w:pPr>
+            <w:r>
+              <w:rPr>
+                <w:rFonts w:ascii="Times New Roman" w:eastAsia="Times New Roman" w:hAnsi="Times New Roman" w:cs="Times New Roman"/>
+                <w:kern w:val="0"/>
+                <w:lang w:eastAsia="en-GB"/>
+                <w14:ligatures w14:val="none"/>
+              </w:rPr>
+              <w:t>Used for source code version control, project collaboration, and repository hosting.</w:t>
+            </w:r>
+          </w:p>
+        </w:tc>
+      </w:tr>
+      <w:tr>
+        <w:trPr>
+          <w:trHeight w:val="669"/>
+        </w:trPr>
+        <w:tc>
+          <w:tcPr>
+            <w:tcW w:w="0" w:type="auto"/>
+            <w:hideMark/>
+          </w:tcPr>
+          <w:p>
+            <w:pPr>
+              <w:rPr>
+                <w:rFonts w:ascii="Times New Roman" w:eastAsia="Times New Roman" w:hAnsi="Times New Roman" w:cs="Times New Roman"/>
+                <w:kern w:val="0"/>
+                <w:lang w:eastAsia="en-GB"/>
+                <w14:ligatures w14:val="none"/>
+              </w:rPr>
+            </w:pPr>
+            <w:r>
+              <w:rPr>
+                <w:rFonts w:ascii="Times New Roman" w:eastAsia="Times New Roman" w:hAnsi="Times New Roman" w:cs="Times New Roman"/>
+                <w:kern w:val="0"/>
+                <w:lang w:eastAsia="en-GB"/>
+                <w14:ligatures w14:val="none"/>
+              </w:rPr>
+              <w:t>Streamlit Community Cloud</w:t>
+            </w:r>
+          </w:p>
+        </w:tc>
+        <w:tc>
+          <w:tcPr>
+            <w:tcW w:w="0" w:type="auto"/>
+            <w:hideMark/>
+          </w:tcPr>
+          <w:p>
+            <w:pPr>
+              <w:rPr>
+                <w:rFonts w:ascii="Times New Roman" w:eastAsia="Times New Roman" w:hAnsi="Times New Roman" w:cs="Times New Roman"/>
+                <w:kern w:val="0"/>
+                <w:lang w:eastAsia="en-GB"/>
+                <w14:ligatures w14:val="none"/>
+              </w:rPr>
+            </w:pPr>
+            <w:r>
+              <w:rPr>
+                <w:rFonts w:ascii="Times New Roman" w:eastAsia="Times New Roman" w:hAnsi="Times New Roman" w:cs="Times New Roman"/>
+                <w:kern w:val="0"/>
+                <w:lang w:eastAsia="en-GB"/>
+                <w14:ligatures w14:val="none"/>
+              </w:rPr>
+              <w:t>Provides a simple and free deployment platform for sharing the dashboard online.</w:t>
+            </w:r>
+          </w:p>
+        </w:tc>
+      </w:tr>
+    </w:tbl>
+    <w:p>
+      <w:pPr>
+        <w:spacing w:after="0" w:line="240" w:lineRule="auto"/>
+        <w:rPr>
+          <w:rFonts w:ascii="Times New Roman" w:eastAsia="Times New Roman" w:hAnsi="Times New Roman" w:cs="Times New Roman"/>
+          <w:b/>
+          <w:bCs/>
+          <w:kern w:val="0"/>
+          <w:sz w:val="27"/>
+          <w:szCs w:val="27"/>
           <w:lang w:eastAsia="en-GB"/>
           <w14:ligatures w14:val="none"/>
         </w:rPr>
@@ -1593,75 +3166,6 @@
           <w:b/>
           <w:bCs/>
           <w:kern w:val="36"/>
-          <w:sz w:val="48"/>
-          <w:szCs w:val="48"/>
-          <w:lang w:eastAsia="en-GB"/>
-          <w14:ligatures w14:val="none"/>
-        </w:rPr>
-      </w:pPr>
-      <w:r>
-        <w:rPr>
-          <w:rFonts w:ascii="Times New Roman" w:eastAsia="Times New Roman" w:hAnsi="Times New Roman" w:cs="Times New Roman"/>
-          <w:b/>
-          <w:bCs/>
-          <w:kern w:val="36"/>
-          <w:sz w:val="48"/>
-          <w:szCs w:val="48"/>
-          <w:lang w:eastAsia="en-GB"/>
-          <w14:ligatures w14:val="none"/>
-        </w:rPr>
-        <w:t>3. Task 1 – Synthetic Dataset Generation</w:t>
-      </w:r>
-    </w:p>
-    <w:p>
-      <w:pPr>
-        <w:spacing w:before="100" w:beforeAutospacing="1" w:after="100" w:afterAutospacing="1" w:line="240" w:lineRule="auto"/>
-        <w:rPr>
-          <w:rFonts w:ascii="Times New Roman" w:eastAsia="Times New Roman" w:hAnsi="Times New Roman" w:cs="Times New Roman"/>
-          <w:kern w:val="0"/>
-          <w:lang w:eastAsia="en-GB"/>
-          <w14:ligatures w14:val="none"/>
-        </w:rPr>
-      </w:pPr>
-      <w:r>
-        <w:rPr>
-          <w:rFonts w:ascii="Times New Roman" w:eastAsia="Times New Roman" w:hAnsi="Times New Roman" w:cs="Times New Roman"/>
-          <w:kern w:val="0"/>
-          <w:lang w:eastAsia="en-GB"/>
-          <w14:ligatures w14:val="none"/>
-        </w:rPr>
-        <w:t>A synthetic pharmaceutical laboratory dataset consisting of approximately 500,000 records was generated.</w:t>
-      </w:r>
-    </w:p>
-    <w:p>
-      <w:pPr>
-        <w:spacing w:before="100" w:beforeAutospacing="1" w:after="100" w:afterAutospacing="1" w:line="240" w:lineRule="auto"/>
-        <w:rPr>
-          <w:rFonts w:ascii="Times New Roman" w:eastAsia="Times New Roman" w:hAnsi="Times New Roman" w:cs="Times New Roman"/>
-          <w:kern w:val="0"/>
-          <w:lang w:eastAsia="en-GB"/>
-          <w14:ligatures w14:val="none"/>
-        </w:rPr>
-      </w:pPr>
-      <w:r>
-        <w:rPr>
-          <w:rFonts w:ascii="Times New Roman" w:eastAsia="Times New Roman" w:hAnsi="Times New Roman" w:cs="Times New Roman"/>
-          <w:kern w:val="0"/>
-          <w:lang w:eastAsia="en-GB"/>
-          <w14:ligatures w14:val="none"/>
-        </w:rPr>
-        <w:t>Each record represents a laboratory measurement collected during an experiment.</w:t>
-      </w:r>
-    </w:p>
-    <w:p>
-      <w:pPr>
-        <w:spacing w:before="100" w:beforeAutospacing="1" w:after="100" w:afterAutospacing="1" w:line="240" w:lineRule="auto"/>
-        <w:outlineLvl w:val="2"/>
-        <w:rPr>
-          <w:rFonts w:ascii="Times New Roman" w:eastAsia="Times New Roman" w:hAnsi="Times New Roman" w:cs="Times New Roman"/>
-          <w:b/>
-          <w:bCs/>
-          <w:kern w:val="0"/>
           <w:sz w:val="27"/>
           <w:szCs w:val="27"/>
           <w:lang w:eastAsia="en-GB"/>
@@ -1673,280 +3177,25 @@
           <w:rFonts w:ascii="Times New Roman" w:eastAsia="Times New Roman" w:hAnsi="Times New Roman" w:cs="Times New Roman"/>
           <w:b/>
           <w:bCs/>
-          <w:kern w:val="0"/>
+          <w:kern w:val="36"/>
           <w:sz w:val="27"/>
           <w:szCs w:val="27"/>
           <w:lang w:eastAsia="en-GB"/>
           <w14:ligatures w14:val="none"/>
         </w:rPr>
-        <w:t>Dataset Fields</w:t>
-      </w:r>
-    </w:p>
-    <w:p>
-      <w:pPr>
-        <w:numPr>
-          <w:ilvl w:val="0"/>
-          <w:numId w:val="3"/>
-        </w:numPr>
+        <w:t>Repository Structure</w:t>
+      </w:r>
+    </w:p>
+    <w:p>
+      <w:pPr>
         <w:spacing w:before="100" w:beforeAutospacing="1" w:after="100" w:afterAutospacing="1" w:line="240" w:lineRule="auto"/>
-        <w:rPr>
-          <w:rFonts w:ascii="Times New Roman" w:eastAsia="Times New Roman" w:hAnsi="Times New Roman" w:cs="Times New Roman"/>
-          <w:kern w:val="0"/>
-          <w:lang w:eastAsia="en-GB"/>
-          <w14:ligatures w14:val="none"/>
-        </w:rPr>
-      </w:pPr>
-      <w:proofErr w:type="spellStart"/>
-      <w:r>
-        <w:rPr>
-          <w:rFonts w:ascii="Times New Roman" w:eastAsia="Times New Roman" w:hAnsi="Times New Roman" w:cs="Times New Roman"/>
-          <w:kern w:val="0"/>
-          <w:lang w:eastAsia="en-GB"/>
-          <w14:ligatures w14:val="none"/>
-        </w:rPr>
-        <w:t>sample_id</w:t>
-      </w:r>
-      <w:proofErr w:type="spellEnd"/>
-    </w:p>
-    <w:p>
-      <w:pPr>
-        <w:numPr>
-          <w:ilvl w:val="0"/>
-          <w:numId w:val="3"/>
-        </w:numPr>
-        <w:spacing w:before="100" w:beforeAutospacing="1" w:after="100" w:afterAutospacing="1" w:line="240" w:lineRule="auto"/>
-        <w:rPr>
-          <w:rFonts w:ascii="Times New Roman" w:eastAsia="Times New Roman" w:hAnsi="Times New Roman" w:cs="Times New Roman"/>
-          <w:kern w:val="0"/>
-          <w:lang w:eastAsia="en-GB"/>
-          <w14:ligatures w14:val="none"/>
-        </w:rPr>
-      </w:pPr>
-      <w:proofErr w:type="spellStart"/>
-      <w:r>
-        <w:rPr>
-          <w:rFonts w:ascii="Times New Roman" w:eastAsia="Times New Roman" w:hAnsi="Times New Roman" w:cs="Times New Roman"/>
-          <w:kern w:val="0"/>
-          <w:lang w:eastAsia="en-GB"/>
-          <w14:ligatures w14:val="none"/>
-        </w:rPr>
-        <w:t>lab_name</w:t>
-      </w:r>
-      <w:proofErr w:type="spellEnd"/>
-    </w:p>
-    <w:p>
-      <w:pPr>
-        <w:numPr>
-          <w:ilvl w:val="0"/>
-          <w:numId w:val="3"/>
-        </w:numPr>
-        <w:spacing w:before="100" w:beforeAutospacing="1" w:after="100" w:afterAutospacing="1" w:line="240" w:lineRule="auto"/>
-        <w:rPr>
-          <w:rFonts w:ascii="Times New Roman" w:eastAsia="Times New Roman" w:hAnsi="Times New Roman" w:cs="Times New Roman"/>
-          <w:kern w:val="0"/>
-          <w:lang w:eastAsia="en-GB"/>
-          <w14:ligatures w14:val="none"/>
-        </w:rPr>
-      </w:pPr>
-      <w:proofErr w:type="spellStart"/>
-      <w:r>
-        <w:rPr>
-          <w:rFonts w:ascii="Times New Roman" w:eastAsia="Times New Roman" w:hAnsi="Times New Roman" w:cs="Times New Roman"/>
-          <w:kern w:val="0"/>
-          <w:lang w:eastAsia="en-GB"/>
-          <w14:ligatures w14:val="none"/>
-        </w:rPr>
-        <w:t>instrument_name</w:t>
-      </w:r>
-      <w:proofErr w:type="spellEnd"/>
-    </w:p>
-    <w:p>
-      <w:pPr>
-        <w:numPr>
-          <w:ilvl w:val="0"/>
-          <w:numId w:val="3"/>
-        </w:numPr>
-        <w:spacing w:before="100" w:beforeAutospacing="1" w:after="100" w:afterAutospacing="1" w:line="240" w:lineRule="auto"/>
-        <w:rPr>
-          <w:rFonts w:ascii="Times New Roman" w:eastAsia="Times New Roman" w:hAnsi="Times New Roman" w:cs="Times New Roman"/>
-          <w:kern w:val="0"/>
-          <w:lang w:eastAsia="en-GB"/>
-          <w14:ligatures w14:val="none"/>
-        </w:rPr>
-      </w:pPr>
-      <w:proofErr w:type="spellStart"/>
-      <w:r>
-        <w:rPr>
-          <w:rFonts w:ascii="Times New Roman" w:eastAsia="Times New Roman" w:hAnsi="Times New Roman" w:cs="Times New Roman"/>
-          <w:kern w:val="0"/>
-          <w:lang w:eastAsia="en-GB"/>
-          <w14:ligatures w14:val="none"/>
-        </w:rPr>
-        <w:t>operator_name</w:t>
-      </w:r>
-      <w:proofErr w:type="spellEnd"/>
-    </w:p>
-    <w:p>
-      <w:pPr>
-        <w:numPr>
-          <w:ilvl w:val="0"/>
-          <w:numId w:val="3"/>
-        </w:numPr>
-        <w:spacing w:before="100" w:beforeAutospacing="1" w:after="100" w:afterAutospacing="1" w:line="240" w:lineRule="auto"/>
-        <w:rPr>
-          <w:rFonts w:ascii="Times New Roman" w:eastAsia="Times New Roman" w:hAnsi="Times New Roman" w:cs="Times New Roman"/>
-          <w:kern w:val="0"/>
-          <w:lang w:eastAsia="en-GB"/>
-          <w14:ligatures w14:val="none"/>
-        </w:rPr>
-      </w:pPr>
-      <w:proofErr w:type="spellStart"/>
-      <w:r>
-        <w:rPr>
-          <w:rFonts w:ascii="Times New Roman" w:eastAsia="Times New Roman" w:hAnsi="Times New Roman" w:cs="Times New Roman"/>
-          <w:kern w:val="0"/>
-          <w:lang w:eastAsia="en-GB"/>
-          <w14:ligatures w14:val="none"/>
-        </w:rPr>
-        <w:t>experiment_date</w:t>
-      </w:r>
-      <w:proofErr w:type="spellEnd"/>
-    </w:p>
-    <w:p>
-      <w:pPr>
-        <w:numPr>
-          <w:ilvl w:val="0"/>
-          <w:numId w:val="3"/>
-        </w:numPr>
-        <w:spacing w:before="100" w:beforeAutospacing="1" w:after="100" w:afterAutospacing="1" w:line="240" w:lineRule="auto"/>
-        <w:rPr>
-          <w:rFonts w:ascii="Times New Roman" w:eastAsia="Times New Roman" w:hAnsi="Times New Roman" w:cs="Times New Roman"/>
-          <w:kern w:val="0"/>
-          <w:lang w:eastAsia="en-GB"/>
-          <w14:ligatures w14:val="none"/>
-        </w:rPr>
-      </w:pPr>
-      <w:proofErr w:type="spellStart"/>
-      <w:r>
-        <w:rPr>
-          <w:rFonts w:ascii="Times New Roman" w:eastAsia="Times New Roman" w:hAnsi="Times New Roman" w:cs="Times New Roman"/>
-          <w:kern w:val="0"/>
-          <w:lang w:eastAsia="en-GB"/>
-          <w14:ligatures w14:val="none"/>
-        </w:rPr>
-        <w:t>recorded_at</w:t>
-      </w:r>
-      <w:proofErr w:type="spellEnd"/>
-    </w:p>
-    <w:p>
-      <w:pPr>
-        <w:numPr>
-          <w:ilvl w:val="0"/>
-          <w:numId w:val="3"/>
-        </w:numPr>
-        <w:spacing w:before="100" w:beforeAutospacing="1" w:after="100" w:afterAutospacing="1" w:line="240" w:lineRule="auto"/>
-        <w:rPr>
-          <w:rFonts w:ascii="Times New Roman" w:eastAsia="Times New Roman" w:hAnsi="Times New Roman" w:cs="Times New Roman"/>
-          <w:kern w:val="0"/>
-          <w:lang w:eastAsia="en-GB"/>
-          <w14:ligatures w14:val="none"/>
-        </w:rPr>
-      </w:pPr>
-      <w:proofErr w:type="spellStart"/>
-      <w:r>
-        <w:rPr>
-          <w:rFonts w:ascii="Times New Roman" w:eastAsia="Times New Roman" w:hAnsi="Times New Roman" w:cs="Times New Roman"/>
-          <w:kern w:val="0"/>
-          <w:lang w:eastAsia="en-GB"/>
-          <w14:ligatures w14:val="none"/>
-        </w:rPr>
-        <w:t>analyte_name</w:t>
-      </w:r>
-      <w:proofErr w:type="spellEnd"/>
-    </w:p>
-    <w:p>
-      <w:pPr>
-        <w:numPr>
-          <w:ilvl w:val="0"/>
-          <w:numId w:val="3"/>
-        </w:numPr>
-        <w:spacing w:before="100" w:beforeAutospacing="1" w:after="100" w:afterAutospacing="1" w:line="240" w:lineRule="auto"/>
-        <w:rPr>
-          <w:rFonts w:ascii="Times New Roman" w:eastAsia="Times New Roman" w:hAnsi="Times New Roman" w:cs="Times New Roman"/>
-          <w:kern w:val="0"/>
-          <w:lang w:eastAsia="en-GB"/>
-          <w14:ligatures w14:val="none"/>
-        </w:rPr>
-      </w:pPr>
-      <w:proofErr w:type="spellStart"/>
-      <w:r>
-        <w:rPr>
-          <w:rFonts w:ascii="Times New Roman" w:eastAsia="Times New Roman" w:hAnsi="Times New Roman" w:cs="Times New Roman"/>
-          <w:kern w:val="0"/>
-          <w:lang w:eastAsia="en-GB"/>
-          <w14:ligatures w14:val="none"/>
-        </w:rPr>
-        <w:t>measured_value</w:t>
-      </w:r>
-      <w:proofErr w:type="spellEnd"/>
-    </w:p>
-    <w:p>
-      <w:pPr>
-        <w:numPr>
-          <w:ilvl w:val="0"/>
-          <w:numId w:val="3"/>
-        </w:numPr>
-        <w:spacing w:before="100" w:beforeAutospacing="1" w:after="100" w:afterAutospacing="1" w:line="240" w:lineRule="auto"/>
-        <w:rPr>
-          <w:rFonts w:ascii="Times New Roman" w:eastAsia="Times New Roman" w:hAnsi="Times New Roman" w:cs="Times New Roman"/>
-          <w:kern w:val="0"/>
-          <w:lang w:eastAsia="en-GB"/>
-          <w14:ligatures w14:val="none"/>
-        </w:rPr>
-      </w:pPr>
-      <w:r>
-        <w:rPr>
-          <w:rFonts w:ascii="Times New Roman" w:eastAsia="Times New Roman" w:hAnsi="Times New Roman" w:cs="Times New Roman"/>
-          <w:kern w:val="0"/>
-          <w:lang w:eastAsia="en-GB"/>
-          <w14:ligatures w14:val="none"/>
-        </w:rPr>
-        <w:t>unit</w:t>
-      </w:r>
-    </w:p>
-    <w:p>
-      <w:pPr>
-        <w:numPr>
-          <w:ilvl w:val="0"/>
-          <w:numId w:val="3"/>
-        </w:numPr>
-        <w:spacing w:before="100" w:beforeAutospacing="1" w:after="100" w:afterAutospacing="1" w:line="240" w:lineRule="auto"/>
-        <w:rPr>
-          <w:rFonts w:ascii="Times New Roman" w:eastAsia="Times New Roman" w:hAnsi="Times New Roman" w:cs="Times New Roman"/>
-          <w:kern w:val="0"/>
-          <w:lang w:eastAsia="en-GB"/>
-          <w14:ligatures w14:val="none"/>
-        </w:rPr>
-      </w:pPr>
-      <w:r>
-        <w:rPr>
-          <w:rFonts w:ascii="Times New Roman" w:eastAsia="Times New Roman" w:hAnsi="Times New Roman" w:cs="Times New Roman"/>
-          <w:kern w:val="0"/>
-          <w:lang w:eastAsia="en-GB"/>
-          <w14:ligatures w14:val="none"/>
-        </w:rPr>
-        <w:t>status</w:t>
-      </w:r>
-    </w:p>
-    <w:p>
-      <w:pPr>
-        <w:spacing w:after="0" w:line="240" w:lineRule="auto"/>
-        <w:outlineLvl w:val="2"/>
-        <w:rPr>
-          <w:rFonts w:ascii="Times New Roman" w:eastAsia="Times New Roman" w:hAnsi="Times New Roman" w:cs="Times New Roman"/>
-          <w:b/>
-          <w:bCs/>
-          <w:kern w:val="0"/>
+        <w:jc w:val="center"/>
+        <w:outlineLvl w:val="0"/>
+        <w:rPr>
+          <w:rFonts w:ascii="Times New Roman" w:eastAsia="Times New Roman" w:hAnsi="Times New Roman" w:cs="Times New Roman"/>
+          <w:b/>
+          <w:bCs/>
+          <w:kern w:val="36"/>
           <w:sz w:val="27"/>
           <w:szCs w:val="27"/>
           <w:lang w:eastAsia="en-GB"/>
@@ -1958,563 +3207,18 @@
           <w:rFonts w:ascii="Times New Roman" w:eastAsia="Times New Roman" w:hAnsi="Times New Roman" w:cs="Times New Roman"/>
           <w:b/>
           <w:bCs/>
-          <w:kern w:val="0"/>
+          <w:noProof/>
+          <w:kern w:val="36"/>
           <w:sz w:val="27"/>
           <w:szCs w:val="27"/>
           <w:lang w:eastAsia="en-GB"/>
-          <w14:ligatures w14:val="none"/>
-        </w:rPr>
-        <w:t>Data Quality Issues Injected</w:t>
-      </w:r>
-    </w:p>
-    <w:p>
-      <w:pPr>
-        <w:spacing w:after="0" w:line="240" w:lineRule="auto"/>
-        <w:rPr>
-          <w:rFonts w:ascii="Times New Roman" w:eastAsia="Times New Roman" w:hAnsi="Times New Roman" w:cs="Times New Roman"/>
-          <w:kern w:val="0"/>
-          <w:lang w:eastAsia="en-GB"/>
-          <w14:ligatures w14:val="none"/>
-        </w:rPr>
-      </w:pPr>
-      <w:r>
-        <w:rPr>
-          <w:rFonts w:ascii="Times New Roman" w:eastAsia="Times New Roman" w:hAnsi="Times New Roman" w:cs="Times New Roman"/>
-          <w:kern w:val="0"/>
-          <w:lang w:eastAsia="en-GB"/>
-          <w14:ligatures w14:val="none"/>
-        </w:rPr>
-        <w:t>To simulate real-world scenarios, multiple data quality issues were intentionally introduced into the dataset:</w:t>
-      </w:r>
-    </w:p>
-    <w:p>
-      <w:pPr>
-        <w:spacing w:after="0" w:line="240" w:lineRule="auto"/>
-        <w:rPr>
-          <w:rFonts w:ascii="Times New Roman" w:eastAsia="Times New Roman" w:hAnsi="Times New Roman" w:cs="Times New Roman"/>
-          <w:kern w:val="0"/>
-          <w:lang w:eastAsia="en-GB"/>
-          <w14:ligatures w14:val="none"/>
-        </w:rPr>
-      </w:pPr>
-    </w:p>
-    <w:p>
-      <w:pPr>
-        <w:spacing w:after="0" w:line="240" w:lineRule="auto"/>
-        <w:outlineLvl w:val="3"/>
-        <w:rPr>
-          <w:rFonts w:ascii="Times New Roman" w:eastAsia="Times New Roman" w:hAnsi="Times New Roman" w:cs="Times New Roman"/>
-          <w:b/>
-          <w:bCs/>
-          <w:kern w:val="0"/>
-          <w:lang w:eastAsia="en-GB"/>
-          <w14:ligatures w14:val="none"/>
-        </w:rPr>
-      </w:pPr>
-      <w:r>
-        <w:rPr>
-          <w:rFonts w:ascii="Times New Roman" w:eastAsia="Times New Roman" w:hAnsi="Times New Roman" w:cs="Times New Roman"/>
-          <w:b/>
-          <w:bCs/>
-          <w:kern w:val="0"/>
-          <w:lang w:eastAsia="en-GB"/>
-          <w14:ligatures w14:val="none"/>
-        </w:rPr>
-        <w:t>Missing Values</w:t>
-      </w:r>
-    </w:p>
-    <w:p>
-      <w:pPr>
-        <w:spacing w:after="0" w:line="240" w:lineRule="auto"/>
-        <w:rPr>
-          <w:rFonts w:ascii="Times New Roman" w:eastAsia="Times New Roman" w:hAnsi="Times New Roman" w:cs="Times New Roman"/>
-          <w:kern w:val="0"/>
-          <w:lang w:eastAsia="en-GB"/>
-          <w14:ligatures w14:val="none"/>
-        </w:rPr>
-      </w:pPr>
-      <w:r>
-        <w:rPr>
-          <w:rFonts w:ascii="Times New Roman" w:eastAsia="Times New Roman" w:hAnsi="Times New Roman" w:cs="Times New Roman"/>
-          <w:kern w:val="0"/>
-          <w:lang w:eastAsia="en-GB"/>
-          <w14:ligatures w14:val="none"/>
-        </w:rPr>
-        <w:t>Random null values were inserted in important columns such as:</w:t>
-      </w:r>
-    </w:p>
-    <w:p>
-      <w:pPr>
-        <w:numPr>
-          <w:ilvl w:val="0"/>
-          <w:numId w:val="4"/>
-        </w:numPr>
-        <w:spacing w:after="0" w:line="240" w:lineRule="auto"/>
-        <w:rPr>
-          <w:rFonts w:ascii="Times New Roman" w:eastAsia="Times New Roman" w:hAnsi="Times New Roman" w:cs="Times New Roman"/>
-          <w:kern w:val="0"/>
-          <w:lang w:eastAsia="en-GB"/>
-          <w14:ligatures w14:val="none"/>
-        </w:rPr>
-      </w:pPr>
-      <w:proofErr w:type="spellStart"/>
-      <w:r>
-        <w:rPr>
-          <w:rFonts w:ascii="Times New Roman" w:eastAsia="Times New Roman" w:hAnsi="Times New Roman" w:cs="Times New Roman"/>
-          <w:kern w:val="0"/>
-          <w:lang w:eastAsia="en-GB"/>
-          <w14:ligatures w14:val="none"/>
-        </w:rPr>
-        <w:t>measured_value</w:t>
-      </w:r>
-      <w:proofErr w:type="spellEnd"/>
-    </w:p>
-    <w:p>
-      <w:pPr>
-        <w:numPr>
-          <w:ilvl w:val="0"/>
-          <w:numId w:val="4"/>
-        </w:numPr>
-        <w:spacing w:after="0" w:line="240" w:lineRule="auto"/>
-        <w:rPr>
-          <w:rFonts w:ascii="Times New Roman" w:eastAsia="Times New Roman" w:hAnsi="Times New Roman" w:cs="Times New Roman"/>
-          <w:kern w:val="0"/>
-          <w:lang w:eastAsia="en-GB"/>
-          <w14:ligatures w14:val="none"/>
-        </w:rPr>
-      </w:pPr>
-      <w:r>
-        <w:rPr>
-          <w:rFonts w:ascii="Times New Roman" w:eastAsia="Times New Roman" w:hAnsi="Times New Roman" w:cs="Times New Roman"/>
-          <w:kern w:val="0"/>
-          <w:lang w:eastAsia="en-GB"/>
-          <w14:ligatures w14:val="none"/>
-        </w:rPr>
-        <w:t>unit</w:t>
-      </w:r>
-    </w:p>
-    <w:p>
-      <w:pPr>
-        <w:spacing w:after="0" w:line="240" w:lineRule="auto"/>
-        <w:outlineLvl w:val="3"/>
-        <w:rPr>
-          <w:rFonts w:ascii="Times New Roman" w:eastAsia="Times New Roman" w:hAnsi="Times New Roman" w:cs="Times New Roman"/>
-          <w:b/>
-          <w:bCs/>
-          <w:kern w:val="0"/>
-          <w:lang w:eastAsia="en-GB"/>
-          <w14:ligatures w14:val="none"/>
-        </w:rPr>
-      </w:pPr>
-    </w:p>
-    <w:p>
-      <w:pPr>
-        <w:spacing w:after="0" w:line="240" w:lineRule="auto"/>
-        <w:outlineLvl w:val="3"/>
-        <w:rPr>
-          <w:rFonts w:ascii="Times New Roman" w:eastAsia="Times New Roman" w:hAnsi="Times New Roman" w:cs="Times New Roman"/>
-          <w:b/>
-          <w:bCs/>
-          <w:kern w:val="0"/>
-          <w:lang w:eastAsia="en-GB"/>
-          <w14:ligatures w14:val="none"/>
-        </w:rPr>
-      </w:pPr>
-      <w:r>
-        <w:rPr>
-          <w:rFonts w:ascii="Times New Roman" w:eastAsia="Times New Roman" w:hAnsi="Times New Roman" w:cs="Times New Roman"/>
-          <w:b/>
-          <w:bCs/>
-          <w:kern w:val="0"/>
-          <w:lang w:eastAsia="en-GB"/>
-          <w14:ligatures w14:val="none"/>
-        </w:rPr>
-        <w:t>Duplicate Records</w:t>
-      </w:r>
-    </w:p>
-    <w:p>
-      <w:pPr>
-        <w:spacing w:after="0" w:line="240" w:lineRule="auto"/>
-        <w:rPr>
-          <w:rFonts w:ascii="Times New Roman" w:eastAsia="Times New Roman" w:hAnsi="Times New Roman" w:cs="Times New Roman"/>
-          <w:kern w:val="0"/>
-          <w:lang w:eastAsia="en-GB"/>
-          <w14:ligatures w14:val="none"/>
-        </w:rPr>
-      </w:pPr>
-      <w:r>
-        <w:rPr>
-          <w:rFonts w:ascii="Times New Roman" w:eastAsia="Times New Roman" w:hAnsi="Times New Roman" w:cs="Times New Roman"/>
-          <w:kern w:val="0"/>
-          <w:lang w:eastAsia="en-GB"/>
-          <w14:ligatures w14:val="none"/>
-        </w:rPr>
-        <w:t>Duplicate sample IDs were introduced to test uniqueness validation.</w:t>
-      </w:r>
-    </w:p>
-    <w:p>
-      <w:pPr>
-        <w:spacing w:after="0" w:line="240" w:lineRule="auto"/>
-        <w:outlineLvl w:val="3"/>
-        <w:rPr>
-          <w:rFonts w:ascii="Times New Roman" w:eastAsia="Times New Roman" w:hAnsi="Times New Roman" w:cs="Times New Roman"/>
-          <w:b/>
-          <w:bCs/>
-          <w:kern w:val="0"/>
-          <w:lang w:eastAsia="en-GB"/>
-          <w14:ligatures w14:val="none"/>
-        </w:rPr>
-      </w:pPr>
-    </w:p>
-    <w:p>
-      <w:pPr>
-        <w:spacing w:after="0" w:line="240" w:lineRule="auto"/>
-        <w:outlineLvl w:val="3"/>
-        <w:rPr>
-          <w:rFonts w:ascii="Times New Roman" w:eastAsia="Times New Roman" w:hAnsi="Times New Roman" w:cs="Times New Roman"/>
-          <w:b/>
-          <w:bCs/>
-          <w:kern w:val="0"/>
-          <w:lang w:eastAsia="en-GB"/>
-          <w14:ligatures w14:val="none"/>
-        </w:rPr>
-      </w:pPr>
-      <w:r>
-        <w:rPr>
-          <w:rFonts w:ascii="Times New Roman" w:eastAsia="Times New Roman" w:hAnsi="Times New Roman" w:cs="Times New Roman"/>
-          <w:b/>
-          <w:bCs/>
-          <w:kern w:val="0"/>
-          <w:lang w:eastAsia="en-GB"/>
-          <w14:ligatures w14:val="none"/>
-        </w:rPr>
-        <w:t>Invalid Measurements</w:t>
-      </w:r>
-    </w:p>
-    <w:p>
-      <w:pPr>
-        <w:spacing w:after="0" w:line="240" w:lineRule="auto"/>
-        <w:rPr>
-          <w:rFonts w:ascii="Times New Roman" w:eastAsia="Times New Roman" w:hAnsi="Times New Roman" w:cs="Times New Roman"/>
-          <w:kern w:val="0"/>
-          <w:lang w:eastAsia="en-GB"/>
-          <w14:ligatures w14:val="none"/>
-        </w:rPr>
-      </w:pPr>
-      <w:r>
-        <w:rPr>
-          <w:rFonts w:ascii="Times New Roman" w:eastAsia="Times New Roman" w:hAnsi="Times New Roman" w:cs="Times New Roman"/>
-          <w:kern w:val="0"/>
-          <w:lang w:eastAsia="en-GB"/>
-          <w14:ligatures w14:val="none"/>
-        </w:rPr>
-        <w:t>Invalid values such as:</w:t>
-      </w:r>
-    </w:p>
-    <w:p>
-      <w:pPr>
-        <w:numPr>
-          <w:ilvl w:val="0"/>
-          <w:numId w:val="5"/>
-        </w:numPr>
-        <w:spacing w:after="0" w:line="240" w:lineRule="auto"/>
-        <w:rPr>
-          <w:rFonts w:ascii="Times New Roman" w:eastAsia="Times New Roman" w:hAnsi="Times New Roman" w:cs="Times New Roman"/>
-          <w:kern w:val="0"/>
-          <w:lang w:eastAsia="en-GB"/>
-          <w14:ligatures w14:val="none"/>
-        </w:rPr>
-      </w:pPr>
-      <w:r>
-        <w:rPr>
-          <w:rFonts w:ascii="Times New Roman" w:eastAsia="Times New Roman" w:hAnsi="Times New Roman" w:cs="Times New Roman"/>
-          <w:kern w:val="0"/>
-          <w:lang w:eastAsia="en-GB"/>
-          <w14:ligatures w14:val="none"/>
-        </w:rPr>
-        <w:t>Negative measurements</w:t>
-      </w:r>
-    </w:p>
-    <w:p>
-      <w:pPr>
-        <w:numPr>
-          <w:ilvl w:val="0"/>
-          <w:numId w:val="5"/>
-        </w:numPr>
-        <w:spacing w:after="0" w:line="240" w:lineRule="auto"/>
-        <w:rPr>
-          <w:rFonts w:ascii="Times New Roman" w:eastAsia="Times New Roman" w:hAnsi="Times New Roman" w:cs="Times New Roman"/>
-          <w:kern w:val="0"/>
-          <w:lang w:eastAsia="en-GB"/>
-          <w14:ligatures w14:val="none"/>
-        </w:rPr>
-      </w:pPr>
-      <w:r>
-        <w:rPr>
-          <w:rFonts w:ascii="Times New Roman" w:eastAsia="Times New Roman" w:hAnsi="Times New Roman" w:cs="Times New Roman"/>
-          <w:kern w:val="0"/>
-          <w:lang w:eastAsia="en-GB"/>
-          <w14:ligatures w14:val="none"/>
-        </w:rPr>
-        <w:t>Values outside acceptable ranges</w:t>
-      </w:r>
-    </w:p>
-    <w:p>
-      <w:pPr>
-        <w:spacing w:after="0" w:line="240" w:lineRule="auto"/>
-        <w:rPr>
-          <w:rFonts w:ascii="Times New Roman" w:eastAsia="Times New Roman" w:hAnsi="Times New Roman" w:cs="Times New Roman"/>
-          <w:kern w:val="0"/>
-          <w:lang w:eastAsia="en-GB"/>
-          <w14:ligatures w14:val="none"/>
-        </w:rPr>
-      </w:pPr>
-      <w:r>
-        <w:rPr>
-          <w:rFonts w:ascii="Times New Roman" w:eastAsia="Times New Roman" w:hAnsi="Times New Roman" w:cs="Times New Roman"/>
-          <w:kern w:val="0"/>
-          <w:lang w:eastAsia="en-GB"/>
-          <w14:ligatures w14:val="none"/>
-        </w:rPr>
-        <w:t>were inserted into the dataset.</w:t>
-      </w:r>
-    </w:p>
-    <w:p>
-      <w:pPr>
-        <w:spacing w:after="0" w:line="240" w:lineRule="auto"/>
-        <w:outlineLvl w:val="3"/>
-        <w:rPr>
-          <w:rFonts w:ascii="Times New Roman" w:eastAsia="Times New Roman" w:hAnsi="Times New Roman" w:cs="Times New Roman"/>
-          <w:b/>
-          <w:bCs/>
-          <w:kern w:val="0"/>
-          <w:lang w:eastAsia="en-GB"/>
-          <w14:ligatures w14:val="none"/>
-        </w:rPr>
-      </w:pPr>
-    </w:p>
-    <w:p>
-      <w:pPr>
-        <w:spacing w:after="0" w:line="240" w:lineRule="auto"/>
-        <w:outlineLvl w:val="3"/>
-        <w:rPr>
-          <w:rFonts w:ascii="Times New Roman" w:eastAsia="Times New Roman" w:hAnsi="Times New Roman" w:cs="Times New Roman"/>
-          <w:b/>
-          <w:bCs/>
-          <w:kern w:val="0"/>
-          <w:lang w:eastAsia="en-GB"/>
-          <w14:ligatures w14:val="none"/>
-        </w:rPr>
-      </w:pPr>
-      <w:r>
-        <w:rPr>
-          <w:rFonts w:ascii="Times New Roman" w:eastAsia="Times New Roman" w:hAnsi="Times New Roman" w:cs="Times New Roman"/>
-          <w:b/>
-          <w:bCs/>
-          <w:kern w:val="0"/>
-          <w:lang w:eastAsia="en-GB"/>
-          <w14:ligatures w14:val="none"/>
-        </w:rPr>
-        <w:t>Status Inconsistencies</w:t>
-      </w:r>
-    </w:p>
-    <w:p>
-      <w:pPr>
-        <w:spacing w:after="0" w:line="240" w:lineRule="auto"/>
-        <w:rPr>
-          <w:rFonts w:ascii="Times New Roman" w:eastAsia="Times New Roman" w:hAnsi="Times New Roman" w:cs="Times New Roman"/>
-          <w:kern w:val="0"/>
-          <w:lang w:eastAsia="en-GB"/>
-          <w14:ligatures w14:val="none"/>
-        </w:rPr>
-      </w:pPr>
-      <w:r>
-        <w:rPr>
-          <w:rFonts w:ascii="Times New Roman" w:eastAsia="Times New Roman" w:hAnsi="Times New Roman" w:cs="Times New Roman"/>
-          <w:kern w:val="0"/>
-          <w:lang w:eastAsia="en-GB"/>
-          <w14:ligatures w14:val="none"/>
-        </w:rPr>
-        <w:t>Records containing logical inconsistencies between status and measurement values were created.</w:t>
-      </w:r>
-    </w:p>
-    <w:p>
-      <w:pPr>
-        <w:spacing w:before="100" w:beforeAutospacing="1" w:after="100" w:afterAutospacing="1" w:line="240" w:lineRule="auto"/>
-        <w:outlineLvl w:val="3"/>
-        <w:rPr>
-          <w:rFonts w:ascii="Times New Roman" w:eastAsia="Times New Roman" w:hAnsi="Times New Roman" w:cs="Times New Roman"/>
-          <w:b/>
-          <w:bCs/>
-          <w:kern w:val="0"/>
-          <w:lang w:eastAsia="en-GB"/>
-          <w14:ligatures w14:val="none"/>
-        </w:rPr>
-      </w:pPr>
-      <w:r>
-        <w:rPr>
-          <w:rFonts w:ascii="Times New Roman" w:eastAsia="Times New Roman" w:hAnsi="Times New Roman" w:cs="Times New Roman"/>
-          <w:b/>
-          <w:bCs/>
-          <w:kern w:val="0"/>
-          <w:lang w:eastAsia="en-GB"/>
-          <w14:ligatures w14:val="none"/>
-        </w:rPr>
-        <w:t>Stale Records</w:t>
-      </w:r>
-    </w:p>
-    <w:p>
-      <w:pPr>
-        <w:spacing w:before="100" w:beforeAutospacing="1" w:after="100" w:afterAutospacing="1" w:line="240" w:lineRule="auto"/>
-        <w:rPr>
-          <w:rFonts w:ascii="Times New Roman" w:eastAsia="Times New Roman" w:hAnsi="Times New Roman" w:cs="Times New Roman"/>
-          <w:kern w:val="0"/>
-          <w:lang w:eastAsia="en-GB"/>
-          <w14:ligatures w14:val="none"/>
-        </w:rPr>
-      </w:pPr>
-      <w:r>
-        <w:rPr>
-          <w:rFonts w:ascii="Times New Roman" w:eastAsia="Times New Roman" w:hAnsi="Times New Roman" w:cs="Times New Roman"/>
-          <w:kern w:val="0"/>
-          <w:lang w:eastAsia="en-GB"/>
-          <w14:ligatures w14:val="none"/>
-        </w:rPr>
-        <w:t xml:space="preserve">Records where </w:t>
-      </w:r>
-      <w:proofErr w:type="spellStart"/>
-      <w:r>
-        <w:rPr>
-          <w:rFonts w:ascii="Times New Roman" w:eastAsia="Times New Roman" w:hAnsi="Times New Roman" w:cs="Times New Roman"/>
-          <w:kern w:val="0"/>
-          <w:lang w:eastAsia="en-GB"/>
-          <w14:ligatures w14:val="none"/>
-        </w:rPr>
-        <w:t>recorded_at</w:t>
-      </w:r>
-      <w:proofErr w:type="spellEnd"/>
-      <w:r>
-        <w:rPr>
-          <w:rFonts w:ascii="Times New Roman" w:eastAsia="Times New Roman" w:hAnsi="Times New Roman" w:cs="Times New Roman"/>
-          <w:kern w:val="0"/>
-          <w:lang w:eastAsia="en-GB"/>
-          <w14:ligatures w14:val="none"/>
-        </w:rPr>
-        <w:t xml:space="preserve"> occurred significantly later than </w:t>
-      </w:r>
-      <w:proofErr w:type="spellStart"/>
-      <w:r>
-        <w:rPr>
-          <w:rFonts w:ascii="Times New Roman" w:eastAsia="Times New Roman" w:hAnsi="Times New Roman" w:cs="Times New Roman"/>
-          <w:kern w:val="0"/>
-          <w:lang w:eastAsia="en-GB"/>
-          <w14:ligatures w14:val="none"/>
-        </w:rPr>
-        <w:t>experiment_date</w:t>
-      </w:r>
-      <w:proofErr w:type="spellEnd"/>
-      <w:r>
-        <w:rPr>
-          <w:rFonts w:ascii="Times New Roman" w:eastAsia="Times New Roman" w:hAnsi="Times New Roman" w:cs="Times New Roman"/>
-          <w:kern w:val="0"/>
-          <w:lang w:eastAsia="en-GB"/>
-          <w14:ligatures w14:val="none"/>
-        </w:rPr>
-        <w:t xml:space="preserve"> were introduced.</w:t>
-      </w:r>
-    </w:p>
-    <w:p>
-      <w:pPr>
-        <w:spacing w:after="0" w:line="240" w:lineRule="auto"/>
-        <w:outlineLvl w:val="2"/>
-        <w:rPr>
-          <w:rFonts w:ascii="Times New Roman" w:eastAsia="Times New Roman" w:hAnsi="Times New Roman" w:cs="Times New Roman"/>
-          <w:b/>
-          <w:bCs/>
-          <w:kern w:val="0"/>
-          <w:sz w:val="27"/>
-          <w:szCs w:val="27"/>
-          <w:lang w:eastAsia="en-GB"/>
-          <w14:ligatures w14:val="none"/>
-        </w:rPr>
-      </w:pPr>
-      <w:r>
-        <w:rPr>
-          <w:rFonts w:ascii="Times New Roman" w:eastAsia="Times New Roman" w:hAnsi="Times New Roman" w:cs="Times New Roman"/>
-          <w:b/>
-          <w:bCs/>
-          <w:kern w:val="0"/>
-          <w:sz w:val="27"/>
-          <w:szCs w:val="27"/>
-          <w:lang w:eastAsia="en-GB"/>
-          <w14:ligatures w14:val="none"/>
-        </w:rPr>
-        <w:t>Output</w:t>
-      </w:r>
-    </w:p>
-    <w:p>
-      <w:pPr>
-        <w:spacing w:after="0" w:line="240" w:lineRule="auto"/>
-        <w:rPr>
-          <w:rFonts w:ascii="Times New Roman" w:eastAsia="Times New Roman" w:hAnsi="Times New Roman" w:cs="Times New Roman"/>
-          <w:kern w:val="0"/>
-          <w:lang w:eastAsia="en-GB"/>
-          <w14:ligatures w14:val="none"/>
-        </w:rPr>
-      </w:pPr>
-      <w:r>
-        <w:rPr>
-          <w:rFonts w:ascii="Times New Roman" w:eastAsia="Times New Roman" w:hAnsi="Times New Roman" w:cs="Times New Roman"/>
-          <w:kern w:val="0"/>
-          <w:lang w:eastAsia="en-GB"/>
-          <w14:ligatures w14:val="none"/>
-        </w:rPr>
-        <w:t>Generated Dataset:</w:t>
-      </w:r>
-    </w:p>
-    <w:p>
-      <w:pPr>
-        <w:spacing w:after="0" w:line="240" w:lineRule="auto"/>
-        <w:rPr>
-          <w:rFonts w:ascii="Times New Roman" w:eastAsia="Times New Roman" w:hAnsi="Times New Roman" w:cs="Times New Roman"/>
-          <w:kern w:val="0"/>
-          <w:lang w:eastAsia="en-GB"/>
-          <w14:ligatures w14:val="none"/>
-        </w:rPr>
-      </w:pPr>
-      <w:r>
-        <w:rPr>
-          <w:rFonts w:ascii="Times New Roman" w:eastAsia="Times New Roman" w:hAnsi="Times New Roman" w:cs="Times New Roman"/>
-          <w:kern w:val="0"/>
-          <w:lang w:eastAsia="en-GB"/>
-          <w14:ligatures w14:val="none"/>
-        </w:rPr>
-        <w:t>lab_data.csv</w:t>
-      </w:r>
-    </w:p>
-    <w:p>
-      <w:pPr>
-        <w:spacing w:before="100" w:beforeAutospacing="1" w:after="100" w:afterAutospacing="1" w:line="240" w:lineRule="auto"/>
-        <w:jc w:val="center"/>
-        <w:rPr>
-          <w:rFonts w:ascii="Times New Roman" w:eastAsia="Times New Roman" w:hAnsi="Times New Roman" w:cs="Times New Roman"/>
-          <w:kern w:val="0"/>
-          <w:lang w:eastAsia="en-GB"/>
-          <w14:ligatures w14:val="none"/>
-        </w:rPr>
-      </w:pPr>
-      <w:r>
-        <w:rPr>
-          <w:rFonts w:ascii="Times New Roman" w:eastAsia="Times New Roman" w:hAnsi="Times New Roman" w:cs="Times New Roman"/>
-          <w:noProof/>
-          <w:kern w:val="0"/>
-          <w:lang w:eastAsia="en-GB"/>
-        </w:rPr>
+        </w:rPr>
+        <w:lastRenderedPageBreak/>
         <w:drawing>
-          <wp:inline distT="0" distB="0" distL="0" distR="0" wp14:anchorId="398ADA00" wp14:editId="6E194A5E">
-            <wp:extent cx="5878016" cy="3709555"/>
-            <wp:effectExtent l="0" t="0" r="2540" b="0"/>
-            <wp:docPr id="1023567196" name="Picture 1"/>
+          <wp:inline distT="0" distB="0" distL="0" distR="0" wp14:anchorId="51A5BC3A" wp14:editId="08364A3A">
+            <wp:extent cx="4854389" cy="3242482"/>
+            <wp:effectExtent l="0" t="0" r="0" b="0"/>
+            <wp:docPr id="641090375" name="Picture 5" descr="A screenshot of a computer&#10;&#10;AI-generated content may be incorrect."/>
             <wp:cNvGraphicFramePr>
               <a:graphicFrameLocks xmlns:a="http://schemas.openxmlformats.org/drawingml/2006/main" noChangeAspect="1"/>
             </wp:cNvGraphicFramePr>
@@ -2522,11 +3226,11 @@
               <a:graphicData uri="http://schemas.openxmlformats.org/drawingml/2006/picture">
                 <pic:pic xmlns:pic="http://schemas.openxmlformats.org/drawingml/2006/picture">
                   <pic:nvPicPr>
-                    <pic:cNvPr id="1023567196" name="Picture 1023567196"/>
+                    <pic:cNvPr id="641090375" name="Picture 5" descr="A screenshot of a computer&#10;&#10;AI-generated content may be incorrect."/>
                     <pic:cNvPicPr/>
                   </pic:nvPicPr>
                   <pic:blipFill>
-                    <a:blip r:embed="rId7" cstate="print">
+                    <a:blip r:embed="rId8">
                       <a:extLst>
                         <a:ext uri="{28A0092B-C50C-407E-A947-70E740481C1C}">
                           <a14:useLocalDpi xmlns:a14="http://schemas.microsoft.com/office/drawing/2010/main" val="0"/>
@@ -2540,7 +3244,7 @@
                   <pic:spPr>
                     <a:xfrm>
                       <a:off x="0" y="0"/>
-                      <a:ext cx="5896102" cy="3720969"/>
+                      <a:ext cx="4884114" cy="3262337"/>
                     </a:xfrm>
                     <a:prstGeom prst="rect">
                       <a:avLst/>
@@ -2555,10 +3259,1368 @@
     </w:p>
     <w:p>
       <w:pPr>
-        <w:spacing w:after="0" w:line="240" w:lineRule="auto"/>
-        <w:rPr>
-          <w:rFonts w:ascii="Times New Roman" w:eastAsia="Times New Roman" w:hAnsi="Times New Roman" w:cs="Times New Roman"/>
-          <w:kern w:val="0"/>
+        <w:spacing w:before="100" w:beforeAutospacing="1" w:after="100" w:afterAutospacing="1" w:line="240" w:lineRule="auto"/>
+        <w:outlineLvl w:val="0"/>
+        <w:rPr>
+          <w:rFonts w:ascii="Times New Roman" w:eastAsia="Times New Roman" w:hAnsi="Times New Roman" w:cs="Times New Roman"/>
+          <w:b/>
+          <w:bCs/>
+          <w:kern w:val="36"/>
+          <w:sz w:val="48"/>
+          <w:szCs w:val="48"/>
+          <w:lang w:eastAsia="en-GB"/>
+          <w14:ligatures w14:val="none"/>
+        </w:rPr>
+      </w:pPr>
+    </w:p>
+    <w:p>
+      <w:pPr>
+        <w:spacing w:before="100" w:beforeAutospacing="1" w:after="100" w:afterAutospacing="1" w:line="240" w:lineRule="auto"/>
+        <w:outlineLvl w:val="0"/>
+        <w:rPr>
+          <w:rFonts w:ascii="Times New Roman" w:eastAsia="Times New Roman" w:hAnsi="Times New Roman" w:cs="Times New Roman"/>
+          <w:b/>
+          <w:bCs/>
+          <w:kern w:val="36"/>
+          <w:sz w:val="48"/>
+          <w:szCs w:val="48"/>
+          <w:lang w:eastAsia="en-GB"/>
+          <w14:ligatures w14:val="none"/>
+        </w:rPr>
+      </w:pPr>
+    </w:p>
+    <w:p>
+      <w:pPr>
+        <w:spacing w:before="100" w:beforeAutospacing="1" w:after="100" w:afterAutospacing="1" w:line="240" w:lineRule="auto"/>
+        <w:outlineLvl w:val="0"/>
+        <w:rPr>
+          <w:rFonts w:ascii="Times New Roman" w:eastAsia="Times New Roman" w:hAnsi="Times New Roman" w:cs="Times New Roman"/>
+          <w:b/>
+          <w:bCs/>
+          <w:kern w:val="36"/>
+          <w:sz w:val="48"/>
+          <w:szCs w:val="48"/>
+          <w:lang w:eastAsia="en-GB"/>
+          <w14:ligatures w14:val="none"/>
+        </w:rPr>
+      </w:pPr>
+    </w:p>
+    <w:p>
+      <w:pPr>
+        <w:spacing w:before="100" w:beforeAutospacing="1" w:after="100" w:afterAutospacing="1" w:line="240" w:lineRule="auto"/>
+        <w:outlineLvl w:val="0"/>
+        <w:rPr>
+          <w:rFonts w:ascii="Times New Roman" w:eastAsia="Times New Roman" w:hAnsi="Times New Roman" w:cs="Times New Roman"/>
+          <w:b/>
+          <w:bCs/>
+          <w:kern w:val="36"/>
+          <w:sz w:val="48"/>
+          <w:szCs w:val="48"/>
+          <w:lang w:eastAsia="en-GB"/>
+          <w14:ligatures w14:val="none"/>
+        </w:rPr>
+      </w:pPr>
+    </w:p>
+    <w:p>
+      <w:pPr>
+        <w:spacing w:before="100" w:beforeAutospacing="1" w:after="100" w:afterAutospacing="1" w:line="240" w:lineRule="auto"/>
+        <w:outlineLvl w:val="0"/>
+        <w:rPr>
+          <w:rFonts w:ascii="Times New Roman" w:eastAsia="Times New Roman" w:hAnsi="Times New Roman" w:cs="Times New Roman"/>
+          <w:b/>
+          <w:bCs/>
+          <w:kern w:val="36"/>
+          <w:sz w:val="48"/>
+          <w:szCs w:val="48"/>
+          <w:lang w:eastAsia="en-GB"/>
+          <w14:ligatures w14:val="none"/>
+        </w:rPr>
+      </w:pPr>
+    </w:p>
+    <w:p>
+      <w:pPr>
+        <w:spacing w:before="100" w:beforeAutospacing="1" w:after="100" w:afterAutospacing="1" w:line="240" w:lineRule="auto"/>
+        <w:outlineLvl w:val="0"/>
+        <w:rPr>
+          <w:rFonts w:ascii="Times New Roman" w:eastAsia="Times New Roman" w:hAnsi="Times New Roman" w:cs="Times New Roman"/>
+          <w:b/>
+          <w:bCs/>
+          <w:kern w:val="36"/>
+          <w:sz w:val="48"/>
+          <w:szCs w:val="48"/>
+          <w:lang w:eastAsia="en-GB"/>
+          <w14:ligatures w14:val="none"/>
+        </w:rPr>
+      </w:pPr>
+    </w:p>
+    <w:p>
+      <w:pPr>
+        <w:spacing w:before="100" w:beforeAutospacing="1" w:after="100" w:afterAutospacing="1" w:line="240" w:lineRule="auto"/>
+        <w:outlineLvl w:val="0"/>
+        <w:rPr>
+          <w:rFonts w:ascii="Times New Roman" w:eastAsia="Times New Roman" w:hAnsi="Times New Roman" w:cs="Times New Roman"/>
+          <w:b/>
+          <w:bCs/>
+          <w:kern w:val="36"/>
+          <w:sz w:val="48"/>
+          <w:szCs w:val="48"/>
+          <w:lang w:eastAsia="en-GB"/>
+          <w14:ligatures w14:val="none"/>
+        </w:rPr>
+      </w:pPr>
+    </w:p>
+    <w:p>
+      <w:pPr>
+        <w:spacing w:before="100" w:beforeAutospacing="1" w:after="100" w:afterAutospacing="1" w:line="240" w:lineRule="auto"/>
+        <w:outlineLvl w:val="0"/>
+        <w:rPr>
+          <w:rFonts w:ascii="Times New Roman" w:eastAsia="Times New Roman" w:hAnsi="Times New Roman" w:cs="Times New Roman"/>
+          <w:b/>
+          <w:bCs/>
+          <w:kern w:val="36"/>
+          <w:sz w:val="48"/>
+          <w:szCs w:val="48"/>
+          <w:lang w:eastAsia="en-GB"/>
+          <w14:ligatures w14:val="none"/>
+        </w:rPr>
+      </w:pPr>
+    </w:p>
+    <w:p>
+      <w:pPr>
+        <w:spacing w:before="100" w:beforeAutospacing="1" w:after="100" w:afterAutospacing="1" w:line="240" w:lineRule="auto"/>
+        <w:outlineLvl w:val="0"/>
+        <w:rPr>
+          <w:rFonts w:ascii="Times New Roman" w:eastAsia="Times New Roman" w:hAnsi="Times New Roman" w:cs="Times New Roman"/>
+          <w:b/>
+          <w:bCs/>
+          <w:kern w:val="36"/>
+          <w:sz w:val="48"/>
+          <w:szCs w:val="48"/>
+          <w:lang w:eastAsia="en-GB"/>
+          <w14:ligatures w14:val="none"/>
+        </w:rPr>
+      </w:pPr>
+    </w:p>
+    <w:p>
+      <w:pPr>
+        <w:spacing w:before="100" w:beforeAutospacing="1" w:after="100" w:afterAutospacing="1" w:line="240" w:lineRule="auto"/>
+        <w:outlineLvl w:val="0"/>
+        <w:rPr>
+          <w:rFonts w:ascii="Times New Roman" w:eastAsia="Times New Roman" w:hAnsi="Times New Roman" w:cs="Times New Roman"/>
+          <w:b/>
+          <w:bCs/>
+          <w:kern w:val="36"/>
+          <w:sz w:val="48"/>
+          <w:szCs w:val="48"/>
+          <w:lang w:eastAsia="en-GB"/>
+          <w14:ligatures w14:val="none"/>
+        </w:rPr>
+      </w:pPr>
+      <w:r>
+        <w:rPr>
+          <w:rFonts w:ascii="Times New Roman" w:eastAsia="Times New Roman" w:hAnsi="Times New Roman" w:cs="Times New Roman"/>
+          <w:b/>
+          <w:bCs/>
+          <w:kern w:val="36"/>
+          <w:sz w:val="48"/>
+          <w:szCs w:val="48"/>
+          <w:lang w:eastAsia="en-GB"/>
+          <w14:ligatures w14:val="none"/>
+        </w:rPr>
+        <w:lastRenderedPageBreak/>
+        <w:t>3. Task 1 – Synthetic Dataset Generation</w:t>
+      </w:r>
+    </w:p>
+    <w:p>
+      <w:pPr>
+        <w:spacing w:before="100" w:beforeAutospacing="1" w:after="100" w:afterAutospacing="1" w:line="240" w:lineRule="auto"/>
+        <w:rPr>
+          <w:rFonts w:ascii="Times New Roman" w:eastAsia="Times New Roman" w:hAnsi="Times New Roman" w:cs="Times New Roman"/>
+          <w:kern w:val="0"/>
+          <w:lang w:eastAsia="en-GB"/>
+          <w14:ligatures w14:val="none"/>
+        </w:rPr>
+      </w:pPr>
+      <w:r>
+        <w:rPr>
+          <w:rFonts w:ascii="Times New Roman" w:eastAsia="Times New Roman" w:hAnsi="Times New Roman" w:cs="Times New Roman"/>
+          <w:kern w:val="0"/>
+          <w:lang w:eastAsia="en-GB"/>
+          <w14:ligatures w14:val="none"/>
+        </w:rPr>
+        <w:t>A synthetic pharmaceutical laboratory dataset consisting of approximately 500,000 records was generated.</w:t>
+      </w:r>
+    </w:p>
+    <w:p>
+      <w:pPr>
+        <w:spacing w:before="100" w:beforeAutospacing="1" w:after="100" w:afterAutospacing="1" w:line="240" w:lineRule="auto"/>
+        <w:rPr>
+          <w:rFonts w:ascii="Times New Roman" w:eastAsia="Times New Roman" w:hAnsi="Times New Roman" w:cs="Times New Roman"/>
+          <w:kern w:val="0"/>
+          <w:lang w:eastAsia="en-GB"/>
+          <w14:ligatures w14:val="none"/>
+        </w:rPr>
+      </w:pPr>
+      <w:r>
+        <w:rPr>
+          <w:rFonts w:ascii="Times New Roman" w:eastAsia="Times New Roman" w:hAnsi="Times New Roman" w:cs="Times New Roman"/>
+          <w:kern w:val="0"/>
+          <w:lang w:eastAsia="en-GB"/>
+          <w14:ligatures w14:val="none"/>
+        </w:rPr>
+        <w:t>Each record represents a laboratory measurement collected during an experiment.</w:t>
+      </w:r>
+    </w:p>
+    <w:p>
+      <w:pPr>
+        <w:spacing w:before="100" w:beforeAutospacing="1" w:after="100" w:afterAutospacing="1" w:line="240" w:lineRule="auto"/>
+        <w:outlineLvl w:val="2"/>
+        <w:rPr>
+          <w:rFonts w:ascii="Times New Roman" w:eastAsia="Times New Roman" w:hAnsi="Times New Roman" w:cs="Times New Roman"/>
+          <w:b/>
+          <w:bCs/>
+          <w:kern w:val="0"/>
+          <w:sz w:val="27"/>
+          <w:szCs w:val="27"/>
+          <w:lang w:eastAsia="en-GB"/>
+          <w14:ligatures w14:val="none"/>
+        </w:rPr>
+      </w:pPr>
+      <w:r>
+        <w:rPr>
+          <w:rFonts w:ascii="Times New Roman" w:eastAsia="Times New Roman" w:hAnsi="Times New Roman" w:cs="Times New Roman"/>
+          <w:b/>
+          <w:bCs/>
+          <w:kern w:val="0"/>
+          <w:sz w:val="27"/>
+          <w:szCs w:val="27"/>
+          <w:lang w:eastAsia="en-GB"/>
+          <w14:ligatures w14:val="none"/>
+        </w:rPr>
+        <w:t>Dataset Fields</w:t>
+      </w:r>
+    </w:p>
+    <w:p>
+      <w:pPr>
+        <w:numPr>
+          <w:ilvl w:val="0"/>
+          <w:numId w:val="3"/>
+        </w:numPr>
+        <w:spacing w:before="100" w:beforeAutospacing="1" w:after="100" w:afterAutospacing="1" w:line="240" w:lineRule="auto"/>
+        <w:rPr>
+          <w:rFonts w:ascii="Times New Roman" w:eastAsia="Times New Roman" w:hAnsi="Times New Roman" w:cs="Times New Roman"/>
+          <w:kern w:val="0"/>
+          <w:lang w:eastAsia="en-GB"/>
+          <w14:ligatures w14:val="none"/>
+        </w:rPr>
+      </w:pPr>
+      <w:proofErr w:type="spellStart"/>
+      <w:r>
+        <w:rPr>
+          <w:rFonts w:ascii="Times New Roman" w:eastAsia="Times New Roman" w:hAnsi="Times New Roman" w:cs="Times New Roman"/>
+          <w:kern w:val="0"/>
+          <w:lang w:eastAsia="en-GB"/>
+          <w14:ligatures w14:val="none"/>
+        </w:rPr>
+        <w:t>sample_id</w:t>
+      </w:r>
+      <w:proofErr w:type="spellEnd"/>
+    </w:p>
+    <w:p>
+      <w:pPr>
+        <w:numPr>
+          <w:ilvl w:val="0"/>
+          <w:numId w:val="3"/>
+        </w:numPr>
+        <w:spacing w:before="100" w:beforeAutospacing="1" w:after="100" w:afterAutospacing="1" w:line="240" w:lineRule="auto"/>
+        <w:rPr>
+          <w:rFonts w:ascii="Times New Roman" w:eastAsia="Times New Roman" w:hAnsi="Times New Roman" w:cs="Times New Roman"/>
+          <w:kern w:val="0"/>
+          <w:lang w:eastAsia="en-GB"/>
+          <w14:ligatures w14:val="none"/>
+        </w:rPr>
+      </w:pPr>
+      <w:proofErr w:type="spellStart"/>
+      <w:r>
+        <w:rPr>
+          <w:rFonts w:ascii="Times New Roman" w:eastAsia="Times New Roman" w:hAnsi="Times New Roman" w:cs="Times New Roman"/>
+          <w:kern w:val="0"/>
+          <w:lang w:eastAsia="en-GB"/>
+          <w14:ligatures w14:val="none"/>
+        </w:rPr>
+        <w:t>lab_name</w:t>
+      </w:r>
+      <w:proofErr w:type="spellEnd"/>
+    </w:p>
+    <w:p>
+      <w:pPr>
+        <w:numPr>
+          <w:ilvl w:val="0"/>
+          <w:numId w:val="3"/>
+        </w:numPr>
+        <w:spacing w:before="100" w:beforeAutospacing="1" w:after="100" w:afterAutospacing="1" w:line="240" w:lineRule="auto"/>
+        <w:rPr>
+          <w:rFonts w:ascii="Times New Roman" w:eastAsia="Times New Roman" w:hAnsi="Times New Roman" w:cs="Times New Roman"/>
+          <w:kern w:val="0"/>
+          <w:lang w:eastAsia="en-GB"/>
+          <w14:ligatures w14:val="none"/>
+        </w:rPr>
+      </w:pPr>
+      <w:proofErr w:type="spellStart"/>
+      <w:r>
+        <w:rPr>
+          <w:rFonts w:ascii="Times New Roman" w:eastAsia="Times New Roman" w:hAnsi="Times New Roman" w:cs="Times New Roman"/>
+          <w:kern w:val="0"/>
+          <w:lang w:eastAsia="en-GB"/>
+          <w14:ligatures w14:val="none"/>
+        </w:rPr>
+        <w:t>instrument_name</w:t>
+      </w:r>
+      <w:proofErr w:type="spellEnd"/>
+    </w:p>
+    <w:p>
+      <w:pPr>
+        <w:numPr>
+          <w:ilvl w:val="0"/>
+          <w:numId w:val="3"/>
+        </w:numPr>
+        <w:spacing w:before="100" w:beforeAutospacing="1" w:after="100" w:afterAutospacing="1" w:line="240" w:lineRule="auto"/>
+        <w:rPr>
+          <w:rFonts w:ascii="Times New Roman" w:eastAsia="Times New Roman" w:hAnsi="Times New Roman" w:cs="Times New Roman"/>
+          <w:kern w:val="0"/>
+          <w:lang w:eastAsia="en-GB"/>
+          <w14:ligatures w14:val="none"/>
+        </w:rPr>
+      </w:pPr>
+      <w:proofErr w:type="spellStart"/>
+      <w:r>
+        <w:rPr>
+          <w:rFonts w:ascii="Times New Roman" w:eastAsia="Times New Roman" w:hAnsi="Times New Roman" w:cs="Times New Roman"/>
+          <w:kern w:val="0"/>
+          <w:lang w:eastAsia="en-GB"/>
+          <w14:ligatures w14:val="none"/>
+        </w:rPr>
+        <w:t>operator_name</w:t>
+      </w:r>
+      <w:proofErr w:type="spellEnd"/>
+    </w:p>
+    <w:p>
+      <w:pPr>
+        <w:numPr>
+          <w:ilvl w:val="0"/>
+          <w:numId w:val="3"/>
+        </w:numPr>
+        <w:spacing w:before="100" w:beforeAutospacing="1" w:after="100" w:afterAutospacing="1" w:line="240" w:lineRule="auto"/>
+        <w:rPr>
+          <w:rFonts w:ascii="Times New Roman" w:eastAsia="Times New Roman" w:hAnsi="Times New Roman" w:cs="Times New Roman"/>
+          <w:kern w:val="0"/>
+          <w:lang w:eastAsia="en-GB"/>
+          <w14:ligatures w14:val="none"/>
+        </w:rPr>
+      </w:pPr>
+      <w:proofErr w:type="spellStart"/>
+      <w:r>
+        <w:rPr>
+          <w:rFonts w:ascii="Times New Roman" w:eastAsia="Times New Roman" w:hAnsi="Times New Roman" w:cs="Times New Roman"/>
+          <w:kern w:val="0"/>
+          <w:lang w:eastAsia="en-GB"/>
+          <w14:ligatures w14:val="none"/>
+        </w:rPr>
+        <w:t>experiment_date</w:t>
+      </w:r>
+      <w:proofErr w:type="spellEnd"/>
+    </w:p>
+    <w:p>
+      <w:pPr>
+        <w:numPr>
+          <w:ilvl w:val="0"/>
+          <w:numId w:val="3"/>
+        </w:numPr>
+        <w:spacing w:before="100" w:beforeAutospacing="1" w:after="100" w:afterAutospacing="1" w:line="240" w:lineRule="auto"/>
+        <w:rPr>
+          <w:rFonts w:ascii="Times New Roman" w:eastAsia="Times New Roman" w:hAnsi="Times New Roman" w:cs="Times New Roman"/>
+          <w:kern w:val="0"/>
+          <w:lang w:eastAsia="en-GB"/>
+          <w14:ligatures w14:val="none"/>
+        </w:rPr>
+      </w:pPr>
+      <w:proofErr w:type="spellStart"/>
+      <w:r>
+        <w:rPr>
+          <w:rFonts w:ascii="Times New Roman" w:eastAsia="Times New Roman" w:hAnsi="Times New Roman" w:cs="Times New Roman"/>
+          <w:kern w:val="0"/>
+          <w:lang w:eastAsia="en-GB"/>
+          <w14:ligatures w14:val="none"/>
+        </w:rPr>
+        <w:t>recorded_at</w:t>
+      </w:r>
+      <w:proofErr w:type="spellEnd"/>
+    </w:p>
+    <w:p>
+      <w:pPr>
+        <w:numPr>
+          <w:ilvl w:val="0"/>
+          <w:numId w:val="3"/>
+        </w:numPr>
+        <w:spacing w:before="100" w:beforeAutospacing="1" w:after="100" w:afterAutospacing="1" w:line="240" w:lineRule="auto"/>
+        <w:rPr>
+          <w:rFonts w:ascii="Times New Roman" w:eastAsia="Times New Roman" w:hAnsi="Times New Roman" w:cs="Times New Roman"/>
+          <w:kern w:val="0"/>
+          <w:lang w:eastAsia="en-GB"/>
+          <w14:ligatures w14:val="none"/>
+        </w:rPr>
+      </w:pPr>
+      <w:proofErr w:type="spellStart"/>
+      <w:r>
+        <w:rPr>
+          <w:rFonts w:ascii="Times New Roman" w:eastAsia="Times New Roman" w:hAnsi="Times New Roman" w:cs="Times New Roman"/>
+          <w:kern w:val="0"/>
+          <w:lang w:eastAsia="en-GB"/>
+          <w14:ligatures w14:val="none"/>
+        </w:rPr>
+        <w:t>analyte_name</w:t>
+      </w:r>
+      <w:proofErr w:type="spellEnd"/>
+    </w:p>
+    <w:p>
+      <w:pPr>
+        <w:numPr>
+          <w:ilvl w:val="0"/>
+          <w:numId w:val="3"/>
+        </w:numPr>
+        <w:spacing w:before="100" w:beforeAutospacing="1" w:after="100" w:afterAutospacing="1" w:line="240" w:lineRule="auto"/>
+        <w:rPr>
+          <w:rFonts w:ascii="Times New Roman" w:eastAsia="Times New Roman" w:hAnsi="Times New Roman" w:cs="Times New Roman"/>
+          <w:kern w:val="0"/>
+          <w:lang w:eastAsia="en-GB"/>
+          <w14:ligatures w14:val="none"/>
+        </w:rPr>
+      </w:pPr>
+      <w:proofErr w:type="spellStart"/>
+      <w:r>
+        <w:rPr>
+          <w:rFonts w:ascii="Times New Roman" w:eastAsia="Times New Roman" w:hAnsi="Times New Roman" w:cs="Times New Roman"/>
+          <w:kern w:val="0"/>
+          <w:lang w:eastAsia="en-GB"/>
+          <w14:ligatures w14:val="none"/>
+        </w:rPr>
+        <w:t>measured_value</w:t>
+      </w:r>
+      <w:proofErr w:type="spellEnd"/>
+    </w:p>
+    <w:p>
+      <w:pPr>
+        <w:numPr>
+          <w:ilvl w:val="0"/>
+          <w:numId w:val="3"/>
+        </w:numPr>
+        <w:spacing w:before="100" w:beforeAutospacing="1" w:after="100" w:afterAutospacing="1" w:line="240" w:lineRule="auto"/>
+        <w:rPr>
+          <w:rFonts w:ascii="Times New Roman" w:eastAsia="Times New Roman" w:hAnsi="Times New Roman" w:cs="Times New Roman"/>
+          <w:kern w:val="0"/>
+          <w:lang w:eastAsia="en-GB"/>
+          <w14:ligatures w14:val="none"/>
+        </w:rPr>
+      </w:pPr>
+      <w:r>
+        <w:rPr>
+          <w:rFonts w:ascii="Times New Roman" w:eastAsia="Times New Roman" w:hAnsi="Times New Roman" w:cs="Times New Roman"/>
+          <w:kern w:val="0"/>
+          <w:lang w:eastAsia="en-GB"/>
+          <w14:ligatures w14:val="none"/>
+        </w:rPr>
+        <w:t>unit</w:t>
+      </w:r>
+    </w:p>
+    <w:p>
+      <w:pPr>
+        <w:numPr>
+          <w:ilvl w:val="0"/>
+          <w:numId w:val="3"/>
+        </w:numPr>
+        <w:spacing w:before="100" w:beforeAutospacing="1" w:after="100" w:afterAutospacing="1" w:line="240" w:lineRule="auto"/>
+        <w:rPr>
+          <w:rFonts w:ascii="Times New Roman" w:eastAsia="Times New Roman" w:hAnsi="Times New Roman" w:cs="Times New Roman"/>
+          <w:kern w:val="0"/>
+          <w:lang w:eastAsia="en-GB"/>
+          <w14:ligatures w14:val="none"/>
+        </w:rPr>
+      </w:pPr>
+      <w:r>
+        <w:rPr>
+          <w:rFonts w:ascii="Times New Roman" w:eastAsia="Times New Roman" w:hAnsi="Times New Roman" w:cs="Times New Roman"/>
+          <w:kern w:val="0"/>
+          <w:lang w:eastAsia="en-GB"/>
+          <w14:ligatures w14:val="none"/>
+        </w:rPr>
+        <w:t>status</w:t>
+      </w:r>
+    </w:p>
+    <w:p>
+      <w:pPr>
+        <w:spacing w:after="0" w:line="240" w:lineRule="auto"/>
+        <w:outlineLvl w:val="2"/>
+        <w:rPr>
+          <w:rFonts w:ascii="Times New Roman" w:eastAsia="Times New Roman" w:hAnsi="Times New Roman" w:cs="Times New Roman"/>
+          <w:b/>
+          <w:bCs/>
+          <w:kern w:val="0"/>
+          <w:sz w:val="27"/>
+          <w:szCs w:val="27"/>
+          <w:lang w:eastAsia="en-GB"/>
+          <w14:ligatures w14:val="none"/>
+        </w:rPr>
+      </w:pPr>
+      <w:r>
+        <w:rPr>
+          <w:rFonts w:ascii="Times New Roman" w:eastAsia="Times New Roman" w:hAnsi="Times New Roman" w:cs="Times New Roman"/>
+          <w:b/>
+          <w:bCs/>
+          <w:kern w:val="0"/>
+          <w:sz w:val="27"/>
+          <w:szCs w:val="27"/>
+          <w:lang w:eastAsia="en-GB"/>
+          <w14:ligatures w14:val="none"/>
+        </w:rPr>
+        <w:t>Data Quality Issues Injected</w:t>
+      </w:r>
+    </w:p>
+    <w:p>
+      <w:pPr>
+        <w:spacing w:after="0" w:line="240" w:lineRule="auto"/>
+        <w:rPr>
+          <w:rFonts w:ascii="Times New Roman" w:eastAsia="Times New Roman" w:hAnsi="Times New Roman" w:cs="Times New Roman"/>
+          <w:kern w:val="0"/>
+          <w:lang w:eastAsia="en-GB"/>
+          <w14:ligatures w14:val="none"/>
+        </w:rPr>
+      </w:pPr>
+      <w:r>
+        <w:rPr>
+          <w:rFonts w:ascii="Times New Roman" w:eastAsia="Times New Roman" w:hAnsi="Times New Roman" w:cs="Times New Roman"/>
+          <w:kern w:val="0"/>
+          <w:lang w:eastAsia="en-GB"/>
+          <w14:ligatures w14:val="none"/>
+        </w:rPr>
+        <w:t>To simulate real-world scenarios, multiple data quality issues were intentionally introduced into the dataset:</w:t>
+      </w:r>
+    </w:p>
+    <w:p>
+      <w:pPr>
+        <w:spacing w:after="0" w:line="240" w:lineRule="auto"/>
+        <w:rPr>
+          <w:rFonts w:ascii="Times New Roman" w:eastAsia="Times New Roman" w:hAnsi="Times New Roman" w:cs="Times New Roman"/>
+          <w:kern w:val="0"/>
+          <w:lang w:eastAsia="en-GB"/>
+          <w14:ligatures w14:val="none"/>
+        </w:rPr>
+      </w:pPr>
+    </w:p>
+    <w:p>
+      <w:pPr>
+        <w:spacing w:after="0" w:line="240" w:lineRule="auto"/>
+        <w:outlineLvl w:val="3"/>
+        <w:rPr>
+          <w:rFonts w:ascii="Times New Roman" w:eastAsia="Times New Roman" w:hAnsi="Times New Roman" w:cs="Times New Roman"/>
+          <w:b/>
+          <w:bCs/>
+          <w:kern w:val="0"/>
+          <w:lang w:eastAsia="en-GB"/>
+          <w14:ligatures w14:val="none"/>
+        </w:rPr>
+      </w:pPr>
+      <w:r>
+        <w:rPr>
+          <w:rFonts w:ascii="Times New Roman" w:eastAsia="Times New Roman" w:hAnsi="Times New Roman" w:cs="Times New Roman"/>
+          <w:b/>
+          <w:bCs/>
+          <w:kern w:val="0"/>
+          <w:lang w:eastAsia="en-GB"/>
+          <w14:ligatures w14:val="none"/>
+        </w:rPr>
+        <w:t>Missing Values</w:t>
+      </w:r>
+    </w:p>
+    <w:p>
+      <w:pPr>
+        <w:spacing w:after="0" w:line="240" w:lineRule="auto"/>
+        <w:rPr>
+          <w:rFonts w:ascii="Times New Roman" w:eastAsia="Times New Roman" w:hAnsi="Times New Roman" w:cs="Times New Roman"/>
+          <w:kern w:val="0"/>
+          <w:lang w:eastAsia="en-GB"/>
+          <w14:ligatures w14:val="none"/>
+        </w:rPr>
+      </w:pPr>
+      <w:r>
+        <w:rPr>
+          <w:rFonts w:ascii="Times New Roman" w:eastAsia="Times New Roman" w:hAnsi="Times New Roman" w:cs="Times New Roman"/>
+          <w:kern w:val="0"/>
+          <w:lang w:eastAsia="en-GB"/>
+          <w14:ligatures w14:val="none"/>
+        </w:rPr>
+        <w:t>Random null values were inserted in important columns such as:</w:t>
+      </w:r>
+    </w:p>
+    <w:p>
+      <w:pPr>
+        <w:numPr>
+          <w:ilvl w:val="0"/>
+          <w:numId w:val="4"/>
+        </w:numPr>
+        <w:spacing w:after="0" w:line="240" w:lineRule="auto"/>
+        <w:rPr>
+          <w:rFonts w:ascii="Times New Roman" w:eastAsia="Times New Roman" w:hAnsi="Times New Roman" w:cs="Times New Roman"/>
+          <w:kern w:val="0"/>
+          <w:lang w:eastAsia="en-GB"/>
+          <w14:ligatures w14:val="none"/>
+        </w:rPr>
+      </w:pPr>
+      <w:proofErr w:type="spellStart"/>
+      <w:r>
+        <w:rPr>
+          <w:rFonts w:ascii="Times New Roman" w:eastAsia="Times New Roman" w:hAnsi="Times New Roman" w:cs="Times New Roman"/>
+          <w:kern w:val="0"/>
+          <w:lang w:eastAsia="en-GB"/>
+          <w14:ligatures w14:val="none"/>
+        </w:rPr>
+        <w:t>measured_value</w:t>
+      </w:r>
+      <w:proofErr w:type="spellEnd"/>
+    </w:p>
+    <w:p>
+      <w:pPr>
+        <w:numPr>
+          <w:ilvl w:val="0"/>
+          <w:numId w:val="4"/>
+        </w:numPr>
+        <w:spacing w:after="0" w:line="240" w:lineRule="auto"/>
+        <w:rPr>
+          <w:rFonts w:ascii="Times New Roman" w:eastAsia="Times New Roman" w:hAnsi="Times New Roman" w:cs="Times New Roman"/>
+          <w:kern w:val="0"/>
+          <w:lang w:eastAsia="en-GB"/>
+          <w14:ligatures w14:val="none"/>
+        </w:rPr>
+      </w:pPr>
+      <w:r>
+        <w:rPr>
+          <w:rFonts w:ascii="Times New Roman" w:eastAsia="Times New Roman" w:hAnsi="Times New Roman" w:cs="Times New Roman"/>
+          <w:kern w:val="0"/>
+          <w:lang w:eastAsia="en-GB"/>
+          <w14:ligatures w14:val="none"/>
+        </w:rPr>
+        <w:t>unit</w:t>
+      </w:r>
+    </w:p>
+    <w:p>
+      <w:pPr>
+        <w:spacing w:after="0" w:line="240" w:lineRule="auto"/>
+        <w:outlineLvl w:val="3"/>
+        <w:rPr>
+          <w:rFonts w:ascii="Times New Roman" w:eastAsia="Times New Roman" w:hAnsi="Times New Roman" w:cs="Times New Roman"/>
+          <w:b/>
+          <w:bCs/>
+          <w:kern w:val="0"/>
+          <w:lang w:eastAsia="en-GB"/>
+          <w14:ligatures w14:val="none"/>
+        </w:rPr>
+      </w:pPr>
+    </w:p>
+    <w:p>
+      <w:pPr>
+        <w:spacing w:after="0" w:line="240" w:lineRule="auto"/>
+        <w:outlineLvl w:val="3"/>
+        <w:rPr>
+          <w:rFonts w:ascii="Times New Roman" w:eastAsia="Times New Roman" w:hAnsi="Times New Roman" w:cs="Times New Roman"/>
+          <w:b/>
+          <w:bCs/>
+          <w:kern w:val="0"/>
+          <w:lang w:eastAsia="en-GB"/>
+          <w14:ligatures w14:val="none"/>
+        </w:rPr>
+      </w:pPr>
+      <w:r>
+        <w:rPr>
+          <w:rFonts w:ascii="Times New Roman" w:eastAsia="Times New Roman" w:hAnsi="Times New Roman" w:cs="Times New Roman"/>
+          <w:b/>
+          <w:bCs/>
+          <w:kern w:val="0"/>
+          <w:lang w:eastAsia="en-GB"/>
+          <w14:ligatures w14:val="none"/>
+        </w:rPr>
+        <w:t>Duplicate Records</w:t>
+      </w:r>
+    </w:p>
+    <w:p>
+      <w:pPr>
+        <w:spacing w:after="0" w:line="240" w:lineRule="auto"/>
+        <w:rPr>
+          <w:rFonts w:ascii="Times New Roman" w:eastAsia="Times New Roman" w:hAnsi="Times New Roman" w:cs="Times New Roman"/>
+          <w:kern w:val="0"/>
+          <w:lang w:eastAsia="en-GB"/>
+          <w14:ligatures w14:val="none"/>
+        </w:rPr>
+      </w:pPr>
+      <w:r>
+        <w:rPr>
+          <w:rFonts w:ascii="Times New Roman" w:eastAsia="Times New Roman" w:hAnsi="Times New Roman" w:cs="Times New Roman"/>
+          <w:kern w:val="0"/>
+          <w:lang w:eastAsia="en-GB"/>
+          <w14:ligatures w14:val="none"/>
+        </w:rPr>
+        <w:t>Duplicate sample IDs were introduced to test uniqueness validation.</w:t>
+      </w:r>
+    </w:p>
+    <w:p>
+      <w:pPr>
+        <w:spacing w:after="0" w:line="240" w:lineRule="auto"/>
+        <w:outlineLvl w:val="3"/>
+        <w:rPr>
+          <w:rFonts w:ascii="Times New Roman" w:eastAsia="Times New Roman" w:hAnsi="Times New Roman" w:cs="Times New Roman"/>
+          <w:b/>
+          <w:bCs/>
+          <w:kern w:val="0"/>
+          <w:lang w:eastAsia="en-GB"/>
+          <w14:ligatures w14:val="none"/>
+        </w:rPr>
+      </w:pPr>
+    </w:p>
+    <w:p>
+      <w:pPr>
+        <w:spacing w:after="0" w:line="240" w:lineRule="auto"/>
+        <w:outlineLvl w:val="3"/>
+        <w:rPr>
+          <w:rFonts w:ascii="Times New Roman" w:eastAsia="Times New Roman" w:hAnsi="Times New Roman" w:cs="Times New Roman"/>
+          <w:b/>
+          <w:bCs/>
+          <w:kern w:val="0"/>
+          <w:lang w:eastAsia="en-GB"/>
+          <w14:ligatures w14:val="none"/>
+        </w:rPr>
+      </w:pPr>
+      <w:r>
+        <w:rPr>
+          <w:rFonts w:ascii="Times New Roman" w:eastAsia="Times New Roman" w:hAnsi="Times New Roman" w:cs="Times New Roman"/>
+          <w:b/>
+          <w:bCs/>
+          <w:kern w:val="0"/>
+          <w:lang w:eastAsia="en-GB"/>
+          <w14:ligatures w14:val="none"/>
+        </w:rPr>
+        <w:t>Invalid Measurements</w:t>
+      </w:r>
+    </w:p>
+    <w:p>
+      <w:pPr>
+        <w:spacing w:after="0" w:line="240" w:lineRule="auto"/>
+        <w:rPr>
+          <w:rFonts w:ascii="Times New Roman" w:eastAsia="Times New Roman" w:hAnsi="Times New Roman" w:cs="Times New Roman"/>
+          <w:kern w:val="0"/>
+          <w:lang w:eastAsia="en-GB"/>
+          <w14:ligatures w14:val="none"/>
+        </w:rPr>
+      </w:pPr>
+      <w:r>
+        <w:rPr>
+          <w:rFonts w:ascii="Times New Roman" w:eastAsia="Times New Roman" w:hAnsi="Times New Roman" w:cs="Times New Roman"/>
+          <w:kern w:val="0"/>
+          <w:lang w:eastAsia="en-GB"/>
+          <w14:ligatures w14:val="none"/>
+        </w:rPr>
+        <w:t>Invalid values such as:</w:t>
+      </w:r>
+    </w:p>
+    <w:p>
+      <w:pPr>
+        <w:numPr>
+          <w:ilvl w:val="0"/>
+          <w:numId w:val="5"/>
+        </w:numPr>
+        <w:spacing w:after="0" w:line="240" w:lineRule="auto"/>
+        <w:rPr>
+          <w:rFonts w:ascii="Times New Roman" w:eastAsia="Times New Roman" w:hAnsi="Times New Roman" w:cs="Times New Roman"/>
+          <w:kern w:val="0"/>
+          <w:lang w:eastAsia="en-GB"/>
+          <w14:ligatures w14:val="none"/>
+        </w:rPr>
+      </w:pPr>
+      <w:r>
+        <w:rPr>
+          <w:rFonts w:ascii="Times New Roman" w:eastAsia="Times New Roman" w:hAnsi="Times New Roman" w:cs="Times New Roman"/>
+          <w:kern w:val="0"/>
+          <w:lang w:eastAsia="en-GB"/>
+          <w14:ligatures w14:val="none"/>
+        </w:rPr>
+        <w:t>Negative measurements</w:t>
+      </w:r>
+    </w:p>
+    <w:p>
+      <w:pPr>
+        <w:numPr>
+          <w:ilvl w:val="0"/>
+          <w:numId w:val="5"/>
+        </w:numPr>
+        <w:spacing w:after="0" w:line="240" w:lineRule="auto"/>
+        <w:rPr>
+          <w:rFonts w:ascii="Times New Roman" w:eastAsia="Times New Roman" w:hAnsi="Times New Roman" w:cs="Times New Roman"/>
+          <w:kern w:val="0"/>
+          <w:lang w:eastAsia="en-GB"/>
+          <w14:ligatures w14:val="none"/>
+        </w:rPr>
+      </w:pPr>
+      <w:r>
+        <w:rPr>
+          <w:rFonts w:ascii="Times New Roman" w:eastAsia="Times New Roman" w:hAnsi="Times New Roman" w:cs="Times New Roman"/>
+          <w:kern w:val="0"/>
+          <w:lang w:eastAsia="en-GB"/>
+          <w14:ligatures w14:val="none"/>
+        </w:rPr>
+        <w:t>Values outside acceptable ranges</w:t>
+      </w:r>
+    </w:p>
+    <w:p>
+      <w:pPr>
+        <w:spacing w:after="0" w:line="240" w:lineRule="auto"/>
+        <w:rPr>
+          <w:rFonts w:ascii="Times New Roman" w:eastAsia="Times New Roman" w:hAnsi="Times New Roman" w:cs="Times New Roman"/>
+          <w:kern w:val="0"/>
+          <w:lang w:eastAsia="en-GB"/>
+          <w14:ligatures w14:val="none"/>
+        </w:rPr>
+      </w:pPr>
+      <w:r>
+        <w:rPr>
+          <w:rFonts w:ascii="Times New Roman" w:eastAsia="Times New Roman" w:hAnsi="Times New Roman" w:cs="Times New Roman"/>
+          <w:kern w:val="0"/>
+          <w:lang w:eastAsia="en-GB"/>
+          <w14:ligatures w14:val="none"/>
+        </w:rPr>
+        <w:t>were inserted into the dataset.</w:t>
+      </w:r>
+    </w:p>
+    <w:p>
+      <w:pPr>
+        <w:spacing w:after="0" w:line="240" w:lineRule="auto"/>
+        <w:outlineLvl w:val="3"/>
+        <w:rPr>
+          <w:rFonts w:ascii="Times New Roman" w:eastAsia="Times New Roman" w:hAnsi="Times New Roman" w:cs="Times New Roman"/>
+          <w:b/>
+          <w:bCs/>
+          <w:kern w:val="0"/>
+          <w:lang w:eastAsia="en-GB"/>
+          <w14:ligatures w14:val="none"/>
+        </w:rPr>
+      </w:pPr>
+    </w:p>
+    <w:p>
+      <w:pPr>
+        <w:spacing w:after="0" w:line="240" w:lineRule="auto"/>
+        <w:outlineLvl w:val="3"/>
+        <w:rPr>
+          <w:rFonts w:ascii="Times New Roman" w:eastAsia="Times New Roman" w:hAnsi="Times New Roman" w:cs="Times New Roman"/>
+          <w:b/>
+          <w:bCs/>
+          <w:kern w:val="0"/>
+          <w:lang w:eastAsia="en-GB"/>
+          <w14:ligatures w14:val="none"/>
+        </w:rPr>
+      </w:pPr>
+      <w:r>
+        <w:rPr>
+          <w:rFonts w:ascii="Times New Roman" w:eastAsia="Times New Roman" w:hAnsi="Times New Roman" w:cs="Times New Roman"/>
+          <w:b/>
+          <w:bCs/>
+          <w:kern w:val="0"/>
+          <w:lang w:eastAsia="en-GB"/>
+          <w14:ligatures w14:val="none"/>
+        </w:rPr>
+        <w:t>Status Inconsistencies</w:t>
+      </w:r>
+    </w:p>
+    <w:p>
+      <w:pPr>
+        <w:spacing w:after="0" w:line="240" w:lineRule="auto"/>
+        <w:rPr>
+          <w:rFonts w:ascii="Times New Roman" w:eastAsia="Times New Roman" w:hAnsi="Times New Roman" w:cs="Times New Roman"/>
+          <w:kern w:val="0"/>
+          <w:lang w:eastAsia="en-GB"/>
+          <w14:ligatures w14:val="none"/>
+        </w:rPr>
+      </w:pPr>
+      <w:r>
+        <w:rPr>
+          <w:rFonts w:ascii="Times New Roman" w:eastAsia="Times New Roman" w:hAnsi="Times New Roman" w:cs="Times New Roman"/>
+          <w:kern w:val="0"/>
+          <w:lang w:eastAsia="en-GB"/>
+          <w14:ligatures w14:val="none"/>
+        </w:rPr>
+        <w:t>Records containing logical inconsistencies between status and measurement values were created.</w:t>
+      </w:r>
+    </w:p>
+    <w:p>
+      <w:pPr>
+        <w:spacing w:before="100" w:beforeAutospacing="1" w:after="100" w:afterAutospacing="1" w:line="240" w:lineRule="auto"/>
+        <w:outlineLvl w:val="3"/>
+        <w:rPr>
+          <w:rFonts w:ascii="Times New Roman" w:eastAsia="Times New Roman" w:hAnsi="Times New Roman" w:cs="Times New Roman"/>
+          <w:b/>
+          <w:bCs/>
+          <w:kern w:val="0"/>
+          <w:lang w:eastAsia="en-GB"/>
+          <w14:ligatures w14:val="none"/>
+        </w:rPr>
+      </w:pPr>
+      <w:r>
+        <w:rPr>
+          <w:rFonts w:ascii="Times New Roman" w:eastAsia="Times New Roman" w:hAnsi="Times New Roman" w:cs="Times New Roman"/>
+          <w:b/>
+          <w:bCs/>
+          <w:kern w:val="0"/>
+          <w:lang w:eastAsia="en-GB"/>
+          <w14:ligatures w14:val="none"/>
+        </w:rPr>
+        <w:t>Stale Records</w:t>
+      </w:r>
+    </w:p>
+    <w:p>
+      <w:pPr>
+        <w:spacing w:before="100" w:beforeAutospacing="1" w:after="100" w:afterAutospacing="1" w:line="240" w:lineRule="auto"/>
+        <w:rPr>
+          <w:rFonts w:ascii="Times New Roman" w:eastAsia="Times New Roman" w:hAnsi="Times New Roman" w:cs="Times New Roman"/>
+          <w:kern w:val="0"/>
+          <w:lang w:eastAsia="en-GB"/>
+          <w14:ligatures w14:val="none"/>
+        </w:rPr>
+      </w:pPr>
+      <w:r>
+        <w:rPr>
+          <w:rFonts w:ascii="Times New Roman" w:eastAsia="Times New Roman" w:hAnsi="Times New Roman" w:cs="Times New Roman"/>
+          <w:kern w:val="0"/>
+          <w:lang w:eastAsia="en-GB"/>
+          <w14:ligatures w14:val="none"/>
+        </w:rPr>
+        <w:t xml:space="preserve">Records where </w:t>
+      </w:r>
+      <w:proofErr w:type="spellStart"/>
+      <w:r>
+        <w:rPr>
+          <w:rFonts w:ascii="Times New Roman" w:eastAsia="Times New Roman" w:hAnsi="Times New Roman" w:cs="Times New Roman"/>
+          <w:kern w:val="0"/>
+          <w:lang w:eastAsia="en-GB"/>
+          <w14:ligatures w14:val="none"/>
+        </w:rPr>
+        <w:t>recorded_at</w:t>
+      </w:r>
+      <w:proofErr w:type="spellEnd"/>
+      <w:r>
+        <w:rPr>
+          <w:rFonts w:ascii="Times New Roman" w:eastAsia="Times New Roman" w:hAnsi="Times New Roman" w:cs="Times New Roman"/>
+          <w:kern w:val="0"/>
+          <w:lang w:eastAsia="en-GB"/>
+          <w14:ligatures w14:val="none"/>
+        </w:rPr>
+        <w:t xml:space="preserve"> occurred significantly later than </w:t>
+      </w:r>
+      <w:proofErr w:type="spellStart"/>
+      <w:r>
+        <w:rPr>
+          <w:rFonts w:ascii="Times New Roman" w:eastAsia="Times New Roman" w:hAnsi="Times New Roman" w:cs="Times New Roman"/>
+          <w:kern w:val="0"/>
+          <w:lang w:eastAsia="en-GB"/>
+          <w14:ligatures w14:val="none"/>
+        </w:rPr>
+        <w:t>experiment_date</w:t>
+      </w:r>
+      <w:proofErr w:type="spellEnd"/>
+      <w:r>
+        <w:rPr>
+          <w:rFonts w:ascii="Times New Roman" w:eastAsia="Times New Roman" w:hAnsi="Times New Roman" w:cs="Times New Roman"/>
+          <w:kern w:val="0"/>
+          <w:lang w:eastAsia="en-GB"/>
+          <w14:ligatures w14:val="none"/>
+        </w:rPr>
+        <w:t xml:space="preserve"> were introduced.</w:t>
+      </w:r>
+    </w:p>
+    <w:p>
+      <w:pPr>
+        <w:spacing w:after="0" w:line="240" w:lineRule="auto"/>
+        <w:outlineLvl w:val="2"/>
+        <w:rPr>
+          <w:rFonts w:ascii="Times New Roman" w:eastAsia="Times New Roman" w:hAnsi="Times New Roman" w:cs="Times New Roman"/>
+          <w:b/>
+          <w:bCs/>
+          <w:kern w:val="0"/>
+          <w:sz w:val="27"/>
+          <w:szCs w:val="27"/>
+          <w:lang w:eastAsia="en-GB"/>
+          <w14:ligatures w14:val="none"/>
+        </w:rPr>
+      </w:pPr>
+      <w:r>
+        <w:rPr>
+          <w:rFonts w:ascii="Times New Roman" w:eastAsia="Times New Roman" w:hAnsi="Times New Roman" w:cs="Times New Roman"/>
+          <w:b/>
+          <w:bCs/>
+          <w:kern w:val="0"/>
+          <w:sz w:val="27"/>
+          <w:szCs w:val="27"/>
+          <w:lang w:eastAsia="en-GB"/>
+          <w14:ligatures w14:val="none"/>
+        </w:rPr>
+        <w:lastRenderedPageBreak/>
+        <w:t>Output</w:t>
+      </w:r>
+    </w:p>
+    <w:p>
+      <w:pPr>
+        <w:spacing w:after="0" w:line="240" w:lineRule="auto"/>
+        <w:rPr>
+          <w:rFonts w:ascii="Times New Roman" w:eastAsia="Times New Roman" w:hAnsi="Times New Roman" w:cs="Times New Roman"/>
+          <w:kern w:val="0"/>
+          <w:lang w:eastAsia="en-GB"/>
+          <w14:ligatures w14:val="none"/>
+        </w:rPr>
+      </w:pPr>
+      <w:r>
+        <w:rPr>
+          <w:rFonts w:ascii="Times New Roman" w:eastAsia="Times New Roman" w:hAnsi="Times New Roman" w:cs="Times New Roman"/>
+          <w:kern w:val="0"/>
+          <w:lang w:eastAsia="en-GB"/>
+          <w14:ligatures w14:val="none"/>
+        </w:rPr>
+        <w:t>Generated Dataset:</w:t>
+      </w:r>
+    </w:p>
+    <w:p>
+      <w:pPr>
+        <w:spacing w:after="0" w:line="240" w:lineRule="auto"/>
+        <w:rPr>
+          <w:rFonts w:ascii="Times New Roman" w:eastAsia="Times New Roman" w:hAnsi="Times New Roman" w:cs="Times New Roman"/>
+          <w:kern w:val="0"/>
+          <w:lang w:eastAsia="en-GB"/>
+          <w14:ligatures w14:val="none"/>
+        </w:rPr>
+      </w:pPr>
+      <w:r>
+        <w:rPr>
+          <w:rFonts w:ascii="Times New Roman" w:eastAsia="Times New Roman" w:hAnsi="Times New Roman" w:cs="Times New Roman"/>
+          <w:kern w:val="0"/>
+          <w:lang w:eastAsia="en-GB"/>
+          <w14:ligatures w14:val="none"/>
+        </w:rPr>
+        <w:t>lab_data.csv</w:t>
+      </w:r>
+    </w:p>
+    <w:p>
+      <w:pPr>
+        <w:spacing w:before="100" w:beforeAutospacing="1" w:after="100" w:afterAutospacing="1" w:line="240" w:lineRule="auto"/>
+        <w:jc w:val="center"/>
+        <w:rPr>
+          <w:rFonts w:ascii="Times New Roman" w:eastAsia="Times New Roman" w:hAnsi="Times New Roman" w:cs="Times New Roman"/>
+          <w:kern w:val="0"/>
+          <w:lang w:eastAsia="en-GB"/>
+          <w14:ligatures w14:val="none"/>
+        </w:rPr>
+      </w:pPr>
+      <w:r>
+        <w:rPr>
+          <w:rFonts w:ascii="Times New Roman" w:eastAsia="Times New Roman" w:hAnsi="Times New Roman" w:cs="Times New Roman"/>
+          <w:noProof/>
+          <w:kern w:val="0"/>
+          <w:lang w:eastAsia="en-GB"/>
+        </w:rPr>
+        <w:drawing>
+          <wp:inline distT="0" distB="0" distL="0" distR="0" wp14:anchorId="398ADA00" wp14:editId="22677E43">
+            <wp:extent cx="5225142" cy="3297533"/>
+            <wp:effectExtent l="0" t="0" r="0" b="5080"/>
+            <wp:docPr id="1023567196" name="Picture 1"/>
+            <wp:cNvGraphicFramePr>
+              <a:graphicFrameLocks xmlns:a="http://schemas.openxmlformats.org/drawingml/2006/main" noChangeAspect="1"/>
+            </wp:cNvGraphicFramePr>
+            <a:graphic xmlns:a="http://schemas.openxmlformats.org/drawingml/2006/main">
+              <a:graphicData uri="http://schemas.openxmlformats.org/drawingml/2006/picture">
+                <pic:pic xmlns:pic="http://schemas.openxmlformats.org/drawingml/2006/picture">
+                  <pic:nvPicPr>
+                    <pic:cNvPr id="1023567196" name="Picture 1023567196"/>
+                    <pic:cNvPicPr/>
+                  </pic:nvPicPr>
+                  <pic:blipFill>
+                    <a:blip r:embed="rId9" cstate="print">
+                      <a:extLst>
+                        <a:ext uri="{28A0092B-C50C-407E-A947-70E740481C1C}">
+                          <a14:useLocalDpi xmlns:a14="http://schemas.microsoft.com/office/drawing/2010/main" val="0"/>
+                        </a:ext>
+                      </a:extLst>
+                    </a:blip>
+                    <a:stretch>
+                      <a:fillRect/>
+                    </a:stretch>
+                  </pic:blipFill>
+                  <pic:spPr>
+                    <a:xfrm>
+                      <a:off x="0" y="0"/>
+                      <a:ext cx="5258304" cy="3318461"/>
+                    </a:xfrm>
+                    <a:prstGeom prst="rect">
+                      <a:avLst/>
+                    </a:prstGeom>
+                  </pic:spPr>
+                </pic:pic>
+              </a:graphicData>
+            </a:graphic>
+          </wp:inline>
+        </w:drawing>
+      </w:r>
+    </w:p>
+    <w:p>
+      <w:pPr>
+        <w:spacing w:before="100" w:beforeAutospacing="1" w:after="100" w:afterAutospacing="1" w:line="240" w:lineRule="auto"/>
+        <w:outlineLvl w:val="0"/>
+        <w:rPr>
+          <w:rFonts w:ascii="Times New Roman" w:eastAsia="Times New Roman" w:hAnsi="Times New Roman" w:cs="Times New Roman"/>
+          <w:b/>
+          <w:bCs/>
+          <w:kern w:val="36"/>
+          <w:sz w:val="48"/>
+          <w:szCs w:val="48"/>
+          <w:lang w:eastAsia="en-GB"/>
+          <w14:ligatures w14:val="none"/>
+        </w:rPr>
+      </w:pPr>
+      <w:r>
+        <w:rPr>
+          <w:rFonts w:ascii="Times New Roman" w:eastAsia="Times New Roman" w:hAnsi="Times New Roman" w:cs="Times New Roman"/>
+          <w:b/>
+          <w:bCs/>
+          <w:kern w:val="36"/>
+          <w:sz w:val="48"/>
+          <w:szCs w:val="48"/>
+          <w:lang w:eastAsia="en-GB"/>
+          <w14:ligatures w14:val="none"/>
+        </w:rPr>
+        <w:t>Dataset Availability</w:t>
+      </w:r>
+    </w:p>
+    <w:p>
+      <w:pPr>
+        <w:spacing w:after="0" w:line="240" w:lineRule="auto"/>
+        <w:rPr>
+          <w:rFonts w:ascii="Times New Roman" w:eastAsia="Times New Roman" w:hAnsi="Times New Roman" w:cs="Times New Roman"/>
+          <w:kern w:val="0"/>
+          <w:lang w:eastAsia="en-GB"/>
+          <w14:ligatures w14:val="none"/>
+        </w:rPr>
+      </w:pPr>
+      <w:r>
+        <w:rPr>
+          <w:rFonts w:ascii="Times New Roman" w:eastAsia="Times New Roman" w:hAnsi="Times New Roman" w:cs="Times New Roman"/>
+          <w:kern w:val="0"/>
+          <w:lang w:eastAsia="en-GB"/>
+          <w14:ligatures w14:val="none"/>
+        </w:rPr>
+        <w:t>The synthetic dataset contains approximately 500,000 records and the generated SQLite database exceeds GitHub's recommended file size limits.</w:t>
+      </w:r>
+    </w:p>
+    <w:p>
+      <w:pPr>
+        <w:spacing w:after="0" w:line="240" w:lineRule="auto"/>
+        <w:rPr>
+          <w:rFonts w:ascii="Times New Roman" w:eastAsia="Times New Roman" w:hAnsi="Times New Roman" w:cs="Times New Roman"/>
+          <w:kern w:val="0"/>
+          <w:lang w:eastAsia="en-GB"/>
+          <w14:ligatures w14:val="none"/>
+        </w:rPr>
+      </w:pPr>
+    </w:p>
+    <w:p>
+      <w:pPr>
+        <w:spacing w:after="0" w:line="240" w:lineRule="auto"/>
+        <w:rPr>
+          <w:rFonts w:ascii="Times New Roman" w:eastAsia="Times New Roman" w:hAnsi="Times New Roman" w:cs="Times New Roman"/>
+          <w:kern w:val="0"/>
+          <w:lang w:eastAsia="en-GB"/>
+          <w14:ligatures w14:val="none"/>
+        </w:rPr>
+      </w:pPr>
+      <w:r>
+        <w:rPr>
+          <w:rFonts w:ascii="Times New Roman" w:eastAsia="Times New Roman" w:hAnsi="Times New Roman" w:cs="Times New Roman"/>
+          <w:kern w:val="0"/>
+          <w:lang w:eastAsia="en-GB"/>
+          <w14:ligatures w14:val="none"/>
+        </w:rPr>
+        <w:t>To keep the repository lightweight and maintainable, large data artifacts have been excluded from version control.</w:t>
+      </w:r>
+    </w:p>
+    <w:p>
+      <w:pPr>
+        <w:spacing w:after="0" w:line="240" w:lineRule="auto"/>
+        <w:rPr>
+          <w:rFonts w:ascii="Times New Roman" w:eastAsia="Times New Roman" w:hAnsi="Times New Roman" w:cs="Times New Roman"/>
+          <w:kern w:val="0"/>
+          <w:lang w:eastAsia="en-GB"/>
+          <w14:ligatures w14:val="none"/>
+        </w:rPr>
+      </w:pPr>
+    </w:p>
+    <w:p>
+      <w:pPr>
+        <w:spacing w:after="0" w:line="240" w:lineRule="auto"/>
+        <w:rPr>
+          <w:rFonts w:ascii="Times New Roman" w:eastAsia="Times New Roman" w:hAnsi="Times New Roman" w:cs="Times New Roman"/>
+          <w:kern w:val="0"/>
+          <w:lang w:eastAsia="en-GB"/>
+          <w14:ligatures w14:val="none"/>
+        </w:rPr>
+      </w:pPr>
+      <w:r>
+        <w:rPr>
+          <w:rFonts w:ascii="Times New Roman" w:eastAsia="Times New Roman" w:hAnsi="Times New Roman" w:cs="Times New Roman"/>
+          <w:kern w:val="0"/>
+          <w:lang w:eastAsia="en-GB"/>
+          <w14:ligatures w14:val="none"/>
+        </w:rPr>
+        <w:t>The repository contains:</w:t>
+      </w:r>
+    </w:p>
+    <w:p>
+      <w:pPr>
+        <w:spacing w:after="0" w:line="240" w:lineRule="auto"/>
+        <w:rPr>
+          <w:rFonts w:ascii="Times New Roman" w:eastAsia="Times New Roman" w:hAnsi="Times New Roman" w:cs="Times New Roman"/>
+          <w:kern w:val="0"/>
+          <w:lang w:eastAsia="en-GB"/>
+          <w14:ligatures w14:val="none"/>
+        </w:rPr>
+      </w:pPr>
+      <w:r>
+        <w:rPr>
+          <w:rFonts w:ascii="Times New Roman" w:eastAsia="Times New Roman" w:hAnsi="Times New Roman" w:cs="Times New Roman"/>
+          <w:kern w:val="0"/>
+          <w:lang w:eastAsia="en-GB"/>
+          <w14:ligatures w14:val="none"/>
+        </w:rPr>
+        <w:t>• Source code</w:t>
+      </w:r>
+    </w:p>
+    <w:p>
+      <w:pPr>
+        <w:spacing w:after="0" w:line="240" w:lineRule="auto"/>
+        <w:rPr>
+          <w:rFonts w:ascii="Times New Roman" w:eastAsia="Times New Roman" w:hAnsi="Times New Roman" w:cs="Times New Roman"/>
+          <w:kern w:val="0"/>
+          <w:lang w:eastAsia="en-GB"/>
+          <w14:ligatures w14:val="none"/>
+        </w:rPr>
+      </w:pPr>
+      <w:r>
+        <w:rPr>
+          <w:rFonts w:ascii="Times New Roman" w:eastAsia="Times New Roman" w:hAnsi="Times New Roman" w:cs="Times New Roman"/>
+          <w:kern w:val="0"/>
+          <w:lang w:eastAsia="en-GB"/>
+          <w14:ligatures w14:val="none"/>
+        </w:rPr>
+        <w:t>• ETL pipeline notebooks</w:t>
+      </w:r>
+    </w:p>
+    <w:p>
+      <w:pPr>
+        <w:spacing w:after="0" w:line="240" w:lineRule="auto"/>
+        <w:rPr>
+          <w:rFonts w:ascii="Times New Roman" w:eastAsia="Times New Roman" w:hAnsi="Times New Roman" w:cs="Times New Roman"/>
+          <w:kern w:val="0"/>
+          <w:lang w:eastAsia="en-GB"/>
+          <w14:ligatures w14:val="none"/>
+        </w:rPr>
+      </w:pPr>
+      <w:r>
+        <w:rPr>
+          <w:rFonts w:ascii="Times New Roman" w:eastAsia="Times New Roman" w:hAnsi="Times New Roman" w:cs="Times New Roman"/>
+          <w:kern w:val="0"/>
+          <w:lang w:eastAsia="en-GB"/>
+          <w14:ligatures w14:val="none"/>
+        </w:rPr>
+        <w:t>• Dashboard implementation</w:t>
+      </w:r>
+    </w:p>
+    <w:p>
+      <w:pPr>
+        <w:spacing w:after="0" w:line="240" w:lineRule="auto"/>
+        <w:rPr>
+          <w:rFonts w:ascii="Times New Roman" w:eastAsia="Times New Roman" w:hAnsi="Times New Roman" w:cs="Times New Roman"/>
+          <w:kern w:val="0"/>
+          <w:lang w:eastAsia="en-GB"/>
+          <w14:ligatures w14:val="none"/>
+        </w:rPr>
+      </w:pPr>
+      <w:r>
+        <w:rPr>
+          <w:rFonts w:ascii="Times New Roman" w:eastAsia="Times New Roman" w:hAnsi="Times New Roman" w:cs="Times New Roman"/>
+          <w:kern w:val="0"/>
+          <w:lang w:eastAsia="en-GB"/>
+          <w14:ligatures w14:val="none"/>
+        </w:rPr>
+        <w:t>• Documentation</w:t>
+      </w:r>
+    </w:p>
+    <w:p>
+      <w:pPr>
+        <w:spacing w:after="0" w:line="240" w:lineRule="auto"/>
+        <w:rPr>
+          <w:rFonts w:ascii="Times New Roman" w:eastAsia="Times New Roman" w:hAnsi="Times New Roman" w:cs="Times New Roman"/>
+          <w:kern w:val="0"/>
+          <w:lang w:eastAsia="en-GB"/>
+          <w14:ligatures w14:val="none"/>
+        </w:rPr>
+      </w:pPr>
+    </w:p>
+    <w:p>
+      <w:pPr>
+        <w:spacing w:after="0" w:line="240" w:lineRule="auto"/>
+        <w:rPr>
+          <w:rFonts w:ascii="Times New Roman" w:eastAsia="Times New Roman" w:hAnsi="Times New Roman" w:cs="Times New Roman"/>
+          <w:kern w:val="0"/>
+          <w:lang w:eastAsia="en-GB"/>
+          <w14:ligatures w14:val="none"/>
+        </w:rPr>
+      </w:pPr>
+      <w:r>
+        <w:rPr>
+          <w:rFonts w:ascii="Times New Roman" w:eastAsia="Times New Roman" w:hAnsi="Times New Roman" w:cs="Times New Roman"/>
+          <w:kern w:val="0"/>
+          <w:lang w:eastAsia="en-GB"/>
+          <w14:ligatures w14:val="none"/>
+        </w:rPr>
+        <w:t>The dashboard was developed and validated locally using the complete dataset and database.</w:t>
+      </w:r>
+    </w:p>
+    <w:p>
+      <w:pPr>
+        <w:spacing w:before="100" w:beforeAutospacing="1" w:after="100" w:afterAutospacing="1" w:line="240" w:lineRule="auto"/>
+        <w:outlineLvl w:val="0"/>
+        <w:rPr>
+          <w:rFonts w:ascii="Times New Roman" w:eastAsia="Times New Roman" w:hAnsi="Times New Roman" w:cs="Times New Roman"/>
+          <w:b/>
+          <w:bCs/>
+          <w:kern w:val="36"/>
+          <w:sz w:val="48"/>
+          <w:szCs w:val="48"/>
+          <w:lang w:eastAsia="en-GB"/>
+          <w14:ligatures w14:val="none"/>
+        </w:rPr>
+      </w:pPr>
+    </w:p>
+    <w:p>
+      <w:pPr>
+        <w:spacing w:before="100" w:beforeAutospacing="1" w:after="100" w:afterAutospacing="1" w:line="240" w:lineRule="auto"/>
+        <w:outlineLvl w:val="0"/>
+        <w:rPr>
+          <w:rFonts w:ascii="Times New Roman" w:eastAsia="Times New Roman" w:hAnsi="Times New Roman" w:cs="Times New Roman"/>
+          <w:b/>
+          <w:bCs/>
+          <w:kern w:val="36"/>
+          <w:sz w:val="48"/>
+          <w:szCs w:val="48"/>
           <w:lang w:eastAsia="en-GB"/>
           <w14:ligatures w14:val="none"/>
         </w:rPr>
@@ -2748,7 +4810,7 @@
                     <pic:cNvPicPr/>
                   </pic:nvPicPr>
                   <pic:blipFill>
-                    <a:blip r:embed="rId8" cstate="print">
+                    <a:blip r:embed="rId10" cstate="print">
                       <a:extLst>
                         <a:ext uri="{28A0092B-C50C-407E-A947-70E740481C1C}">
                           <a14:useLocalDpi xmlns:a14="http://schemas.microsoft.com/office/drawing/2010/main" val="0"/>
@@ -3412,6 +5474,17 @@
     <w:p>
       <w:pPr>
         <w:spacing w:after="0" w:line="240" w:lineRule="auto"/>
+        <w:rPr>
+          <w:rFonts w:ascii="Times New Roman" w:eastAsia="Times New Roman" w:hAnsi="Times New Roman" w:cs="Times New Roman"/>
+          <w:kern w:val="0"/>
+          <w:lang w:eastAsia="en-GB"/>
+          <w14:ligatures w14:val="none"/>
+        </w:rPr>
+      </w:pPr>
+    </w:p>
+    <w:p>
+      <w:pPr>
+        <w:spacing w:after="0" w:line="240" w:lineRule="auto"/>
         <w:jc w:val="center"/>
         <w:outlineLvl w:val="1"/>
         <w:rPr>
@@ -3437,7 +5510,7 @@
           <w:lang w:eastAsia="en-GB"/>
         </w:rPr>
         <w:drawing>
-          <wp:inline distT="0" distB="0" distL="0" distR="0" wp14:anchorId="56273657" wp14:editId="2106327B">
+          <wp:inline distT="0" distB="0" distL="0" distR="0" wp14:anchorId="56273657" wp14:editId="769CFB8B">
             <wp:extent cx="3173371" cy="3948545"/>
             <wp:effectExtent l="0" t="0" r="1905" b="1270"/>
             <wp:docPr id="175380942" name="Picture 2" descr="A screen shot of a computer&#10;&#10;AI-generated content may be incorrect."/>
@@ -3452,7 +5525,7 @@
                     <pic:cNvPicPr/>
                   </pic:nvPicPr>
                   <pic:blipFill>
-                    <a:blip r:embed="rId9" cstate="print">
+                    <a:blip r:embed="rId11" cstate="print">
                       <a:extLst>
                         <a:ext uri="{28A0092B-C50C-407E-A947-70E740481C1C}">
                           <a14:useLocalDpi xmlns:a14="http://schemas.microsoft.com/office/drawing/2010/main" val="0"/>
@@ -3616,7 +5689,7 @@
                     <pic:cNvPicPr/>
                   </pic:nvPicPr>
                   <pic:blipFill>
-                    <a:blip r:embed="rId10">
+                    <a:blip r:embed="rId12">
                       <a:extLst>
                         <a:ext uri="{28A0092B-C50C-407E-A947-70E740481C1C}">
                           <a14:useLocalDpi xmlns:a14="http://schemas.microsoft.com/office/drawing/2010/main" val="0"/>
@@ -3674,7 +5747,7 @@
           <w:lang w:eastAsia="en-GB"/>
         </w:rPr>
         <w:drawing>
-          <wp:inline distT="0" distB="0" distL="0" distR="0" wp14:anchorId="2E923415" wp14:editId="3098DAEF">
+          <wp:inline distT="0" distB="0" distL="0" distR="0" wp14:anchorId="2E923415" wp14:editId="535B74CF">
             <wp:extent cx="2677031" cy="3449782"/>
             <wp:effectExtent l="0" t="0" r="3175" b="5080"/>
             <wp:docPr id="2075944879" name="Picture 2"/>
@@ -3689,7 +5762,7 @@
                     <pic:cNvPicPr/>
                   </pic:nvPicPr>
                   <pic:blipFill>
-                    <a:blip r:embed="rId11" cstate="print">
+                    <a:blip r:embed="rId13" cstate="print">
                       <a:extLst>
                         <a:ext uri="{28A0092B-C50C-407E-A947-70E740481C1C}">
                           <a14:useLocalDpi xmlns:a14="http://schemas.microsoft.com/office/drawing/2010/main" val="0"/>
@@ -3742,6 +5815,1491 @@
           <w:lang w:eastAsia="en-GB"/>
           <w14:ligatures w14:val="none"/>
         </w:rPr>
+        <w:t>Database Schema</w:t>
+      </w:r>
+    </w:p>
+    <w:p>
+      <w:pPr>
+        <w:spacing w:after="0" w:line="240" w:lineRule="auto"/>
+        <w:rPr>
+          <w:rFonts w:ascii="Times New Roman" w:eastAsia="Times New Roman" w:hAnsi="Times New Roman" w:cs="Times New Roman"/>
+          <w:kern w:val="0"/>
+          <w:lang w:eastAsia="en-GB"/>
+          <w14:ligatures w14:val="none"/>
+        </w:rPr>
+      </w:pPr>
+      <w:r>
+        <w:rPr>
+          <w:rFonts w:ascii="Times New Roman" w:eastAsia="Times New Roman" w:hAnsi="Times New Roman" w:cs="Times New Roman"/>
+          <w:kern w:val="0"/>
+          <w:lang w:eastAsia="en-GB"/>
+          <w14:ligatures w14:val="none"/>
+        </w:rPr>
+        <w:t>The solution follows a star schema design to support analytical reporting and dashboard performance.</w:t>
+      </w:r>
+    </w:p>
+    <w:p>
+      <w:pPr>
+        <w:spacing w:after="0" w:line="240" w:lineRule="auto"/>
+        <w:outlineLvl w:val="2"/>
+        <w:rPr>
+          <w:rFonts w:ascii="Times New Roman" w:eastAsia="Times New Roman" w:hAnsi="Times New Roman" w:cs="Times New Roman"/>
+          <w:b/>
+          <w:bCs/>
+          <w:kern w:val="0"/>
+          <w:sz w:val="27"/>
+          <w:szCs w:val="27"/>
+          <w:lang w:eastAsia="en-GB"/>
+          <w14:ligatures w14:val="none"/>
+        </w:rPr>
+      </w:pPr>
+      <w:r>
+        <w:rPr>
+          <w:rFonts w:ascii="Times New Roman" w:eastAsia="Times New Roman" w:hAnsi="Times New Roman" w:cs="Times New Roman"/>
+          <w:b/>
+          <w:bCs/>
+          <w:kern w:val="0"/>
+          <w:sz w:val="27"/>
+          <w:szCs w:val="27"/>
+          <w:lang w:eastAsia="en-GB"/>
+          <w14:ligatures w14:val="none"/>
+        </w:rPr>
+        <w:t>Fact Table</w:t>
+      </w:r>
+    </w:p>
+    <w:p>
+      <w:pPr>
+        <w:spacing w:after="0" w:line="240" w:lineRule="auto"/>
+        <w:rPr>
+          <w:rFonts w:ascii="Times New Roman" w:eastAsia="Times New Roman" w:hAnsi="Times New Roman" w:cs="Times New Roman"/>
+          <w:kern w:val="0"/>
+          <w:lang w:eastAsia="en-GB"/>
+          <w14:ligatures w14:val="none"/>
+        </w:rPr>
+      </w:pPr>
+      <w:proofErr w:type="spellStart"/>
+      <w:r>
+        <w:rPr>
+          <w:rFonts w:ascii="Times New Roman" w:eastAsia="Times New Roman" w:hAnsi="Times New Roman" w:cs="Times New Roman"/>
+          <w:b/>
+          <w:bCs/>
+          <w:kern w:val="0"/>
+          <w:lang w:eastAsia="en-GB"/>
+          <w14:ligatures w14:val="none"/>
+        </w:rPr>
+        <w:t>fact_lab_measurements</w:t>
+      </w:r>
+      <w:proofErr w:type="spellEnd"/>
+    </w:p>
+    <w:p>
+      <w:pPr>
+        <w:spacing w:after="0" w:line="240" w:lineRule="auto"/>
+        <w:rPr>
+          <w:rFonts w:ascii="Times New Roman" w:eastAsia="Times New Roman" w:hAnsi="Times New Roman" w:cs="Times New Roman"/>
+          <w:kern w:val="0"/>
+          <w:lang w:eastAsia="en-GB"/>
+          <w14:ligatures w14:val="none"/>
+        </w:rPr>
+      </w:pPr>
+      <w:r>
+        <w:rPr>
+          <w:rFonts w:ascii="Times New Roman" w:eastAsia="Times New Roman" w:hAnsi="Times New Roman" w:cs="Times New Roman"/>
+          <w:kern w:val="0"/>
+          <w:lang w:eastAsia="en-GB"/>
+          <w14:ligatures w14:val="none"/>
+        </w:rPr>
+        <w:t>Stores laboratory measurement records and quality evaluation results.</w:t>
+      </w:r>
+    </w:p>
+    <w:p>
+      <w:pPr>
+        <w:spacing w:after="0" w:line="240" w:lineRule="auto"/>
+        <w:rPr>
+          <w:rFonts w:ascii="Times New Roman" w:eastAsia="Times New Roman" w:hAnsi="Times New Roman" w:cs="Times New Roman"/>
+          <w:kern w:val="0"/>
+          <w:lang w:eastAsia="en-GB"/>
+          <w14:ligatures w14:val="none"/>
+        </w:rPr>
+      </w:pPr>
+      <w:r>
+        <w:rPr>
+          <w:rFonts w:ascii="Times New Roman" w:eastAsia="Times New Roman" w:hAnsi="Times New Roman" w:cs="Times New Roman"/>
+          <w:kern w:val="0"/>
+          <w:lang w:eastAsia="en-GB"/>
+          <w14:ligatures w14:val="none"/>
+        </w:rPr>
+        <w:t>Key columns:</w:t>
+      </w:r>
+    </w:p>
+    <w:p>
+      <w:pPr>
+        <w:numPr>
+          <w:ilvl w:val="0"/>
+          <w:numId w:val="18"/>
+        </w:numPr>
+        <w:spacing w:after="0" w:line="240" w:lineRule="auto"/>
+        <w:rPr>
+          <w:rFonts w:ascii="Times New Roman" w:eastAsia="Times New Roman" w:hAnsi="Times New Roman" w:cs="Times New Roman"/>
+          <w:kern w:val="0"/>
+          <w:lang w:eastAsia="en-GB"/>
+          <w14:ligatures w14:val="none"/>
+        </w:rPr>
+      </w:pPr>
+      <w:proofErr w:type="spellStart"/>
+      <w:r>
+        <w:rPr>
+          <w:rFonts w:ascii="Times New Roman" w:eastAsia="Times New Roman" w:hAnsi="Times New Roman" w:cs="Times New Roman"/>
+          <w:kern w:val="0"/>
+          <w:lang w:eastAsia="en-GB"/>
+          <w14:ligatures w14:val="none"/>
+        </w:rPr>
+        <w:t>sample_id</w:t>
+      </w:r>
+      <w:proofErr w:type="spellEnd"/>
+      <w:r>
+        <w:rPr>
+          <w:rFonts w:ascii="Times New Roman" w:eastAsia="Times New Roman" w:hAnsi="Times New Roman" w:cs="Times New Roman"/>
+          <w:kern w:val="0"/>
+          <w:lang w:eastAsia="en-GB"/>
+          <w14:ligatures w14:val="none"/>
+        </w:rPr>
+        <w:t xml:space="preserve"> </w:t>
+      </w:r>
+    </w:p>
+    <w:p>
+      <w:pPr>
+        <w:numPr>
+          <w:ilvl w:val="0"/>
+          <w:numId w:val="18"/>
+        </w:numPr>
+        <w:spacing w:after="0" w:line="240" w:lineRule="auto"/>
+        <w:rPr>
+          <w:rFonts w:ascii="Times New Roman" w:eastAsia="Times New Roman" w:hAnsi="Times New Roman" w:cs="Times New Roman"/>
+          <w:kern w:val="0"/>
+          <w:lang w:eastAsia="en-GB"/>
+          <w14:ligatures w14:val="none"/>
+        </w:rPr>
+      </w:pPr>
+      <w:proofErr w:type="spellStart"/>
+      <w:r>
+        <w:rPr>
+          <w:rFonts w:ascii="Times New Roman" w:eastAsia="Times New Roman" w:hAnsi="Times New Roman" w:cs="Times New Roman"/>
+          <w:kern w:val="0"/>
+          <w:lang w:eastAsia="en-GB"/>
+          <w14:ligatures w14:val="none"/>
+        </w:rPr>
+        <w:t>lab_key</w:t>
+      </w:r>
+      <w:proofErr w:type="spellEnd"/>
+      <w:r>
+        <w:rPr>
+          <w:rFonts w:ascii="Times New Roman" w:eastAsia="Times New Roman" w:hAnsi="Times New Roman" w:cs="Times New Roman"/>
+          <w:kern w:val="0"/>
+          <w:lang w:eastAsia="en-GB"/>
+          <w14:ligatures w14:val="none"/>
+        </w:rPr>
+        <w:t xml:space="preserve"> </w:t>
+      </w:r>
+    </w:p>
+    <w:p>
+      <w:pPr>
+        <w:numPr>
+          <w:ilvl w:val="0"/>
+          <w:numId w:val="18"/>
+        </w:numPr>
+        <w:spacing w:after="0" w:line="240" w:lineRule="auto"/>
+        <w:rPr>
+          <w:rFonts w:ascii="Times New Roman" w:eastAsia="Times New Roman" w:hAnsi="Times New Roman" w:cs="Times New Roman"/>
+          <w:kern w:val="0"/>
+          <w:lang w:eastAsia="en-GB"/>
+          <w14:ligatures w14:val="none"/>
+        </w:rPr>
+      </w:pPr>
+      <w:proofErr w:type="spellStart"/>
+      <w:r>
+        <w:rPr>
+          <w:rFonts w:ascii="Times New Roman" w:eastAsia="Times New Roman" w:hAnsi="Times New Roman" w:cs="Times New Roman"/>
+          <w:kern w:val="0"/>
+          <w:lang w:eastAsia="en-GB"/>
+          <w14:ligatures w14:val="none"/>
+        </w:rPr>
+        <w:t>instrument_key</w:t>
+      </w:r>
+      <w:proofErr w:type="spellEnd"/>
+      <w:r>
+        <w:rPr>
+          <w:rFonts w:ascii="Times New Roman" w:eastAsia="Times New Roman" w:hAnsi="Times New Roman" w:cs="Times New Roman"/>
+          <w:kern w:val="0"/>
+          <w:lang w:eastAsia="en-GB"/>
+          <w14:ligatures w14:val="none"/>
+        </w:rPr>
+        <w:t xml:space="preserve"> </w:t>
+      </w:r>
+    </w:p>
+    <w:p>
+      <w:pPr>
+        <w:numPr>
+          <w:ilvl w:val="0"/>
+          <w:numId w:val="18"/>
+        </w:numPr>
+        <w:spacing w:after="0" w:line="240" w:lineRule="auto"/>
+        <w:rPr>
+          <w:rFonts w:ascii="Times New Roman" w:eastAsia="Times New Roman" w:hAnsi="Times New Roman" w:cs="Times New Roman"/>
+          <w:kern w:val="0"/>
+          <w:lang w:eastAsia="en-GB"/>
+          <w14:ligatures w14:val="none"/>
+        </w:rPr>
+      </w:pPr>
+      <w:proofErr w:type="spellStart"/>
+      <w:r>
+        <w:rPr>
+          <w:rFonts w:ascii="Times New Roman" w:eastAsia="Times New Roman" w:hAnsi="Times New Roman" w:cs="Times New Roman"/>
+          <w:kern w:val="0"/>
+          <w:lang w:eastAsia="en-GB"/>
+          <w14:ligatures w14:val="none"/>
+        </w:rPr>
+        <w:t>operator_key</w:t>
+      </w:r>
+      <w:proofErr w:type="spellEnd"/>
+      <w:r>
+        <w:rPr>
+          <w:rFonts w:ascii="Times New Roman" w:eastAsia="Times New Roman" w:hAnsi="Times New Roman" w:cs="Times New Roman"/>
+          <w:kern w:val="0"/>
+          <w:lang w:eastAsia="en-GB"/>
+          <w14:ligatures w14:val="none"/>
+        </w:rPr>
+        <w:t xml:space="preserve"> </w:t>
+      </w:r>
+    </w:p>
+    <w:p>
+      <w:pPr>
+        <w:numPr>
+          <w:ilvl w:val="0"/>
+          <w:numId w:val="18"/>
+        </w:numPr>
+        <w:spacing w:after="0" w:line="240" w:lineRule="auto"/>
+        <w:rPr>
+          <w:rFonts w:ascii="Times New Roman" w:eastAsia="Times New Roman" w:hAnsi="Times New Roman" w:cs="Times New Roman"/>
+          <w:kern w:val="0"/>
+          <w:lang w:eastAsia="en-GB"/>
+          <w14:ligatures w14:val="none"/>
+        </w:rPr>
+      </w:pPr>
+      <w:proofErr w:type="spellStart"/>
+      <w:r>
+        <w:rPr>
+          <w:rFonts w:ascii="Times New Roman" w:eastAsia="Times New Roman" w:hAnsi="Times New Roman" w:cs="Times New Roman"/>
+          <w:kern w:val="0"/>
+          <w:lang w:eastAsia="en-GB"/>
+          <w14:ligatures w14:val="none"/>
+        </w:rPr>
+        <w:t>measured_value</w:t>
+      </w:r>
+      <w:proofErr w:type="spellEnd"/>
+      <w:r>
+        <w:rPr>
+          <w:rFonts w:ascii="Times New Roman" w:eastAsia="Times New Roman" w:hAnsi="Times New Roman" w:cs="Times New Roman"/>
+          <w:kern w:val="0"/>
+          <w:lang w:eastAsia="en-GB"/>
+          <w14:ligatures w14:val="none"/>
+        </w:rPr>
+        <w:t xml:space="preserve"> </w:t>
+      </w:r>
+    </w:p>
+    <w:p>
+      <w:pPr>
+        <w:numPr>
+          <w:ilvl w:val="0"/>
+          <w:numId w:val="18"/>
+        </w:numPr>
+        <w:spacing w:after="0" w:line="240" w:lineRule="auto"/>
+        <w:rPr>
+          <w:rFonts w:ascii="Times New Roman" w:eastAsia="Times New Roman" w:hAnsi="Times New Roman" w:cs="Times New Roman"/>
+          <w:kern w:val="0"/>
+          <w:lang w:eastAsia="en-GB"/>
+          <w14:ligatures w14:val="none"/>
+        </w:rPr>
+      </w:pPr>
+      <w:proofErr w:type="spellStart"/>
+      <w:r>
+        <w:rPr>
+          <w:rFonts w:ascii="Times New Roman" w:eastAsia="Times New Roman" w:hAnsi="Times New Roman" w:cs="Times New Roman"/>
+          <w:kern w:val="0"/>
+          <w:lang w:eastAsia="en-GB"/>
+          <w14:ligatures w14:val="none"/>
+        </w:rPr>
+        <w:lastRenderedPageBreak/>
+        <w:t>quality_score</w:t>
+      </w:r>
+      <w:proofErr w:type="spellEnd"/>
+      <w:r>
+        <w:rPr>
+          <w:rFonts w:ascii="Times New Roman" w:eastAsia="Times New Roman" w:hAnsi="Times New Roman" w:cs="Times New Roman"/>
+          <w:kern w:val="0"/>
+          <w:lang w:eastAsia="en-GB"/>
+          <w14:ligatures w14:val="none"/>
+        </w:rPr>
+        <w:t xml:space="preserve"> </w:t>
+      </w:r>
+    </w:p>
+    <w:p>
+      <w:pPr>
+        <w:numPr>
+          <w:ilvl w:val="0"/>
+          <w:numId w:val="18"/>
+        </w:numPr>
+        <w:spacing w:after="0" w:line="240" w:lineRule="auto"/>
+        <w:rPr>
+          <w:rFonts w:ascii="Times New Roman" w:eastAsia="Times New Roman" w:hAnsi="Times New Roman" w:cs="Times New Roman"/>
+          <w:kern w:val="0"/>
+          <w:lang w:eastAsia="en-GB"/>
+          <w14:ligatures w14:val="none"/>
+        </w:rPr>
+      </w:pPr>
+      <w:r>
+        <w:rPr>
+          <w:rFonts w:ascii="Times New Roman" w:eastAsia="Times New Roman" w:hAnsi="Times New Roman" w:cs="Times New Roman"/>
+          <w:kern w:val="0"/>
+          <w:lang w:eastAsia="en-GB"/>
+          <w14:ligatures w14:val="none"/>
+        </w:rPr>
+        <w:t xml:space="preserve">severity </w:t>
+      </w:r>
+    </w:p>
+    <w:p>
+      <w:pPr>
+        <w:spacing w:after="0" w:line="240" w:lineRule="auto"/>
+        <w:outlineLvl w:val="2"/>
+        <w:rPr>
+          <w:rFonts w:ascii="Times New Roman" w:eastAsia="Times New Roman" w:hAnsi="Times New Roman" w:cs="Times New Roman"/>
+          <w:b/>
+          <w:bCs/>
+          <w:kern w:val="0"/>
+          <w:sz w:val="27"/>
+          <w:szCs w:val="27"/>
+          <w:lang w:eastAsia="en-GB"/>
+          <w14:ligatures w14:val="none"/>
+        </w:rPr>
+      </w:pPr>
+      <w:r>
+        <w:rPr>
+          <w:rFonts w:ascii="Times New Roman" w:eastAsia="Times New Roman" w:hAnsi="Times New Roman" w:cs="Times New Roman"/>
+          <w:b/>
+          <w:bCs/>
+          <w:kern w:val="0"/>
+          <w:sz w:val="27"/>
+          <w:szCs w:val="27"/>
+          <w:lang w:eastAsia="en-GB"/>
+          <w14:ligatures w14:val="none"/>
+        </w:rPr>
+        <w:t>Dimension Tables</w:t>
+      </w:r>
+    </w:p>
+    <w:p>
+      <w:pPr>
+        <w:spacing w:after="0" w:line="240" w:lineRule="auto"/>
+        <w:rPr>
+          <w:rFonts w:ascii="Times New Roman" w:eastAsia="Times New Roman" w:hAnsi="Times New Roman" w:cs="Times New Roman"/>
+          <w:kern w:val="0"/>
+          <w:lang w:eastAsia="en-GB"/>
+          <w14:ligatures w14:val="none"/>
+        </w:rPr>
+      </w:pPr>
+      <w:proofErr w:type="spellStart"/>
+      <w:r>
+        <w:rPr>
+          <w:rFonts w:ascii="Times New Roman" w:eastAsia="Times New Roman" w:hAnsi="Times New Roman" w:cs="Times New Roman"/>
+          <w:b/>
+          <w:bCs/>
+          <w:kern w:val="0"/>
+          <w:lang w:eastAsia="en-GB"/>
+          <w14:ligatures w14:val="none"/>
+        </w:rPr>
+        <w:t>dim_lab</w:t>
+      </w:r>
+      <w:proofErr w:type="spellEnd"/>
+    </w:p>
+    <w:p>
+      <w:pPr>
+        <w:spacing w:after="0" w:line="240" w:lineRule="auto"/>
+        <w:rPr>
+          <w:rFonts w:ascii="Times New Roman" w:eastAsia="Times New Roman" w:hAnsi="Times New Roman" w:cs="Times New Roman"/>
+          <w:kern w:val="0"/>
+          <w:lang w:eastAsia="en-GB"/>
+          <w14:ligatures w14:val="none"/>
+        </w:rPr>
+      </w:pPr>
+      <w:r>
+        <w:rPr>
+          <w:rFonts w:ascii="Times New Roman" w:eastAsia="Times New Roman" w:hAnsi="Times New Roman" w:cs="Times New Roman"/>
+          <w:kern w:val="0"/>
+          <w:lang w:eastAsia="en-GB"/>
+          <w14:ligatures w14:val="none"/>
+        </w:rPr>
+        <w:t>Contains laboratory information.</w:t>
+      </w:r>
+    </w:p>
+    <w:p>
+      <w:pPr>
+        <w:spacing w:after="0" w:line="240" w:lineRule="auto"/>
+        <w:rPr>
+          <w:rFonts w:ascii="Times New Roman" w:eastAsia="Times New Roman" w:hAnsi="Times New Roman" w:cs="Times New Roman"/>
+          <w:kern w:val="0"/>
+          <w:lang w:eastAsia="en-GB"/>
+          <w14:ligatures w14:val="none"/>
+        </w:rPr>
+      </w:pPr>
+      <w:proofErr w:type="spellStart"/>
+      <w:r>
+        <w:rPr>
+          <w:rFonts w:ascii="Times New Roman" w:eastAsia="Times New Roman" w:hAnsi="Times New Roman" w:cs="Times New Roman"/>
+          <w:b/>
+          <w:bCs/>
+          <w:kern w:val="0"/>
+          <w:lang w:eastAsia="en-GB"/>
+          <w14:ligatures w14:val="none"/>
+        </w:rPr>
+        <w:t>dim_instrument</w:t>
+      </w:r>
+      <w:proofErr w:type="spellEnd"/>
+    </w:p>
+    <w:p>
+      <w:pPr>
+        <w:spacing w:after="0" w:line="240" w:lineRule="auto"/>
+        <w:rPr>
+          <w:rFonts w:ascii="Times New Roman" w:eastAsia="Times New Roman" w:hAnsi="Times New Roman" w:cs="Times New Roman"/>
+          <w:kern w:val="0"/>
+          <w:lang w:eastAsia="en-GB"/>
+          <w14:ligatures w14:val="none"/>
+        </w:rPr>
+      </w:pPr>
+      <w:r>
+        <w:rPr>
+          <w:rFonts w:ascii="Times New Roman" w:eastAsia="Times New Roman" w:hAnsi="Times New Roman" w:cs="Times New Roman"/>
+          <w:kern w:val="0"/>
+          <w:lang w:eastAsia="en-GB"/>
+          <w14:ligatures w14:val="none"/>
+        </w:rPr>
+        <w:t>Contains instrument information.</w:t>
+      </w:r>
+    </w:p>
+    <w:p>
+      <w:pPr>
+        <w:spacing w:after="0" w:line="240" w:lineRule="auto"/>
+        <w:rPr>
+          <w:rFonts w:ascii="Times New Roman" w:eastAsia="Times New Roman" w:hAnsi="Times New Roman" w:cs="Times New Roman"/>
+          <w:kern w:val="0"/>
+          <w:lang w:eastAsia="en-GB"/>
+          <w14:ligatures w14:val="none"/>
+        </w:rPr>
+      </w:pPr>
+      <w:proofErr w:type="spellStart"/>
+      <w:r>
+        <w:rPr>
+          <w:rFonts w:ascii="Times New Roman" w:eastAsia="Times New Roman" w:hAnsi="Times New Roman" w:cs="Times New Roman"/>
+          <w:b/>
+          <w:bCs/>
+          <w:kern w:val="0"/>
+          <w:lang w:eastAsia="en-GB"/>
+          <w14:ligatures w14:val="none"/>
+        </w:rPr>
+        <w:t>dim_operator</w:t>
+      </w:r>
+      <w:proofErr w:type="spellEnd"/>
+    </w:p>
+    <w:p>
+      <w:pPr>
+        <w:spacing w:after="0" w:line="240" w:lineRule="auto"/>
+        <w:rPr>
+          <w:rFonts w:ascii="Times New Roman" w:eastAsia="Times New Roman" w:hAnsi="Times New Roman" w:cs="Times New Roman"/>
+          <w:kern w:val="0"/>
+          <w:lang w:eastAsia="en-GB"/>
+          <w14:ligatures w14:val="none"/>
+        </w:rPr>
+      </w:pPr>
+      <w:r>
+        <w:rPr>
+          <w:rFonts w:ascii="Times New Roman" w:eastAsia="Times New Roman" w:hAnsi="Times New Roman" w:cs="Times New Roman"/>
+          <w:kern w:val="0"/>
+          <w:lang w:eastAsia="en-GB"/>
+          <w14:ligatures w14:val="none"/>
+        </w:rPr>
+        <w:t>Contains operator information.</w:t>
+      </w:r>
+    </w:p>
+    <w:p>
+      <w:pPr>
+        <w:spacing w:after="0" w:line="240" w:lineRule="auto"/>
+        <w:outlineLvl w:val="2"/>
+        <w:rPr>
+          <w:rFonts w:ascii="Times New Roman" w:eastAsia="Times New Roman" w:hAnsi="Times New Roman" w:cs="Times New Roman"/>
+          <w:b/>
+          <w:bCs/>
+          <w:kern w:val="0"/>
+          <w:sz w:val="27"/>
+          <w:szCs w:val="27"/>
+          <w:lang w:eastAsia="en-GB"/>
+          <w14:ligatures w14:val="none"/>
+        </w:rPr>
+      </w:pPr>
+      <w:r>
+        <w:rPr>
+          <w:rFonts w:ascii="Times New Roman" w:eastAsia="Times New Roman" w:hAnsi="Times New Roman" w:cs="Times New Roman"/>
+          <w:b/>
+          <w:bCs/>
+          <w:kern w:val="0"/>
+          <w:sz w:val="27"/>
+          <w:szCs w:val="27"/>
+          <w:lang w:eastAsia="en-GB"/>
+          <w14:ligatures w14:val="none"/>
+        </w:rPr>
+        <w:t>Failed Records Table</w:t>
+      </w:r>
+    </w:p>
+    <w:p>
+      <w:pPr>
+        <w:spacing w:after="0" w:line="240" w:lineRule="auto"/>
+        <w:rPr>
+          <w:rFonts w:ascii="Times New Roman" w:eastAsia="Times New Roman" w:hAnsi="Times New Roman" w:cs="Times New Roman"/>
+          <w:kern w:val="0"/>
+          <w:lang w:eastAsia="en-GB"/>
+          <w14:ligatures w14:val="none"/>
+        </w:rPr>
+      </w:pPr>
+      <w:proofErr w:type="spellStart"/>
+      <w:r>
+        <w:rPr>
+          <w:rFonts w:ascii="Times New Roman" w:eastAsia="Times New Roman" w:hAnsi="Times New Roman" w:cs="Times New Roman"/>
+          <w:b/>
+          <w:bCs/>
+          <w:kern w:val="0"/>
+          <w:lang w:eastAsia="en-GB"/>
+          <w14:ligatures w14:val="none"/>
+        </w:rPr>
+        <w:t>failed_records</w:t>
+      </w:r>
+      <w:proofErr w:type="spellEnd"/>
+    </w:p>
+    <w:p>
+      <w:pPr>
+        <w:spacing w:after="0" w:line="240" w:lineRule="auto"/>
+        <w:rPr>
+          <w:rFonts w:ascii="Times New Roman" w:eastAsia="Times New Roman" w:hAnsi="Times New Roman" w:cs="Times New Roman"/>
+          <w:kern w:val="0"/>
+          <w:lang w:eastAsia="en-GB"/>
+          <w14:ligatures w14:val="none"/>
+        </w:rPr>
+      </w:pPr>
+      <w:r>
+        <w:rPr>
+          <w:rFonts w:ascii="Times New Roman" w:eastAsia="Times New Roman" w:hAnsi="Times New Roman" w:cs="Times New Roman"/>
+          <w:kern w:val="0"/>
+          <w:lang w:eastAsia="en-GB"/>
+          <w14:ligatures w14:val="none"/>
+        </w:rPr>
+        <w:t>Stores all records that violated one or more data quality rules and are used for dashboard drill-down analysis.</w:t>
+      </w:r>
+    </w:p>
+    <w:p>
+      <w:pPr>
+        <w:spacing w:before="100" w:beforeAutospacing="1" w:after="100" w:afterAutospacing="1" w:line="240" w:lineRule="auto"/>
+        <w:jc w:val="center"/>
+        <w:outlineLvl w:val="0"/>
+        <w:rPr>
+          <w:rFonts w:ascii="Times New Roman" w:eastAsia="Times New Roman" w:hAnsi="Times New Roman" w:cs="Times New Roman"/>
+          <w:kern w:val="0"/>
+          <w:lang w:eastAsia="en-GB"/>
+          <w14:ligatures w14:val="none"/>
+        </w:rPr>
+      </w:pPr>
+      <w:r>
+        <w:rPr>
+          <w:rFonts w:ascii="Times New Roman" w:eastAsia="Times New Roman" w:hAnsi="Times New Roman" w:cs="Times New Roman"/>
+          <w:noProof/>
+          <w:kern w:val="0"/>
+          <w:lang w:eastAsia="en-GB"/>
+        </w:rPr>
+        <w:drawing>
+          <wp:inline distT="0" distB="0" distL="0" distR="0" wp14:anchorId="4A597D53" wp14:editId="486C0EE0">
+            <wp:extent cx="3715213" cy="5580529"/>
+            <wp:effectExtent l="0" t="0" r="6350" b="0"/>
+            <wp:docPr id="1570231950" name="Picture 3" descr="A diagram of a data flow&#10;&#10;AI-generated content may be incorrect."/>
+            <wp:cNvGraphicFramePr>
+              <a:graphicFrameLocks xmlns:a="http://schemas.openxmlformats.org/drawingml/2006/main" noChangeAspect="1"/>
+            </wp:cNvGraphicFramePr>
+            <a:graphic xmlns:a="http://schemas.openxmlformats.org/drawingml/2006/main">
+              <a:graphicData uri="http://schemas.openxmlformats.org/drawingml/2006/picture">
+                <pic:pic xmlns:pic="http://schemas.openxmlformats.org/drawingml/2006/picture">
+                  <pic:nvPicPr>
+                    <pic:cNvPr id="1570231950" name="Picture 3" descr="A diagram of a data flow&#10;&#10;AI-generated content may be incorrect."/>
+                    <pic:cNvPicPr/>
+                  </pic:nvPicPr>
+                  <pic:blipFill>
+                    <a:blip r:embed="rId14">
+                      <a:extLst>
+                        <a:ext uri="{28A0092B-C50C-407E-A947-70E740481C1C}">
+                          <a14:useLocalDpi xmlns:a14="http://schemas.microsoft.com/office/drawing/2010/main" val="0"/>
+                        </a:ext>
+                      </a:extLst>
+                    </a:blip>
+                    <a:stretch>
+                      <a:fillRect/>
+                    </a:stretch>
+                  </pic:blipFill>
+                  <pic:spPr>
+                    <a:xfrm>
+                      <a:off x="0" y="0"/>
+                      <a:ext cx="3753181" cy="5637559"/>
+                    </a:xfrm>
+                    <a:prstGeom prst="rect">
+                      <a:avLst/>
+                    </a:prstGeom>
+                  </pic:spPr>
+                </pic:pic>
+              </a:graphicData>
+            </a:graphic>
+          </wp:inline>
+        </w:drawing>
+      </w:r>
+    </w:p>
+    <w:p>
+      <w:pPr>
+        <w:spacing w:before="100" w:beforeAutospacing="1" w:after="100" w:afterAutospacing="1" w:line="240" w:lineRule="auto"/>
+        <w:outlineLvl w:val="0"/>
+        <w:rPr>
+          <w:rFonts w:ascii="Times New Roman" w:eastAsia="Times New Roman" w:hAnsi="Times New Roman" w:cs="Times New Roman"/>
+          <w:b/>
+          <w:bCs/>
+          <w:kern w:val="0"/>
+          <w:sz w:val="36"/>
+          <w:szCs w:val="36"/>
+          <w:lang w:eastAsia="en-GB"/>
+          <w14:ligatures w14:val="none"/>
+        </w:rPr>
+      </w:pPr>
+      <w:r>
+        <w:rPr>
+          <w:rFonts w:ascii="Times New Roman" w:eastAsia="Times New Roman" w:hAnsi="Times New Roman" w:cs="Times New Roman"/>
+          <w:b/>
+          <w:bCs/>
+          <w:kern w:val="0"/>
+          <w:sz w:val="36"/>
+          <w:szCs w:val="36"/>
+          <w:lang w:eastAsia="en-GB"/>
+          <w14:ligatures w14:val="none"/>
+        </w:rPr>
+        <w:lastRenderedPageBreak/>
+        <w:t>Data Dictionary</w:t>
+      </w:r>
+    </w:p>
+    <w:tbl>
+      <w:tblPr>
+        <w:tblStyle w:val="TableGrid"/>
+        <w:tblW w:w="7085" w:type="dxa"/>
+        <w:jc w:val="center"/>
+        <w:tblLook w:val="04A0" w:firstRow="1" w:lastRow="0" w:firstColumn="1" w:lastColumn="0" w:noHBand="0" w:noVBand="1"/>
+      </w:tblPr>
+      <w:tblGrid>
+        <w:gridCol w:w="2074"/>
+        <w:gridCol w:w="5011"/>
+      </w:tblGrid>
+      <w:tr>
+        <w:trPr>
+          <w:trHeight w:val="596"/>
+          <w:jc w:val="center"/>
+        </w:trPr>
+        <w:tc>
+          <w:tcPr>
+            <w:tcW w:w="0" w:type="auto"/>
+            <w:hideMark/>
+          </w:tcPr>
+          <w:p>
+            <w:pPr>
+              <w:rPr>
+                <w:rFonts w:ascii="Times New Roman" w:eastAsia="Times New Roman" w:hAnsi="Times New Roman" w:cs="Times New Roman"/>
+                <w:b/>
+                <w:bCs/>
+                <w:kern w:val="0"/>
+                <w:lang w:eastAsia="en-GB"/>
+                <w14:ligatures w14:val="none"/>
+              </w:rPr>
+            </w:pPr>
+            <w:r>
+              <w:rPr>
+                <w:rFonts w:ascii="Times New Roman" w:eastAsia="Times New Roman" w:hAnsi="Times New Roman" w:cs="Times New Roman"/>
+                <w:b/>
+                <w:bCs/>
+                <w:kern w:val="0"/>
+                <w:lang w:eastAsia="en-GB"/>
+                <w14:ligatures w14:val="none"/>
+              </w:rPr>
+              <w:t>Field</w:t>
+            </w:r>
+          </w:p>
+        </w:tc>
+        <w:tc>
+          <w:tcPr>
+            <w:tcW w:w="0" w:type="auto"/>
+            <w:hideMark/>
+          </w:tcPr>
+          <w:p>
+            <w:pPr>
+              <w:jc w:val="center"/>
+              <w:rPr>
+                <w:rFonts w:ascii="Times New Roman" w:eastAsia="Times New Roman" w:hAnsi="Times New Roman" w:cs="Times New Roman"/>
+                <w:b/>
+                <w:bCs/>
+                <w:kern w:val="0"/>
+                <w:lang w:eastAsia="en-GB"/>
+                <w14:ligatures w14:val="none"/>
+              </w:rPr>
+            </w:pPr>
+            <w:r>
+              <w:rPr>
+                <w:rFonts w:ascii="Times New Roman" w:eastAsia="Times New Roman" w:hAnsi="Times New Roman" w:cs="Times New Roman"/>
+                <w:b/>
+                <w:bCs/>
+                <w:kern w:val="0"/>
+                <w:lang w:eastAsia="en-GB"/>
+                <w14:ligatures w14:val="none"/>
+              </w:rPr>
+              <w:t>Description</w:t>
+            </w:r>
+          </w:p>
+        </w:tc>
+      </w:tr>
+      <w:tr>
+        <w:trPr>
+          <w:trHeight w:val="549"/>
+          <w:jc w:val="center"/>
+        </w:trPr>
+        <w:tc>
+          <w:tcPr>
+            <w:tcW w:w="0" w:type="auto"/>
+            <w:hideMark/>
+          </w:tcPr>
+          <w:p>
+            <w:pPr>
+              <w:rPr>
+                <w:rFonts w:ascii="Times New Roman" w:eastAsia="Times New Roman" w:hAnsi="Times New Roman" w:cs="Times New Roman"/>
+                <w:kern w:val="0"/>
+                <w:lang w:eastAsia="en-GB"/>
+                <w14:ligatures w14:val="none"/>
+              </w:rPr>
+            </w:pPr>
+            <w:proofErr w:type="spellStart"/>
+            <w:r>
+              <w:rPr>
+                <w:rFonts w:ascii="Times New Roman" w:eastAsia="Times New Roman" w:hAnsi="Times New Roman" w:cs="Times New Roman"/>
+                <w:kern w:val="0"/>
+                <w:lang w:eastAsia="en-GB"/>
+                <w14:ligatures w14:val="none"/>
+              </w:rPr>
+              <w:t>sample_id</w:t>
+            </w:r>
+            <w:proofErr w:type="spellEnd"/>
+          </w:p>
+        </w:tc>
+        <w:tc>
+          <w:tcPr>
+            <w:tcW w:w="0" w:type="auto"/>
+            <w:hideMark/>
+          </w:tcPr>
+          <w:p>
+            <w:pPr>
+              <w:rPr>
+                <w:rFonts w:ascii="Times New Roman" w:eastAsia="Times New Roman" w:hAnsi="Times New Roman" w:cs="Times New Roman"/>
+                <w:kern w:val="0"/>
+                <w:lang w:eastAsia="en-GB"/>
+                <w14:ligatures w14:val="none"/>
+              </w:rPr>
+            </w:pPr>
+            <w:r>
+              <w:rPr>
+                <w:rFonts w:ascii="Times New Roman" w:eastAsia="Times New Roman" w:hAnsi="Times New Roman" w:cs="Times New Roman"/>
+                <w:kern w:val="0"/>
+                <w:lang w:eastAsia="en-GB"/>
+                <w14:ligatures w14:val="none"/>
+              </w:rPr>
+              <w:t>Unique identifier for laboratory samples</w:t>
+            </w:r>
+          </w:p>
+        </w:tc>
+      </w:tr>
+      <w:tr>
+        <w:trPr>
+          <w:trHeight w:val="596"/>
+          <w:jc w:val="center"/>
+        </w:trPr>
+        <w:tc>
+          <w:tcPr>
+            <w:tcW w:w="0" w:type="auto"/>
+            <w:hideMark/>
+          </w:tcPr>
+          <w:p>
+            <w:pPr>
+              <w:rPr>
+                <w:rFonts w:ascii="Times New Roman" w:eastAsia="Times New Roman" w:hAnsi="Times New Roman" w:cs="Times New Roman"/>
+                <w:kern w:val="0"/>
+                <w:lang w:eastAsia="en-GB"/>
+                <w14:ligatures w14:val="none"/>
+              </w:rPr>
+            </w:pPr>
+            <w:proofErr w:type="spellStart"/>
+            <w:r>
+              <w:rPr>
+                <w:rFonts w:ascii="Times New Roman" w:eastAsia="Times New Roman" w:hAnsi="Times New Roman" w:cs="Times New Roman"/>
+                <w:kern w:val="0"/>
+                <w:lang w:eastAsia="en-GB"/>
+                <w14:ligatures w14:val="none"/>
+              </w:rPr>
+              <w:t>lab_name</w:t>
+            </w:r>
+            <w:proofErr w:type="spellEnd"/>
+          </w:p>
+        </w:tc>
+        <w:tc>
+          <w:tcPr>
+            <w:tcW w:w="0" w:type="auto"/>
+            <w:hideMark/>
+          </w:tcPr>
+          <w:p>
+            <w:pPr>
+              <w:rPr>
+                <w:rFonts w:ascii="Times New Roman" w:eastAsia="Times New Roman" w:hAnsi="Times New Roman" w:cs="Times New Roman"/>
+                <w:kern w:val="0"/>
+                <w:lang w:eastAsia="en-GB"/>
+                <w14:ligatures w14:val="none"/>
+              </w:rPr>
+            </w:pPr>
+            <w:r>
+              <w:rPr>
+                <w:rFonts w:ascii="Times New Roman" w:eastAsia="Times New Roman" w:hAnsi="Times New Roman" w:cs="Times New Roman"/>
+                <w:kern w:val="0"/>
+                <w:lang w:eastAsia="en-GB"/>
+                <w14:ligatures w14:val="none"/>
+              </w:rPr>
+              <w:t>Laboratory where experiment was conducted</w:t>
+            </w:r>
+          </w:p>
+        </w:tc>
+      </w:tr>
+      <w:tr>
+        <w:trPr>
+          <w:trHeight w:val="549"/>
+          <w:jc w:val="center"/>
+        </w:trPr>
+        <w:tc>
+          <w:tcPr>
+            <w:tcW w:w="0" w:type="auto"/>
+            <w:hideMark/>
+          </w:tcPr>
+          <w:p>
+            <w:pPr>
+              <w:rPr>
+                <w:rFonts w:ascii="Times New Roman" w:eastAsia="Times New Roman" w:hAnsi="Times New Roman" w:cs="Times New Roman"/>
+                <w:kern w:val="0"/>
+                <w:lang w:eastAsia="en-GB"/>
+                <w14:ligatures w14:val="none"/>
+              </w:rPr>
+            </w:pPr>
+            <w:proofErr w:type="spellStart"/>
+            <w:r>
+              <w:rPr>
+                <w:rFonts w:ascii="Times New Roman" w:eastAsia="Times New Roman" w:hAnsi="Times New Roman" w:cs="Times New Roman"/>
+                <w:kern w:val="0"/>
+                <w:lang w:eastAsia="en-GB"/>
+                <w14:ligatures w14:val="none"/>
+              </w:rPr>
+              <w:t>instrument_name</w:t>
+            </w:r>
+            <w:proofErr w:type="spellEnd"/>
+          </w:p>
+        </w:tc>
+        <w:tc>
+          <w:tcPr>
+            <w:tcW w:w="0" w:type="auto"/>
+            <w:hideMark/>
+          </w:tcPr>
+          <w:p>
+            <w:pPr>
+              <w:rPr>
+                <w:rFonts w:ascii="Times New Roman" w:eastAsia="Times New Roman" w:hAnsi="Times New Roman" w:cs="Times New Roman"/>
+                <w:kern w:val="0"/>
+                <w:lang w:eastAsia="en-GB"/>
+                <w14:ligatures w14:val="none"/>
+              </w:rPr>
+            </w:pPr>
+            <w:r>
+              <w:rPr>
+                <w:rFonts w:ascii="Times New Roman" w:eastAsia="Times New Roman" w:hAnsi="Times New Roman" w:cs="Times New Roman"/>
+                <w:kern w:val="0"/>
+                <w:lang w:eastAsia="en-GB"/>
+                <w14:ligatures w14:val="none"/>
+              </w:rPr>
+              <w:t>Instrument used for measurement</w:t>
+            </w:r>
+          </w:p>
+        </w:tc>
+      </w:tr>
+      <w:tr>
+        <w:trPr>
+          <w:trHeight w:val="596"/>
+          <w:jc w:val="center"/>
+        </w:trPr>
+        <w:tc>
+          <w:tcPr>
+            <w:tcW w:w="0" w:type="auto"/>
+            <w:hideMark/>
+          </w:tcPr>
+          <w:p>
+            <w:pPr>
+              <w:rPr>
+                <w:rFonts w:ascii="Times New Roman" w:eastAsia="Times New Roman" w:hAnsi="Times New Roman" w:cs="Times New Roman"/>
+                <w:kern w:val="0"/>
+                <w:lang w:eastAsia="en-GB"/>
+                <w14:ligatures w14:val="none"/>
+              </w:rPr>
+            </w:pPr>
+            <w:proofErr w:type="spellStart"/>
+            <w:r>
+              <w:rPr>
+                <w:rFonts w:ascii="Times New Roman" w:eastAsia="Times New Roman" w:hAnsi="Times New Roman" w:cs="Times New Roman"/>
+                <w:kern w:val="0"/>
+                <w:lang w:eastAsia="en-GB"/>
+                <w14:ligatures w14:val="none"/>
+              </w:rPr>
+              <w:t>operator_name</w:t>
+            </w:r>
+            <w:proofErr w:type="spellEnd"/>
+          </w:p>
+        </w:tc>
+        <w:tc>
+          <w:tcPr>
+            <w:tcW w:w="0" w:type="auto"/>
+            <w:hideMark/>
+          </w:tcPr>
+          <w:p>
+            <w:pPr>
+              <w:rPr>
+                <w:rFonts w:ascii="Times New Roman" w:eastAsia="Times New Roman" w:hAnsi="Times New Roman" w:cs="Times New Roman"/>
+                <w:kern w:val="0"/>
+                <w:lang w:eastAsia="en-GB"/>
+                <w14:ligatures w14:val="none"/>
+              </w:rPr>
+            </w:pPr>
+            <w:r>
+              <w:rPr>
+                <w:rFonts w:ascii="Times New Roman" w:eastAsia="Times New Roman" w:hAnsi="Times New Roman" w:cs="Times New Roman"/>
+                <w:kern w:val="0"/>
+                <w:lang w:eastAsia="en-GB"/>
+                <w14:ligatures w14:val="none"/>
+              </w:rPr>
+              <w:t>Responsible operator</w:t>
+            </w:r>
+          </w:p>
+        </w:tc>
+      </w:tr>
+      <w:tr>
+        <w:trPr>
+          <w:trHeight w:val="549"/>
+          <w:jc w:val="center"/>
+        </w:trPr>
+        <w:tc>
+          <w:tcPr>
+            <w:tcW w:w="0" w:type="auto"/>
+            <w:hideMark/>
+          </w:tcPr>
+          <w:p>
+            <w:pPr>
+              <w:rPr>
+                <w:rFonts w:ascii="Times New Roman" w:eastAsia="Times New Roman" w:hAnsi="Times New Roman" w:cs="Times New Roman"/>
+                <w:kern w:val="0"/>
+                <w:lang w:eastAsia="en-GB"/>
+                <w14:ligatures w14:val="none"/>
+              </w:rPr>
+            </w:pPr>
+            <w:proofErr w:type="spellStart"/>
+            <w:r>
+              <w:rPr>
+                <w:rFonts w:ascii="Times New Roman" w:eastAsia="Times New Roman" w:hAnsi="Times New Roman" w:cs="Times New Roman"/>
+                <w:kern w:val="0"/>
+                <w:lang w:eastAsia="en-GB"/>
+                <w14:ligatures w14:val="none"/>
+              </w:rPr>
+              <w:t>experiment_date</w:t>
+            </w:r>
+            <w:proofErr w:type="spellEnd"/>
+          </w:p>
+        </w:tc>
+        <w:tc>
+          <w:tcPr>
+            <w:tcW w:w="0" w:type="auto"/>
+            <w:hideMark/>
+          </w:tcPr>
+          <w:p>
+            <w:pPr>
+              <w:rPr>
+                <w:rFonts w:ascii="Times New Roman" w:eastAsia="Times New Roman" w:hAnsi="Times New Roman" w:cs="Times New Roman"/>
+                <w:kern w:val="0"/>
+                <w:lang w:eastAsia="en-GB"/>
+                <w14:ligatures w14:val="none"/>
+              </w:rPr>
+            </w:pPr>
+            <w:r>
+              <w:rPr>
+                <w:rFonts w:ascii="Times New Roman" w:eastAsia="Times New Roman" w:hAnsi="Times New Roman" w:cs="Times New Roman"/>
+                <w:kern w:val="0"/>
+                <w:lang w:eastAsia="en-GB"/>
+                <w14:ligatures w14:val="none"/>
+              </w:rPr>
+              <w:t>Date of experiment</w:t>
+            </w:r>
+          </w:p>
+        </w:tc>
+      </w:tr>
+      <w:tr>
+        <w:trPr>
+          <w:trHeight w:val="596"/>
+          <w:jc w:val="center"/>
+        </w:trPr>
+        <w:tc>
+          <w:tcPr>
+            <w:tcW w:w="0" w:type="auto"/>
+            <w:hideMark/>
+          </w:tcPr>
+          <w:p>
+            <w:pPr>
+              <w:rPr>
+                <w:rFonts w:ascii="Times New Roman" w:eastAsia="Times New Roman" w:hAnsi="Times New Roman" w:cs="Times New Roman"/>
+                <w:kern w:val="0"/>
+                <w:lang w:eastAsia="en-GB"/>
+                <w14:ligatures w14:val="none"/>
+              </w:rPr>
+            </w:pPr>
+            <w:proofErr w:type="spellStart"/>
+            <w:r>
+              <w:rPr>
+                <w:rFonts w:ascii="Times New Roman" w:eastAsia="Times New Roman" w:hAnsi="Times New Roman" w:cs="Times New Roman"/>
+                <w:kern w:val="0"/>
+                <w:lang w:eastAsia="en-GB"/>
+                <w14:ligatures w14:val="none"/>
+              </w:rPr>
+              <w:t>recorded_at</w:t>
+            </w:r>
+            <w:proofErr w:type="spellEnd"/>
+          </w:p>
+        </w:tc>
+        <w:tc>
+          <w:tcPr>
+            <w:tcW w:w="0" w:type="auto"/>
+            <w:hideMark/>
+          </w:tcPr>
+          <w:p>
+            <w:pPr>
+              <w:rPr>
+                <w:rFonts w:ascii="Times New Roman" w:eastAsia="Times New Roman" w:hAnsi="Times New Roman" w:cs="Times New Roman"/>
+                <w:kern w:val="0"/>
+                <w:lang w:eastAsia="en-GB"/>
+                <w14:ligatures w14:val="none"/>
+              </w:rPr>
+            </w:pPr>
+            <w:r>
+              <w:rPr>
+                <w:rFonts w:ascii="Times New Roman" w:eastAsia="Times New Roman" w:hAnsi="Times New Roman" w:cs="Times New Roman"/>
+                <w:kern w:val="0"/>
+                <w:lang w:eastAsia="en-GB"/>
+                <w14:ligatures w14:val="none"/>
+              </w:rPr>
+              <w:t>Timestamp of record creation</w:t>
+            </w:r>
+          </w:p>
+        </w:tc>
+      </w:tr>
+      <w:tr>
+        <w:trPr>
+          <w:trHeight w:val="549"/>
+          <w:jc w:val="center"/>
+        </w:trPr>
+        <w:tc>
+          <w:tcPr>
+            <w:tcW w:w="0" w:type="auto"/>
+            <w:hideMark/>
+          </w:tcPr>
+          <w:p>
+            <w:pPr>
+              <w:rPr>
+                <w:rFonts w:ascii="Times New Roman" w:eastAsia="Times New Roman" w:hAnsi="Times New Roman" w:cs="Times New Roman"/>
+                <w:kern w:val="0"/>
+                <w:lang w:eastAsia="en-GB"/>
+                <w14:ligatures w14:val="none"/>
+              </w:rPr>
+            </w:pPr>
+            <w:proofErr w:type="spellStart"/>
+            <w:r>
+              <w:rPr>
+                <w:rFonts w:ascii="Times New Roman" w:eastAsia="Times New Roman" w:hAnsi="Times New Roman" w:cs="Times New Roman"/>
+                <w:kern w:val="0"/>
+                <w:lang w:eastAsia="en-GB"/>
+                <w14:ligatures w14:val="none"/>
+              </w:rPr>
+              <w:t>measured_value</w:t>
+            </w:r>
+            <w:proofErr w:type="spellEnd"/>
+          </w:p>
+        </w:tc>
+        <w:tc>
+          <w:tcPr>
+            <w:tcW w:w="0" w:type="auto"/>
+            <w:hideMark/>
+          </w:tcPr>
+          <w:p>
+            <w:pPr>
+              <w:rPr>
+                <w:rFonts w:ascii="Times New Roman" w:eastAsia="Times New Roman" w:hAnsi="Times New Roman" w:cs="Times New Roman"/>
+                <w:kern w:val="0"/>
+                <w:lang w:eastAsia="en-GB"/>
+                <w14:ligatures w14:val="none"/>
+              </w:rPr>
+            </w:pPr>
+            <w:r>
+              <w:rPr>
+                <w:rFonts w:ascii="Times New Roman" w:eastAsia="Times New Roman" w:hAnsi="Times New Roman" w:cs="Times New Roman"/>
+                <w:kern w:val="0"/>
+                <w:lang w:eastAsia="en-GB"/>
+                <w14:ligatures w14:val="none"/>
+              </w:rPr>
+              <w:t>Recorded measurement value</w:t>
+            </w:r>
+          </w:p>
+        </w:tc>
+      </w:tr>
+      <w:tr>
+        <w:trPr>
+          <w:trHeight w:val="596"/>
+          <w:jc w:val="center"/>
+        </w:trPr>
+        <w:tc>
+          <w:tcPr>
+            <w:tcW w:w="0" w:type="auto"/>
+            <w:hideMark/>
+          </w:tcPr>
+          <w:p>
+            <w:pPr>
+              <w:rPr>
+                <w:rFonts w:ascii="Times New Roman" w:eastAsia="Times New Roman" w:hAnsi="Times New Roman" w:cs="Times New Roman"/>
+                <w:kern w:val="0"/>
+                <w:lang w:eastAsia="en-GB"/>
+                <w14:ligatures w14:val="none"/>
+              </w:rPr>
+            </w:pPr>
+            <w:r>
+              <w:rPr>
+                <w:rFonts w:ascii="Times New Roman" w:eastAsia="Times New Roman" w:hAnsi="Times New Roman" w:cs="Times New Roman"/>
+                <w:kern w:val="0"/>
+                <w:lang w:eastAsia="en-GB"/>
+                <w14:ligatures w14:val="none"/>
+              </w:rPr>
+              <w:t>unit</w:t>
+            </w:r>
+          </w:p>
+        </w:tc>
+        <w:tc>
+          <w:tcPr>
+            <w:tcW w:w="0" w:type="auto"/>
+            <w:hideMark/>
+          </w:tcPr>
+          <w:p>
+            <w:pPr>
+              <w:rPr>
+                <w:rFonts w:ascii="Times New Roman" w:eastAsia="Times New Roman" w:hAnsi="Times New Roman" w:cs="Times New Roman"/>
+                <w:kern w:val="0"/>
+                <w:lang w:eastAsia="en-GB"/>
+                <w14:ligatures w14:val="none"/>
+              </w:rPr>
+            </w:pPr>
+            <w:r>
+              <w:rPr>
+                <w:rFonts w:ascii="Times New Roman" w:eastAsia="Times New Roman" w:hAnsi="Times New Roman" w:cs="Times New Roman"/>
+                <w:kern w:val="0"/>
+                <w:lang w:eastAsia="en-GB"/>
+                <w14:ligatures w14:val="none"/>
+              </w:rPr>
+              <w:t>Measurement unit</w:t>
+            </w:r>
+          </w:p>
+        </w:tc>
+      </w:tr>
+      <w:tr>
+        <w:trPr>
+          <w:trHeight w:val="549"/>
+          <w:jc w:val="center"/>
+        </w:trPr>
+        <w:tc>
+          <w:tcPr>
+            <w:tcW w:w="0" w:type="auto"/>
+            <w:hideMark/>
+          </w:tcPr>
+          <w:p>
+            <w:pPr>
+              <w:rPr>
+                <w:rFonts w:ascii="Times New Roman" w:eastAsia="Times New Roman" w:hAnsi="Times New Roman" w:cs="Times New Roman"/>
+                <w:kern w:val="0"/>
+                <w:lang w:eastAsia="en-GB"/>
+                <w14:ligatures w14:val="none"/>
+              </w:rPr>
+            </w:pPr>
+            <w:r>
+              <w:rPr>
+                <w:rFonts w:ascii="Times New Roman" w:eastAsia="Times New Roman" w:hAnsi="Times New Roman" w:cs="Times New Roman"/>
+                <w:kern w:val="0"/>
+                <w:lang w:eastAsia="en-GB"/>
+                <w14:ligatures w14:val="none"/>
+              </w:rPr>
+              <w:t>status</w:t>
+            </w:r>
+          </w:p>
+        </w:tc>
+        <w:tc>
+          <w:tcPr>
+            <w:tcW w:w="0" w:type="auto"/>
+            <w:hideMark/>
+          </w:tcPr>
+          <w:p>
+            <w:pPr>
+              <w:rPr>
+                <w:rFonts w:ascii="Times New Roman" w:eastAsia="Times New Roman" w:hAnsi="Times New Roman" w:cs="Times New Roman"/>
+                <w:kern w:val="0"/>
+                <w:lang w:eastAsia="en-GB"/>
+                <w14:ligatures w14:val="none"/>
+              </w:rPr>
+            </w:pPr>
+            <w:r>
+              <w:rPr>
+                <w:rFonts w:ascii="Times New Roman" w:eastAsia="Times New Roman" w:hAnsi="Times New Roman" w:cs="Times New Roman"/>
+                <w:kern w:val="0"/>
+                <w:lang w:eastAsia="en-GB"/>
+                <w14:ligatures w14:val="none"/>
+              </w:rPr>
+              <w:t>Pass/Fail status</w:t>
+            </w:r>
+          </w:p>
+        </w:tc>
+      </w:tr>
+      <w:tr>
+        <w:trPr>
+          <w:trHeight w:val="596"/>
+          <w:jc w:val="center"/>
+        </w:trPr>
+        <w:tc>
+          <w:tcPr>
+            <w:tcW w:w="0" w:type="auto"/>
+            <w:hideMark/>
+          </w:tcPr>
+          <w:p>
+            <w:pPr>
+              <w:rPr>
+                <w:rFonts w:ascii="Times New Roman" w:eastAsia="Times New Roman" w:hAnsi="Times New Roman" w:cs="Times New Roman"/>
+                <w:kern w:val="0"/>
+                <w:lang w:eastAsia="en-GB"/>
+                <w14:ligatures w14:val="none"/>
+              </w:rPr>
+            </w:pPr>
+            <w:proofErr w:type="spellStart"/>
+            <w:r>
+              <w:rPr>
+                <w:rFonts w:ascii="Times New Roman" w:eastAsia="Times New Roman" w:hAnsi="Times New Roman" w:cs="Times New Roman"/>
+                <w:kern w:val="0"/>
+                <w:lang w:eastAsia="en-GB"/>
+                <w14:ligatures w14:val="none"/>
+              </w:rPr>
+              <w:t>quality_score</w:t>
+            </w:r>
+            <w:proofErr w:type="spellEnd"/>
+          </w:p>
+        </w:tc>
+        <w:tc>
+          <w:tcPr>
+            <w:tcW w:w="0" w:type="auto"/>
+            <w:hideMark/>
+          </w:tcPr>
+          <w:p>
+            <w:pPr>
+              <w:rPr>
+                <w:rFonts w:ascii="Times New Roman" w:eastAsia="Times New Roman" w:hAnsi="Times New Roman" w:cs="Times New Roman"/>
+                <w:kern w:val="0"/>
+                <w:lang w:eastAsia="en-GB"/>
+                <w14:ligatures w14:val="none"/>
+              </w:rPr>
+            </w:pPr>
+            <w:r>
+              <w:rPr>
+                <w:rFonts w:ascii="Times New Roman" w:eastAsia="Times New Roman" w:hAnsi="Times New Roman" w:cs="Times New Roman"/>
+                <w:kern w:val="0"/>
+                <w:lang w:eastAsia="en-GB"/>
+                <w14:ligatures w14:val="none"/>
+              </w:rPr>
+              <w:t>Calculated data quality score</w:t>
+            </w:r>
+          </w:p>
+        </w:tc>
+      </w:tr>
+    </w:tbl>
+    <w:p>
+      <w:pPr>
+        <w:spacing w:before="100" w:beforeAutospacing="1" w:after="100" w:afterAutospacing="1" w:line="240" w:lineRule="auto"/>
+        <w:outlineLvl w:val="0"/>
+        <w:rPr>
+          <w:rFonts w:ascii="Times New Roman" w:eastAsia="Times New Roman" w:hAnsi="Times New Roman" w:cs="Times New Roman"/>
+          <w:b/>
+          <w:bCs/>
+          <w:kern w:val="0"/>
+          <w:sz w:val="36"/>
+          <w:szCs w:val="36"/>
+          <w:lang w:eastAsia="en-GB"/>
+          <w14:ligatures w14:val="none"/>
+        </w:rPr>
+      </w:pPr>
+    </w:p>
+    <w:p>
+      <w:pPr>
+        <w:spacing w:before="100" w:beforeAutospacing="1" w:after="100" w:afterAutospacing="1" w:line="240" w:lineRule="auto"/>
+        <w:jc w:val="center"/>
+        <w:outlineLvl w:val="0"/>
+        <w:rPr>
+          <w:rFonts w:ascii="Times New Roman" w:eastAsia="Times New Roman" w:hAnsi="Times New Roman" w:cs="Times New Roman"/>
+          <w:kern w:val="0"/>
+          <w:lang w:eastAsia="en-GB"/>
+          <w14:ligatures w14:val="none"/>
+        </w:rPr>
+      </w:pPr>
+      <w:r>
+        <w:rPr>
+          <w:rFonts w:ascii="Times New Roman" w:eastAsia="Times New Roman" w:hAnsi="Times New Roman" w:cs="Times New Roman"/>
+          <w:noProof/>
+          <w:kern w:val="0"/>
+          <w:lang w:eastAsia="en-GB"/>
+        </w:rPr>
+        <w:drawing>
+          <wp:inline distT="0" distB="0" distL="0" distR="0" wp14:anchorId="04FED8DD" wp14:editId="2987D212">
+            <wp:extent cx="2933700" cy="1663700"/>
+            <wp:effectExtent l="0" t="0" r="0" b="0"/>
+            <wp:docPr id="757214686" name="Picture 4" descr="A diagram of a data flow&#10;&#10;AI-generated content may be incorrect."/>
+            <wp:cNvGraphicFramePr>
+              <a:graphicFrameLocks xmlns:a="http://schemas.openxmlformats.org/drawingml/2006/main" noChangeAspect="1"/>
+            </wp:cNvGraphicFramePr>
+            <a:graphic xmlns:a="http://schemas.openxmlformats.org/drawingml/2006/main">
+              <a:graphicData uri="http://schemas.openxmlformats.org/drawingml/2006/picture">
+                <pic:pic xmlns:pic="http://schemas.openxmlformats.org/drawingml/2006/picture">
+                  <pic:nvPicPr>
+                    <pic:cNvPr id="757214686" name="Picture 4" descr="A diagram of a data flow&#10;&#10;AI-generated content may be incorrect."/>
+                    <pic:cNvPicPr/>
+                  </pic:nvPicPr>
+                  <pic:blipFill>
+                    <a:blip r:embed="rId15">
+                      <a:extLst>
+                        <a:ext uri="{28A0092B-C50C-407E-A947-70E740481C1C}">
+                          <a14:useLocalDpi xmlns:a14="http://schemas.microsoft.com/office/drawing/2010/main" val="0"/>
+                        </a:ext>
+                      </a:extLst>
+                    </a:blip>
+                    <a:stretch>
+                      <a:fillRect/>
+                    </a:stretch>
+                  </pic:blipFill>
+                  <pic:spPr>
+                    <a:xfrm>
+                      <a:off x="0" y="0"/>
+                      <a:ext cx="2933700" cy="1663700"/>
+                    </a:xfrm>
+                    <a:prstGeom prst="rect">
+                      <a:avLst/>
+                    </a:prstGeom>
+                  </pic:spPr>
+                </pic:pic>
+              </a:graphicData>
+            </a:graphic>
+          </wp:inline>
+        </w:drawing>
+      </w:r>
+    </w:p>
+    <w:p>
+      <w:pPr>
+        <w:spacing w:before="100" w:beforeAutospacing="1" w:after="100" w:afterAutospacing="1" w:line="240" w:lineRule="auto"/>
+        <w:jc w:val="center"/>
+        <w:outlineLvl w:val="0"/>
+        <w:rPr>
+          <w:rFonts w:ascii="Times New Roman" w:eastAsia="Times New Roman" w:hAnsi="Times New Roman" w:cs="Times New Roman"/>
+          <w:kern w:val="0"/>
+          <w:lang w:eastAsia="en-GB"/>
+          <w14:ligatures w14:val="none"/>
+        </w:rPr>
+      </w:pPr>
+      <w:r>
+        <w:rPr>
+          <w:rFonts w:ascii="Times New Roman" w:eastAsia="Times New Roman" w:hAnsi="Times New Roman" w:cs="Times New Roman"/>
+          <w:kern w:val="0"/>
+          <w:lang w:eastAsia="en-GB"/>
+          <w14:ligatures w14:val="none"/>
+        </w:rPr>
+        <w:t>Fig 2: Database Schema Design</w:t>
+      </w:r>
+    </w:p>
+    <w:p>
+      <w:pPr>
+        <w:spacing w:before="100" w:beforeAutospacing="1" w:after="100" w:afterAutospacing="1" w:line="240" w:lineRule="auto"/>
+        <w:outlineLvl w:val="0"/>
+        <w:rPr>
+          <w:rFonts w:ascii="Times New Roman" w:eastAsia="Times New Roman" w:hAnsi="Times New Roman" w:cs="Times New Roman"/>
+          <w:kern w:val="0"/>
+          <w:lang w:eastAsia="en-GB"/>
+          <w14:ligatures w14:val="none"/>
+        </w:rPr>
+      </w:pPr>
+    </w:p>
+    <w:p>
+      <w:pPr>
+        <w:spacing w:before="100" w:beforeAutospacing="1" w:after="100" w:afterAutospacing="1" w:line="240" w:lineRule="auto"/>
+        <w:outlineLvl w:val="0"/>
+        <w:rPr>
+          <w:rFonts w:ascii="Times New Roman" w:eastAsia="Times New Roman" w:hAnsi="Times New Roman" w:cs="Times New Roman"/>
+          <w:b/>
+          <w:bCs/>
+          <w:kern w:val="36"/>
+          <w:sz w:val="48"/>
+          <w:szCs w:val="48"/>
+          <w:lang w:eastAsia="en-GB"/>
+          <w14:ligatures w14:val="none"/>
+        </w:rPr>
+      </w:pPr>
+    </w:p>
+    <w:p>
+      <w:pPr>
+        <w:spacing w:before="100" w:beforeAutospacing="1" w:after="100" w:afterAutospacing="1" w:line="240" w:lineRule="auto"/>
+        <w:outlineLvl w:val="0"/>
+        <w:rPr>
+          <w:rFonts w:ascii="Times New Roman" w:eastAsia="Times New Roman" w:hAnsi="Times New Roman" w:cs="Times New Roman"/>
+          <w:b/>
+          <w:bCs/>
+          <w:kern w:val="36"/>
+          <w:sz w:val="48"/>
+          <w:szCs w:val="48"/>
+          <w:lang w:eastAsia="en-GB"/>
+          <w14:ligatures w14:val="none"/>
+        </w:rPr>
+      </w:pPr>
+      <w:r>
+        <w:rPr>
+          <w:rFonts w:ascii="Times New Roman" w:eastAsia="Times New Roman" w:hAnsi="Times New Roman" w:cs="Times New Roman"/>
+          <w:b/>
+          <w:bCs/>
+          <w:kern w:val="36"/>
+          <w:sz w:val="48"/>
+          <w:szCs w:val="48"/>
+          <w:lang w:eastAsia="en-GB"/>
+          <w14:ligatures w14:val="none"/>
+        </w:rPr>
+        <w:lastRenderedPageBreak/>
         <w:t>5. Task 3 – Data Quality Rules Engine</w:t>
       </w:r>
     </w:p>
@@ -4001,7 +7559,6 @@
           <w:lang w:eastAsia="en-GB"/>
           <w14:ligatures w14:val="none"/>
         </w:rPr>
-        <w:lastRenderedPageBreak/>
         <w:t>Rule 1:</w:t>
       </w:r>
       <w:r>
@@ -4713,6 +8270,7 @@
           <w:lang w:eastAsia="en-GB"/>
           <w14:ligatures w14:val="none"/>
         </w:rPr>
+        <w:lastRenderedPageBreak/>
         <w:t>Referential Integrity</w:t>
       </w:r>
     </w:p>
@@ -4753,28 +8311,6 @@
     </w:p>
     <w:p>
       <w:pPr>
-        <w:spacing w:after="0" w:line="240" w:lineRule="auto"/>
-        <w:rPr>
-          <w:rFonts w:ascii="Times New Roman" w:eastAsia="Times New Roman" w:hAnsi="Times New Roman" w:cs="Times New Roman"/>
-          <w:kern w:val="0"/>
-          <w:lang w:eastAsia="en-GB"/>
-          <w14:ligatures w14:val="none"/>
-        </w:rPr>
-      </w:pPr>
-      <w:r>
-        <w:rPr>
-          <w:rFonts w:ascii="Times New Roman" w:eastAsia="Times New Roman" w:hAnsi="Times New Roman" w:cs="Times New Roman"/>
-          <w:noProof/>
-          <w:kern w:val="0"/>
-          <w:lang w:eastAsia="en-GB"/>
-        </w:rPr>
-        <w:pict w14:anchorId="0B170CF1">
-          <v:rect id="_x0000_i1030" alt="" style="width:451.3pt;height:.05pt;mso-width-percent:0;mso-height-percent:0;mso-width-percent:0;mso-height-percent:0" o:hralign="center" o:hrstd="t" o:hr="t" fillcolor="#a0a0a0" stroked="f"/>
-        </w:pict>
-      </w:r>
-    </w:p>
-    <w:p>
-      <w:pPr>
         <w:spacing w:before="100" w:beforeAutospacing="1" w:after="100" w:afterAutospacing="1" w:line="240" w:lineRule="auto"/>
         <w:outlineLvl w:val="1"/>
         <w:rPr>
@@ -4932,18 +8468,6 @@
           <w14:ligatures w14:val="none"/>
         </w:rPr>
       </w:pPr>
-      <w:r>
-        <w:rPr>
-          <w:rFonts w:ascii="Times New Roman" w:eastAsia="Times New Roman" w:hAnsi="Times New Roman" w:cs="Times New Roman"/>
-          <w:noProof/>
-          <w:kern w:val="0"/>
-          <w:lang w:eastAsia="en-GB"/>
-        </w:rPr>
-        <w:lastRenderedPageBreak/>
-        <w:pict w14:anchorId="0E582FE1">
-          <v:rect id="_x0000_i1029" alt="" style="width:451.3pt;height:.05pt;mso-width-percent:0;mso-height-percent:0;mso-width-percent:0;mso-height-percent:0" o:hralign="center" o:hrstd="t" o:hr="t" fillcolor="#a0a0a0" stroked="f"/>
-        </w:pict>
-      </w:r>
     </w:p>
     <w:p>
       <w:pPr>
@@ -5199,17 +8723,6 @@
           <w14:ligatures w14:val="none"/>
         </w:rPr>
       </w:pPr>
-      <w:r>
-        <w:rPr>
-          <w:rFonts w:ascii="Times New Roman" w:eastAsia="Times New Roman" w:hAnsi="Times New Roman" w:cs="Times New Roman"/>
-          <w:noProof/>
-          <w:kern w:val="0"/>
-          <w:lang w:eastAsia="en-GB"/>
-        </w:rPr>
-        <w:pict w14:anchorId="6831724C">
-          <v:rect id="_x0000_i1028" alt="" style="width:451.3pt;height:.05pt;mso-width-percent:0;mso-height-percent:0;mso-width-percent:0;mso-height-percent:0" o:hralign="center" o:hrstd="t" o:hr="t" fillcolor="#a0a0a0" stroked="f"/>
-        </w:pict>
-      </w:r>
     </w:p>
     <w:p>
       <w:pPr>
@@ -5679,6 +9192,7 @@
                 <w:lang w:eastAsia="en-GB"/>
                 <w14:ligatures w14:val="none"/>
               </w:rPr>
+              <w:lastRenderedPageBreak/>
               <w:t>Dashboard Filters</w:t>
             </w:r>
           </w:p>
@@ -5754,7 +9268,7 @@
                     <pic:cNvPicPr/>
                   </pic:nvPicPr>
                   <pic:blipFill>
-                    <a:blip r:embed="rId12">
+                    <a:blip r:embed="rId16">
                       <a:extLst>
                         <a:ext uri="{28A0092B-C50C-407E-A947-70E740481C1C}">
                           <a14:useLocalDpi xmlns:a14="http://schemas.microsoft.com/office/drawing/2010/main" val="0"/>
@@ -5808,11 +9322,10 @@
           <w:szCs w:val="27"/>
           <w:lang w:eastAsia="en-GB"/>
         </w:rPr>
-        <w:lastRenderedPageBreak/>
         <w:drawing>
-          <wp:inline distT="0" distB="0" distL="0" distR="0" wp14:anchorId="3C43DBEE" wp14:editId="7FF4A7A5">
-            <wp:extent cx="3396645" cy="2379518"/>
-            <wp:effectExtent l="0" t="0" r="0" b="0"/>
+          <wp:inline distT="0" distB="0" distL="0" distR="0" wp14:anchorId="3C43DBEE" wp14:editId="4F2A3CB3">
+            <wp:extent cx="2772229" cy="1942083"/>
+            <wp:effectExtent l="0" t="0" r="0" b="1270"/>
             <wp:docPr id="1242621746" name="Picture 4" descr="A screenshot of a computer&#10;&#10;AI-generated content may be incorrect."/>
             <wp:cNvGraphicFramePr>
               <a:graphicFrameLocks xmlns:a="http://schemas.openxmlformats.org/drawingml/2006/main" noChangeAspect="1"/>
@@ -5825,7 +9338,7 @@
                     <pic:cNvPicPr/>
                   </pic:nvPicPr>
                   <pic:blipFill>
-                    <a:blip r:embed="rId13">
+                    <a:blip r:embed="rId17" cstate="print">
                       <a:extLst>
                         <a:ext uri="{28A0092B-C50C-407E-A947-70E740481C1C}">
                           <a14:useLocalDpi xmlns:a14="http://schemas.microsoft.com/office/drawing/2010/main" val="0"/>
@@ -5839,7 +9352,7 @@
                   <pic:spPr>
                     <a:xfrm>
                       <a:off x="0" y="0"/>
-                      <a:ext cx="3403115" cy="2384050"/>
+                      <a:ext cx="2794462" cy="1957658"/>
                     </a:xfrm>
                     <a:prstGeom prst="rect">
                       <a:avLst/>
@@ -5854,28 +9367,6 @@
     </w:p>
     <w:p>
       <w:pPr>
-        <w:spacing w:after="0" w:line="240" w:lineRule="auto"/>
-        <w:rPr>
-          <w:rFonts w:ascii="Times New Roman" w:eastAsia="Times New Roman" w:hAnsi="Times New Roman" w:cs="Times New Roman"/>
-          <w:kern w:val="0"/>
-          <w:lang w:eastAsia="en-GB"/>
-          <w14:ligatures w14:val="none"/>
-        </w:rPr>
-      </w:pPr>
-      <w:r>
-        <w:rPr>
-          <w:rFonts w:ascii="Times New Roman" w:eastAsia="Times New Roman" w:hAnsi="Times New Roman" w:cs="Times New Roman"/>
-          <w:noProof/>
-          <w:kern w:val="0"/>
-          <w:lang w:eastAsia="en-GB"/>
-        </w:rPr>
-        <w:pict w14:anchorId="4BFACA37">
-          <v:rect id="_x0000_i1027" alt="" style="width:451.3pt;height:.05pt;mso-width-percent:0;mso-height-percent:0;mso-width-percent:0;mso-height-percent:0" o:hralign="center" o:hrstd="t" o:hr="t" fillcolor="#a0a0a0" stroked="f"/>
-        </w:pict>
-      </w:r>
-    </w:p>
-    <w:p>
-      <w:pPr>
         <w:spacing w:before="100" w:beforeAutospacing="1" w:after="100" w:afterAutospacing="1" w:line="240" w:lineRule="auto"/>
         <w:outlineLvl w:val="0"/>
         <w:rPr>
@@ -5889,7 +9380,11 @@
           <w14:ligatures w14:val="none"/>
         </w:rPr>
       </w:pPr>
-      <w:r>
+    </w:p>
+    <w:p>
+      <w:pPr>
+        <w:spacing w:before="100" w:beforeAutospacing="1" w:after="100" w:afterAutospacing="1" w:line="240" w:lineRule="auto"/>
+        <w:outlineLvl w:val="0"/>
         <w:rPr>
           <w:rFonts w:ascii="Times New Roman" w:eastAsia="Times New Roman" w:hAnsi="Times New Roman" w:cs="Times New Roman"/>
           <w:b/>
@@ -5900,6 +9395,131 @@
           <w:lang w:eastAsia="en-GB"/>
           <w14:ligatures w14:val="none"/>
         </w:rPr>
+      </w:pPr>
+    </w:p>
+    <w:p>
+      <w:pPr>
+        <w:spacing w:before="100" w:beforeAutospacing="1" w:after="100" w:afterAutospacing="1" w:line="240" w:lineRule="auto"/>
+        <w:outlineLvl w:val="0"/>
+        <w:rPr>
+          <w:rFonts w:ascii="Times New Roman" w:eastAsia="Times New Roman" w:hAnsi="Times New Roman" w:cs="Times New Roman"/>
+          <w:b/>
+          <w:bCs/>
+          <w:kern w:val="36"/>
+          <w:sz w:val="48"/>
+          <w:szCs w:val="48"/>
+          <w:lang w:eastAsia="en-GB"/>
+          <w14:ligatures w14:val="none"/>
+        </w:rPr>
+      </w:pPr>
+    </w:p>
+    <w:p>
+      <w:pPr>
+        <w:spacing w:before="100" w:beforeAutospacing="1" w:after="100" w:afterAutospacing="1" w:line="240" w:lineRule="auto"/>
+        <w:outlineLvl w:val="0"/>
+        <w:rPr>
+          <w:rFonts w:ascii="Times New Roman" w:eastAsia="Times New Roman" w:hAnsi="Times New Roman" w:cs="Times New Roman"/>
+          <w:b/>
+          <w:bCs/>
+          <w:kern w:val="36"/>
+          <w:sz w:val="48"/>
+          <w:szCs w:val="48"/>
+          <w:lang w:eastAsia="en-GB"/>
+          <w14:ligatures w14:val="none"/>
+        </w:rPr>
+      </w:pPr>
+    </w:p>
+    <w:p>
+      <w:pPr>
+        <w:spacing w:before="100" w:beforeAutospacing="1" w:after="100" w:afterAutospacing="1" w:line="240" w:lineRule="auto"/>
+        <w:outlineLvl w:val="0"/>
+        <w:rPr>
+          <w:rFonts w:ascii="Times New Roman" w:eastAsia="Times New Roman" w:hAnsi="Times New Roman" w:cs="Times New Roman"/>
+          <w:b/>
+          <w:bCs/>
+          <w:kern w:val="36"/>
+          <w:sz w:val="48"/>
+          <w:szCs w:val="48"/>
+          <w:lang w:eastAsia="en-GB"/>
+          <w14:ligatures w14:val="none"/>
+        </w:rPr>
+      </w:pPr>
+    </w:p>
+    <w:p>
+      <w:pPr>
+        <w:spacing w:before="100" w:beforeAutospacing="1" w:after="100" w:afterAutospacing="1" w:line="240" w:lineRule="auto"/>
+        <w:outlineLvl w:val="0"/>
+        <w:rPr>
+          <w:rFonts w:ascii="Times New Roman" w:eastAsia="Times New Roman" w:hAnsi="Times New Roman" w:cs="Times New Roman"/>
+          <w:b/>
+          <w:bCs/>
+          <w:kern w:val="36"/>
+          <w:sz w:val="48"/>
+          <w:szCs w:val="48"/>
+          <w:lang w:eastAsia="en-GB"/>
+          <w14:ligatures w14:val="none"/>
+        </w:rPr>
+      </w:pPr>
+    </w:p>
+    <w:p>
+      <w:pPr>
+        <w:spacing w:before="100" w:beforeAutospacing="1" w:after="100" w:afterAutospacing="1" w:line="240" w:lineRule="auto"/>
+        <w:outlineLvl w:val="0"/>
+        <w:rPr>
+          <w:rFonts w:ascii="Times New Roman" w:eastAsia="Times New Roman" w:hAnsi="Times New Roman" w:cs="Times New Roman"/>
+          <w:b/>
+          <w:bCs/>
+          <w:kern w:val="36"/>
+          <w:sz w:val="48"/>
+          <w:szCs w:val="48"/>
+          <w:lang w:eastAsia="en-GB"/>
+          <w14:ligatures w14:val="none"/>
+        </w:rPr>
+      </w:pPr>
+    </w:p>
+    <w:p>
+      <w:pPr>
+        <w:spacing w:before="100" w:beforeAutospacing="1" w:after="100" w:afterAutospacing="1" w:line="240" w:lineRule="auto"/>
+        <w:outlineLvl w:val="0"/>
+        <w:rPr>
+          <w:rFonts w:ascii="Times New Roman" w:eastAsia="Times New Roman" w:hAnsi="Times New Roman" w:cs="Times New Roman"/>
+          <w:b/>
+          <w:bCs/>
+          <w:kern w:val="36"/>
+          <w:sz w:val="48"/>
+          <w:szCs w:val="48"/>
+          <w:lang w:eastAsia="en-GB"/>
+          <w14:ligatures w14:val="none"/>
+        </w:rPr>
+      </w:pPr>
+    </w:p>
+    <w:p>
+      <w:pPr>
+        <w:spacing w:before="100" w:beforeAutospacing="1" w:after="100" w:afterAutospacing="1" w:line="240" w:lineRule="auto"/>
+        <w:outlineLvl w:val="0"/>
+        <w:rPr>
+          <w:rFonts w:ascii="Times New Roman" w:eastAsia="Times New Roman" w:hAnsi="Times New Roman" w:cs="Times New Roman"/>
+          <w:b/>
+          <w:bCs/>
+          <w:kern w:val="36"/>
+          <w:sz w:val="48"/>
+          <w:szCs w:val="48"/>
+          <w:lang w:eastAsia="en-GB"/>
+          <w14:ligatures w14:val="none"/>
+        </w:rPr>
+      </w:pPr>
+      <w:r>
+        <w:rPr>
+          <w:rFonts w:ascii="Times New Roman" w:eastAsia="Times New Roman" w:hAnsi="Times New Roman" w:cs="Times New Roman"/>
+          <w:b/>
+          <w:bCs/>
+          <w:kern w:val="36"/>
+          <w:sz w:val="48"/>
+          <w:szCs w:val="48"/>
+          <w:lang w:eastAsia="en-GB"/>
+          <w14:ligatures w14:val="none"/>
+        </w:rPr>
+        <w:lastRenderedPageBreak/>
         <w:t>6. Task 4 – Interactive Dashboard</w:t>
       </w:r>
     </w:p>
@@ -5920,27 +9540,7 @@
           <w:lang w:eastAsia="en-GB"/>
           <w14:ligatures w14:val="none"/>
         </w:rPr>
-        <w:t xml:space="preserve">An interactive dashboard was developed using </w:t>
-      </w:r>
-      <w:proofErr w:type="spellStart"/>
-      <w:r>
-        <w:rPr>
-          <w:rFonts w:ascii="Times New Roman" w:eastAsia="Times New Roman" w:hAnsi="Times New Roman" w:cs="Times New Roman"/>
-          <w:kern w:val="0"/>
-          <w:lang w:eastAsia="en-GB"/>
-          <w14:ligatures w14:val="none"/>
-        </w:rPr>
-        <w:t>Streamlit</w:t>
-      </w:r>
-      <w:proofErr w:type="spellEnd"/>
-      <w:r>
-        <w:rPr>
-          <w:rFonts w:ascii="Times New Roman" w:eastAsia="Times New Roman" w:hAnsi="Times New Roman" w:cs="Times New Roman"/>
-          <w:kern w:val="0"/>
-          <w:lang w:eastAsia="en-GB"/>
-          <w14:ligatures w14:val="none"/>
-        </w:rPr>
-        <w:t xml:space="preserve"> to provide real-time visibility into laboratory data quality.</w:t>
+        <w:t>An interactive dashboard was developed using Streamlit to provide real-time visibility into laboratory data quality.</w:t>
       </w:r>
     </w:p>
     <w:p>
@@ -6286,7 +9886,6 @@
           <w:lang w:eastAsia="en-GB"/>
           <w14:ligatures w14:val="none"/>
         </w:rPr>
-        <w:lastRenderedPageBreak/>
         <w:t>Severity Distribution</w:t>
       </w:r>
     </w:p>
@@ -6453,28 +10052,6 @@
     </w:p>
     <w:p>
       <w:pPr>
-        <w:spacing w:after="0" w:line="240" w:lineRule="auto"/>
-        <w:rPr>
-          <w:rFonts w:ascii="Times New Roman" w:eastAsia="Times New Roman" w:hAnsi="Times New Roman" w:cs="Times New Roman"/>
-          <w:kern w:val="0"/>
-          <w:lang w:eastAsia="en-GB"/>
-          <w14:ligatures w14:val="none"/>
-        </w:rPr>
-      </w:pPr>
-      <w:r>
-        <w:rPr>
-          <w:rFonts w:ascii="Times New Roman" w:eastAsia="Times New Roman" w:hAnsi="Times New Roman" w:cs="Times New Roman"/>
-          <w:noProof/>
-          <w:kern w:val="0"/>
-          <w:lang w:eastAsia="en-GB"/>
-        </w:rPr>
-        <w:pict w14:anchorId="6F2C7C70">
-          <v:rect id="_x0000_i1026" alt="" style="width:451.3pt;height:.05pt;mso-width-percent:0;mso-height-percent:0;mso-width-percent:0;mso-height-percent:0" o:hralign="center" o:hrstd="t" o:hr="t" fillcolor="#a0a0a0" stroked="f"/>
-        </w:pict>
-      </w:r>
-    </w:p>
-    <w:p>
-      <w:pPr>
         <w:spacing w:before="100" w:beforeAutospacing="1" w:after="100" w:afterAutospacing="1" w:line="240" w:lineRule="auto"/>
         <w:outlineLvl w:val="1"/>
         <w:rPr>
@@ -6499,6 +10076,7 @@
           <w:lang w:eastAsia="en-GB"/>
           <w14:ligatures w14:val="none"/>
         </w:rPr>
+        <w:lastRenderedPageBreak/>
         <w:t>Dashboard Filters</w:t>
       </w:r>
     </w:p>
@@ -6641,6 +10219,7 @@
     <w:p>
       <w:pPr>
         <w:spacing w:before="100" w:beforeAutospacing="1" w:after="100" w:afterAutospacing="1" w:line="240" w:lineRule="auto"/>
+        <w:jc w:val="center"/>
         <w:rPr>
           <w:rFonts w:ascii="Times New Roman" w:eastAsia="Times New Roman" w:hAnsi="Times New Roman" w:cs="Times New Roman"/>
           <w:kern w:val="0"/>
@@ -6655,11 +10234,10 @@
           <w:kern w:val="0"/>
           <w:lang w:eastAsia="en-GB"/>
         </w:rPr>
-        <w:lastRenderedPageBreak/>
         <w:drawing>
-          <wp:inline distT="0" distB="0" distL="0" distR="0" wp14:anchorId="7BB2ADFC" wp14:editId="6BD63137">
-            <wp:extent cx="5943600" cy="3397250"/>
-            <wp:effectExtent l="0" t="0" r="0" b="6350"/>
+          <wp:inline distT="0" distB="0" distL="0" distR="0" wp14:anchorId="7BB2ADFC" wp14:editId="42174694">
+            <wp:extent cx="5432612" cy="3105179"/>
+            <wp:effectExtent l="0" t="0" r="3175" b="0"/>
             <wp:docPr id="330948688" name="Picture 5" descr="A screenshot of a computer&#10;&#10;AI-generated content may be incorrect."/>
             <wp:cNvGraphicFramePr>
               <a:graphicFrameLocks xmlns:a="http://schemas.openxmlformats.org/drawingml/2006/main" noChangeAspect="1"/>
@@ -6672,7 +10250,7 @@
                     <pic:cNvPicPr/>
                   </pic:nvPicPr>
                   <pic:blipFill>
-                    <a:blip r:embed="rId14" cstate="print">
+                    <a:blip r:embed="rId18" cstate="print">
                       <a:extLst>
                         <a:ext uri="{28A0092B-C50C-407E-A947-70E740481C1C}">
                           <a14:useLocalDpi xmlns:a14="http://schemas.microsoft.com/office/drawing/2010/main" val="0"/>
@@ -6686,7 +10264,7 @@
                   <pic:spPr>
                     <a:xfrm>
                       <a:off x="0" y="0"/>
-                      <a:ext cx="5943600" cy="3397250"/>
+                      <a:ext cx="5439190" cy="3108939"/>
                     </a:xfrm>
                     <a:prstGeom prst="rect">
                       <a:avLst/>
@@ -6703,6 +10281,27 @@
       <w:pPr>
         <w:spacing w:before="100" w:beforeAutospacing="1" w:after="100" w:afterAutospacing="1" w:line="240" w:lineRule="auto"/>
         <w:jc w:val="center"/>
+        <w:rPr>
+          <w:rFonts w:ascii="Times New Roman" w:eastAsia="Times New Roman" w:hAnsi="Times New Roman" w:cs="Times New Roman"/>
+          <w:kern w:val="0"/>
+          <w:lang w:eastAsia="en-GB"/>
+          <w14:ligatures w14:val="none"/>
+        </w:rPr>
+      </w:pPr>
+      <w:r>
+        <w:rPr>
+          <w:rFonts w:ascii="Times New Roman" w:eastAsia="Times New Roman" w:hAnsi="Times New Roman" w:cs="Times New Roman"/>
+          <w:kern w:val="0"/>
+          <w:lang w:eastAsia="en-GB"/>
+          <w14:ligatures w14:val="none"/>
+        </w:rPr>
+        <w:t>Fig 3: Dashboard Overview</w:t>
+      </w:r>
+    </w:p>
+    <w:p>
+      <w:pPr>
+        <w:spacing w:before="100" w:beforeAutospacing="1" w:after="100" w:afterAutospacing="1" w:line="240" w:lineRule="auto"/>
+        <w:jc w:val="center"/>
         <w:outlineLvl w:val="2"/>
         <w:rPr>
           <w:rFonts w:ascii="Times New Roman" w:eastAsia="Times New Roman" w:hAnsi="Times New Roman" w:cs="Times New Roman"/>
@@ -6726,6 +10325,7 @@
           <w:szCs w:val="27"/>
           <w:lang w:eastAsia="en-GB"/>
         </w:rPr>
+        <w:lastRenderedPageBreak/>
         <w:drawing>
           <wp:inline distT="0" distB="0" distL="0" distR="0" wp14:anchorId="3BD8A602" wp14:editId="7D03CDC3">
             <wp:extent cx="1260164" cy="3179618"/>
@@ -6742,7 +10342,7 @@
                     <pic:cNvPicPr/>
                   </pic:nvPicPr>
                   <pic:blipFill>
-                    <a:blip r:embed="rId15">
+                    <a:blip r:embed="rId19">
                       <a:extLst>
                         <a:ext uri="{28A0092B-C50C-407E-A947-70E740481C1C}">
                           <a14:useLocalDpi xmlns:a14="http://schemas.microsoft.com/office/drawing/2010/main" val="0"/>
@@ -6772,11 +10372,10 @@
     <w:p>
       <w:pPr>
         <w:spacing w:before="100" w:beforeAutospacing="1" w:after="100" w:afterAutospacing="1" w:line="240" w:lineRule="auto"/>
+        <w:jc w:val="center"/>
         <w:outlineLvl w:val="2"/>
         <w:rPr>
           <w:rFonts w:ascii="Times New Roman" w:eastAsia="Times New Roman" w:hAnsi="Times New Roman" w:cs="Times New Roman"/>
-          <w:b/>
-          <w:bCs/>
           <w:kern w:val="0"/>
           <w:sz w:val="27"/>
           <w:szCs w:val="27"/>
@@ -6787,19 +10386,46 @@
       <w:r>
         <w:rPr>
           <w:rFonts w:ascii="Times New Roman" w:eastAsia="Times New Roman" w:hAnsi="Times New Roman" w:cs="Times New Roman"/>
-          <w:b/>
-          <w:bCs/>
-          <w:noProof/>
           <w:kern w:val="0"/>
           <w:sz w:val="27"/>
           <w:szCs w:val="27"/>
           <w:lang w:eastAsia="en-GB"/>
-        </w:rPr>
-        <w:lastRenderedPageBreak/>
+          <w14:ligatures w14:val="none"/>
+        </w:rPr>
+        <w:t>Fig 3: Dashboard Filters</w:t>
+      </w:r>
+    </w:p>
+    <w:p>
+      <w:pPr>
+        <w:spacing w:before="100" w:beforeAutospacing="1" w:after="100" w:afterAutospacing="1" w:line="240" w:lineRule="auto"/>
+        <w:jc w:val="center"/>
+        <w:outlineLvl w:val="2"/>
+        <w:rPr>
+          <w:rFonts w:ascii="Times New Roman" w:eastAsia="Times New Roman" w:hAnsi="Times New Roman" w:cs="Times New Roman"/>
+          <w:b/>
+          <w:bCs/>
+          <w:kern w:val="0"/>
+          <w:sz w:val="27"/>
+          <w:szCs w:val="27"/>
+          <w:lang w:eastAsia="en-GB"/>
+          <w14:ligatures w14:val="none"/>
+        </w:rPr>
+      </w:pPr>
+      <w:r>
+        <w:rPr>
+          <w:rFonts w:ascii="Times New Roman" w:eastAsia="Times New Roman" w:hAnsi="Times New Roman" w:cs="Times New Roman"/>
+          <w:b/>
+          <w:bCs/>
+          <w:noProof/>
+          <w:kern w:val="0"/>
+          <w:sz w:val="27"/>
+          <w:szCs w:val="27"/>
+          <w:lang w:eastAsia="en-GB"/>
+        </w:rPr>
         <w:drawing>
-          <wp:inline distT="0" distB="0" distL="0" distR="0" wp14:anchorId="432945FB" wp14:editId="0C4FC8C7">
-            <wp:extent cx="5943600" cy="2289175"/>
-            <wp:effectExtent l="0" t="0" r="0" b="0"/>
+          <wp:inline distT="0" distB="0" distL="0" distR="0" wp14:anchorId="432945FB" wp14:editId="7AA90AFB">
+            <wp:extent cx="5661212" cy="2180413"/>
+            <wp:effectExtent l="0" t="0" r="3175" b="4445"/>
             <wp:docPr id="1678045349" name="Picture 7" descr="A screenshot of a computer screen&#10;&#10;AI-generated content may be incorrect."/>
             <wp:cNvGraphicFramePr>
               <a:graphicFrameLocks xmlns:a="http://schemas.openxmlformats.org/drawingml/2006/main" noChangeAspect="1"/>
@@ -6812,7 +10438,7 @@
                     <pic:cNvPicPr/>
                   </pic:nvPicPr>
                   <pic:blipFill>
-                    <a:blip r:embed="rId16" cstate="print">
+                    <a:blip r:embed="rId20" cstate="print">
                       <a:extLst>
                         <a:ext uri="{28A0092B-C50C-407E-A947-70E740481C1C}">
                           <a14:useLocalDpi xmlns:a14="http://schemas.microsoft.com/office/drawing/2010/main" val="0"/>
@@ -6826,7 +10452,7 @@
                   <pic:spPr>
                     <a:xfrm>
                       <a:off x="0" y="0"/>
-                      <a:ext cx="5943600" cy="2289175"/>
+                      <a:ext cx="5667416" cy="2182803"/>
                     </a:xfrm>
                     <a:prstGeom prst="rect">
                       <a:avLst/>
@@ -6842,11 +10468,10 @@
     <w:p>
       <w:pPr>
         <w:spacing w:before="100" w:beforeAutospacing="1" w:after="100" w:afterAutospacing="1" w:line="240" w:lineRule="auto"/>
+        <w:jc w:val="center"/>
         <w:outlineLvl w:val="2"/>
         <w:rPr>
           <w:rFonts w:ascii="Times New Roman" w:eastAsia="Times New Roman" w:hAnsi="Times New Roman" w:cs="Times New Roman"/>
-          <w:b/>
-          <w:bCs/>
           <w:kern w:val="0"/>
           <w:sz w:val="27"/>
           <w:szCs w:val="27"/>
@@ -6857,18 +10482,47 @@
       <w:r>
         <w:rPr>
           <w:rFonts w:ascii="Times New Roman" w:eastAsia="Times New Roman" w:hAnsi="Times New Roman" w:cs="Times New Roman"/>
-          <w:b/>
-          <w:bCs/>
-          <w:noProof/>
           <w:kern w:val="0"/>
           <w:sz w:val="27"/>
           <w:szCs w:val="27"/>
           <w:lang w:eastAsia="en-GB"/>
-        </w:rPr>
+          <w14:ligatures w14:val="none"/>
+        </w:rPr>
+        <w:t>Fig 4: Quality Breakdown Analytics</w:t>
+      </w:r>
+    </w:p>
+    <w:p>
+      <w:pPr>
+        <w:spacing w:before="100" w:beforeAutospacing="1" w:after="100" w:afterAutospacing="1" w:line="240" w:lineRule="auto"/>
+        <w:jc w:val="center"/>
+        <w:outlineLvl w:val="2"/>
+        <w:rPr>
+          <w:rFonts w:ascii="Times New Roman" w:eastAsia="Times New Roman" w:hAnsi="Times New Roman" w:cs="Times New Roman"/>
+          <w:b/>
+          <w:bCs/>
+          <w:kern w:val="0"/>
+          <w:sz w:val="27"/>
+          <w:szCs w:val="27"/>
+          <w:lang w:eastAsia="en-GB"/>
+          <w14:ligatures w14:val="none"/>
+        </w:rPr>
+      </w:pPr>
+      <w:r>
+        <w:rPr>
+          <w:rFonts w:ascii="Times New Roman" w:eastAsia="Times New Roman" w:hAnsi="Times New Roman" w:cs="Times New Roman"/>
+          <w:b/>
+          <w:bCs/>
+          <w:noProof/>
+          <w:kern w:val="0"/>
+          <w:sz w:val="27"/>
+          <w:szCs w:val="27"/>
+          <w:lang w:eastAsia="en-GB"/>
+        </w:rPr>
+        <w:lastRenderedPageBreak/>
         <w:drawing>
-          <wp:inline distT="0" distB="0" distL="0" distR="0" wp14:anchorId="0A86EF05" wp14:editId="74C6DE6C">
-            <wp:extent cx="5943600" cy="2192655"/>
-            <wp:effectExtent l="0" t="0" r="0" b="4445"/>
+          <wp:inline distT="0" distB="0" distL="0" distR="0" wp14:anchorId="0A86EF05" wp14:editId="3002E8C8">
+            <wp:extent cx="5257800" cy="1939656"/>
+            <wp:effectExtent l="0" t="0" r="0" b="3810"/>
             <wp:docPr id="1108699752" name="Picture 8" descr="A screen shot of a graph&#10;&#10;AI-generated content may be incorrect."/>
             <wp:cNvGraphicFramePr>
               <a:graphicFrameLocks xmlns:a="http://schemas.openxmlformats.org/drawingml/2006/main" noChangeAspect="1"/>
@@ -6881,7 +10535,7 @@
                     <pic:cNvPicPr/>
                   </pic:nvPicPr>
                   <pic:blipFill>
-                    <a:blip r:embed="rId17" cstate="print">
+                    <a:blip r:embed="rId21" cstate="print">
                       <a:extLst>
                         <a:ext uri="{28A0092B-C50C-407E-A947-70E740481C1C}">
                           <a14:useLocalDpi xmlns:a14="http://schemas.microsoft.com/office/drawing/2010/main" val="0"/>
@@ -6895,7 +10549,7 @@
                   <pic:spPr>
                     <a:xfrm>
                       <a:off x="0" y="0"/>
-                      <a:ext cx="5943600" cy="2192655"/>
+                      <a:ext cx="5269089" cy="1943821"/>
                     </a:xfrm>
                     <a:prstGeom prst="rect">
                       <a:avLst/>
@@ -6911,11 +10565,10 @@
     <w:p>
       <w:pPr>
         <w:spacing w:before="100" w:beforeAutospacing="1" w:after="100" w:afterAutospacing="1" w:line="240" w:lineRule="auto"/>
+        <w:jc w:val="center"/>
         <w:outlineLvl w:val="2"/>
         <w:rPr>
           <w:rFonts w:ascii="Times New Roman" w:eastAsia="Times New Roman" w:hAnsi="Times New Roman" w:cs="Times New Roman"/>
-          <w:b/>
-          <w:bCs/>
           <w:kern w:val="0"/>
           <w:sz w:val="27"/>
           <w:szCs w:val="27"/>
@@ -6926,18 +10579,46 @@
       <w:r>
         <w:rPr>
           <w:rFonts w:ascii="Times New Roman" w:eastAsia="Times New Roman" w:hAnsi="Times New Roman" w:cs="Times New Roman"/>
-          <w:b/>
-          <w:bCs/>
-          <w:noProof/>
           <w:kern w:val="0"/>
           <w:sz w:val="27"/>
           <w:szCs w:val="27"/>
           <w:lang w:eastAsia="en-GB"/>
+          <w14:ligatures w14:val="none"/>
+        </w:rPr>
+        <w:t>Fig 5: Trend and Severity Analytics</w:t>
+      </w:r>
+    </w:p>
+    <w:p>
+      <w:pPr>
+        <w:spacing w:before="100" w:beforeAutospacing="1" w:after="100" w:afterAutospacing="1" w:line="240" w:lineRule="auto"/>
+        <w:jc w:val="center"/>
+        <w:outlineLvl w:val="2"/>
+        <w:rPr>
+          <w:rFonts w:ascii="Times New Roman" w:eastAsia="Times New Roman" w:hAnsi="Times New Roman" w:cs="Times New Roman"/>
+          <w:b/>
+          <w:bCs/>
+          <w:kern w:val="0"/>
+          <w:sz w:val="27"/>
+          <w:szCs w:val="27"/>
+          <w:lang w:eastAsia="en-GB"/>
+          <w14:ligatures w14:val="none"/>
+        </w:rPr>
+      </w:pPr>
+      <w:r>
+        <w:rPr>
+          <w:rFonts w:ascii="Times New Roman" w:eastAsia="Times New Roman" w:hAnsi="Times New Roman" w:cs="Times New Roman"/>
+          <w:b/>
+          <w:bCs/>
+          <w:noProof/>
+          <w:kern w:val="0"/>
+          <w:sz w:val="27"/>
+          <w:szCs w:val="27"/>
+          <w:lang w:eastAsia="en-GB"/>
         </w:rPr>
         <w:drawing>
-          <wp:inline distT="0" distB="0" distL="0" distR="0" wp14:anchorId="4620DD09" wp14:editId="60FD698B">
-            <wp:extent cx="5943600" cy="1598295"/>
-            <wp:effectExtent l="0" t="0" r="0" b="1905"/>
+          <wp:inline distT="0" distB="0" distL="0" distR="0" wp14:anchorId="4620DD09" wp14:editId="49251E29">
+            <wp:extent cx="5472953" cy="1471733"/>
+            <wp:effectExtent l="0" t="0" r="1270" b="1905"/>
             <wp:docPr id="1401447191" name="Picture 9" descr="A screenshot of a computer&#10;&#10;AI-generated content may be incorrect."/>
             <wp:cNvGraphicFramePr>
               <a:graphicFrameLocks xmlns:a="http://schemas.openxmlformats.org/drawingml/2006/main" noChangeAspect="1"/>
@@ -6950,7 +10631,7 @@
                     <pic:cNvPicPr/>
                   </pic:nvPicPr>
                   <pic:blipFill>
-                    <a:blip r:embed="rId18" cstate="print">
+                    <a:blip r:embed="rId22" cstate="print">
                       <a:extLst>
                         <a:ext uri="{28A0092B-C50C-407E-A947-70E740481C1C}">
                           <a14:useLocalDpi xmlns:a14="http://schemas.microsoft.com/office/drawing/2010/main" val="0"/>
@@ -6964,7 +10645,7 @@
                   <pic:spPr>
                     <a:xfrm>
                       <a:off x="0" y="0"/>
-                      <a:ext cx="5943600" cy="1598295"/>
+                      <a:ext cx="5492091" cy="1476880"/>
                     </a:xfrm>
                     <a:prstGeom prst="rect">
                       <a:avLst/>
@@ -6979,24 +10660,50 @@
     </w:p>
     <w:p>
       <w:pPr>
-        <w:spacing w:after="0" w:line="240" w:lineRule="auto"/>
-        <w:rPr>
-          <w:rFonts w:ascii="Times New Roman" w:eastAsia="Times New Roman" w:hAnsi="Times New Roman" w:cs="Times New Roman"/>
-          <w:kern w:val="0"/>
-          <w:lang w:eastAsia="en-GB"/>
-          <w14:ligatures w14:val="none"/>
-        </w:rPr>
-      </w:pPr>
-      <w:r>
-        <w:rPr>
-          <w:rFonts w:ascii="Times New Roman" w:eastAsia="Times New Roman" w:hAnsi="Times New Roman" w:cs="Times New Roman"/>
-          <w:noProof/>
-          <w:kern w:val="0"/>
-          <w:lang w:eastAsia="en-GB"/>
-        </w:rPr>
-        <w:pict w14:anchorId="18AEDA70">
-          <v:rect id="_x0000_i1025" alt="" style="width:451.3pt;height:.05pt;mso-width-percent:0;mso-height-percent:0;mso-width-percent:0;mso-height-percent:0" o:hralign="center" o:hrstd="t" o:hr="t" fillcolor="#a0a0a0" stroked="f"/>
-        </w:pict>
+        <w:spacing w:before="100" w:beforeAutospacing="1" w:after="100" w:afterAutospacing="1" w:line="240" w:lineRule="auto"/>
+        <w:jc w:val="center"/>
+        <w:outlineLvl w:val="2"/>
+        <w:rPr>
+          <w:rFonts w:ascii="Times New Roman" w:eastAsia="Times New Roman" w:hAnsi="Times New Roman" w:cs="Times New Roman"/>
+          <w:kern w:val="0"/>
+          <w:sz w:val="27"/>
+          <w:szCs w:val="27"/>
+          <w:lang w:eastAsia="en-GB"/>
+          <w14:ligatures w14:val="none"/>
+        </w:rPr>
+      </w:pPr>
+      <w:r>
+        <w:rPr>
+          <w:rFonts w:ascii="Times New Roman" w:eastAsia="Times New Roman" w:hAnsi="Times New Roman" w:cs="Times New Roman"/>
+          <w:kern w:val="0"/>
+          <w:sz w:val="27"/>
+          <w:szCs w:val="27"/>
+          <w:lang w:eastAsia="en-GB"/>
+          <w14:ligatures w14:val="none"/>
+        </w:rPr>
+        <w:t xml:space="preserve">Fig </w:t>
+      </w:r>
+      <w:r>
+        <w:rPr>
+          <w:rFonts w:ascii="Times New Roman" w:eastAsia="Times New Roman" w:hAnsi="Times New Roman" w:cs="Times New Roman"/>
+          <w:kern w:val="0"/>
+          <w:sz w:val="27"/>
+          <w:szCs w:val="27"/>
+          <w:lang w:eastAsia="en-GB"/>
+          <w14:ligatures w14:val="none"/>
+        </w:rPr>
+        <w:t>6</w:t>
+      </w:r>
+      <w:r>
+        <w:rPr>
+          <w:rFonts w:ascii="Times New Roman" w:eastAsia="Times New Roman" w:hAnsi="Times New Roman" w:cs="Times New Roman"/>
+          <w:kern w:val="0"/>
+          <w:sz w:val="27"/>
+          <w:szCs w:val="27"/>
+          <w:lang w:eastAsia="en-GB"/>
+          <w14:ligatures w14:val="none"/>
+        </w:rPr>
+        <w:t>: Failed Records Drilldown</w:t>
       </w:r>
     </w:p>
     <w:p>
@@ -7025,6 +10732,368 @@
           <w:lang w:eastAsia="en-GB"/>
           <w14:ligatures w14:val="none"/>
         </w:rPr>
+        <w:t>Deployment</w:t>
+      </w:r>
+    </w:p>
+    <w:p>
+      <w:pPr>
+        <w:spacing w:after="0" w:line="240" w:lineRule="auto"/>
+        <w:rPr>
+          <w:rFonts w:ascii="Times New Roman" w:eastAsia="Times New Roman" w:hAnsi="Times New Roman" w:cs="Times New Roman"/>
+          <w:kern w:val="0"/>
+          <w:lang w:eastAsia="en-GB"/>
+          <w14:ligatures w14:val="none"/>
+        </w:rPr>
+      </w:pPr>
+      <w:r>
+        <w:rPr>
+          <w:rFonts w:ascii="Times New Roman" w:eastAsia="Times New Roman" w:hAnsi="Times New Roman" w:cs="Times New Roman"/>
+          <w:kern w:val="0"/>
+          <w:lang w:eastAsia="en-GB"/>
+          <w14:ligatures w14:val="none"/>
+        </w:rPr>
+        <w:t>The dashboard was deployed using Streamlit Community Cloud.</w:t>
+      </w:r>
+    </w:p>
+    <w:p>
+      <w:pPr>
+        <w:spacing w:after="0" w:line="240" w:lineRule="auto"/>
+        <w:rPr>
+          <w:rFonts w:ascii="Times New Roman" w:eastAsia="Times New Roman" w:hAnsi="Times New Roman" w:cs="Times New Roman"/>
+          <w:kern w:val="0"/>
+          <w:lang w:eastAsia="en-GB"/>
+          <w14:ligatures w14:val="none"/>
+        </w:rPr>
+      </w:pPr>
+    </w:p>
+    <w:p>
+      <w:pPr>
+        <w:spacing w:after="0" w:line="240" w:lineRule="auto"/>
+        <w:outlineLvl w:val="2"/>
+        <w:rPr>
+          <w:rFonts w:ascii="Times New Roman" w:eastAsia="Times New Roman" w:hAnsi="Times New Roman" w:cs="Times New Roman"/>
+          <w:b/>
+          <w:bCs/>
+          <w:kern w:val="0"/>
+          <w:sz w:val="27"/>
+          <w:szCs w:val="27"/>
+          <w:lang w:eastAsia="en-GB"/>
+          <w14:ligatures w14:val="none"/>
+        </w:rPr>
+      </w:pPr>
+      <w:r>
+        <w:rPr>
+          <w:rFonts w:ascii="Times New Roman" w:eastAsia="Times New Roman" w:hAnsi="Times New Roman" w:cs="Times New Roman"/>
+          <w:b/>
+          <w:bCs/>
+          <w:kern w:val="0"/>
+          <w:sz w:val="27"/>
+          <w:szCs w:val="27"/>
+          <w:lang w:eastAsia="en-GB"/>
+          <w14:ligatures w14:val="none"/>
+        </w:rPr>
+        <w:t>GitHub Repository</w:t>
+      </w:r>
+    </w:p>
+    <w:p>
+      <w:pPr>
+        <w:spacing w:after="0" w:line="240" w:lineRule="auto"/>
+        <w:rPr>
+          <w:rFonts w:ascii="Times New Roman" w:eastAsia="Times New Roman" w:hAnsi="Times New Roman" w:cs="Times New Roman"/>
+          <w:kern w:val="0"/>
+          <w:lang w:eastAsia="en-GB"/>
+          <w14:ligatures w14:val="none"/>
+        </w:rPr>
+      </w:pPr>
+      <w:hyperlink r:id="rId23" w:tgtFrame="_new" w:history="1">
+        <w:r>
+          <w:rPr>
+            <w:rFonts w:ascii="Times New Roman" w:eastAsia="Times New Roman" w:hAnsi="Times New Roman" w:cs="Times New Roman"/>
+            <w:color w:val="0000FF"/>
+            <w:kern w:val="0"/>
+            <w:u w:val="single"/>
+            <w:lang w:eastAsia="en-GB"/>
+            <w14:ligatures w14:val="none"/>
+          </w:rPr>
+          <w:t>https://github.com/miyabrijesh/aragen-lab-data-quality-monitor</w:t>
+        </w:r>
+      </w:hyperlink>
+    </w:p>
+    <w:p>
+      <w:pPr>
+        <w:spacing w:after="0" w:line="240" w:lineRule="auto"/>
+        <w:outlineLvl w:val="2"/>
+        <w:rPr>
+          <w:rFonts w:ascii="Times New Roman" w:eastAsia="Times New Roman" w:hAnsi="Times New Roman" w:cs="Times New Roman"/>
+          <w:b/>
+          <w:bCs/>
+          <w:kern w:val="0"/>
+          <w:sz w:val="27"/>
+          <w:szCs w:val="27"/>
+          <w:lang w:eastAsia="en-GB"/>
+          <w14:ligatures w14:val="none"/>
+        </w:rPr>
+      </w:pPr>
+    </w:p>
+    <w:p>
+      <w:pPr>
+        <w:spacing w:after="0" w:line="240" w:lineRule="auto"/>
+        <w:outlineLvl w:val="2"/>
+        <w:rPr>
+          <w:rFonts w:ascii="Times New Roman" w:eastAsia="Times New Roman" w:hAnsi="Times New Roman" w:cs="Times New Roman"/>
+          <w:b/>
+          <w:bCs/>
+          <w:kern w:val="0"/>
+          <w:sz w:val="27"/>
+          <w:szCs w:val="27"/>
+          <w:lang w:eastAsia="en-GB"/>
+          <w14:ligatures w14:val="none"/>
+        </w:rPr>
+      </w:pPr>
+      <w:r>
+        <w:rPr>
+          <w:rFonts w:ascii="Times New Roman" w:eastAsia="Times New Roman" w:hAnsi="Times New Roman" w:cs="Times New Roman"/>
+          <w:b/>
+          <w:bCs/>
+          <w:kern w:val="0"/>
+          <w:sz w:val="27"/>
+          <w:szCs w:val="27"/>
+          <w:lang w:eastAsia="en-GB"/>
+          <w14:ligatures w14:val="none"/>
+        </w:rPr>
+        <w:t>Live Dashboard</w:t>
+      </w:r>
+    </w:p>
+    <w:p>
+      <w:pPr>
+        <w:spacing w:after="0" w:line="240" w:lineRule="auto"/>
+        <w:rPr>
+          <w:rFonts w:ascii="Times New Roman" w:eastAsia="Times New Roman" w:hAnsi="Times New Roman" w:cs="Times New Roman"/>
+          <w:kern w:val="0"/>
+          <w:lang w:eastAsia="en-GB"/>
+          <w14:ligatures w14:val="none"/>
+        </w:rPr>
+      </w:pPr>
+      <w:hyperlink r:id="rId24" w:tgtFrame="_new" w:history="1">
+        <w:r>
+          <w:rPr>
+            <w:rFonts w:ascii="Times New Roman" w:eastAsia="Times New Roman" w:hAnsi="Times New Roman" w:cs="Times New Roman"/>
+            <w:color w:val="0000FF"/>
+            <w:kern w:val="0"/>
+            <w:u w:val="single"/>
+            <w:lang w:eastAsia="en-GB"/>
+            <w14:ligatures w14:val="none"/>
+          </w:rPr>
+          <w:t>https://aragen-lab-data-quality-monitor-ephu6jrh58bpnng2zjus3n.streamlit.app</w:t>
+        </w:r>
+      </w:hyperlink>
+    </w:p>
+    <w:p>
+      <w:pPr>
+        <w:spacing w:after="0" w:line="240" w:lineRule="auto"/>
+        <w:rPr>
+          <w:rFonts w:ascii="Times New Roman" w:eastAsia="Times New Roman" w:hAnsi="Times New Roman" w:cs="Times New Roman"/>
+          <w:kern w:val="0"/>
+          <w:lang w:eastAsia="en-GB"/>
+          <w14:ligatures w14:val="none"/>
+        </w:rPr>
+      </w:pPr>
+    </w:p>
+    <w:p>
+      <w:pPr>
+        <w:spacing w:before="100" w:beforeAutospacing="1" w:after="100" w:afterAutospacing="1" w:line="240" w:lineRule="auto"/>
+        <w:outlineLvl w:val="1"/>
+        <w:rPr>
+          <w:rFonts w:ascii="Times New Roman" w:eastAsia="Times New Roman" w:hAnsi="Times New Roman" w:cs="Times New Roman"/>
+          <w:b/>
+          <w:bCs/>
+          <w:kern w:val="0"/>
+          <w:sz w:val="36"/>
+          <w:szCs w:val="36"/>
+          <w:lang w:eastAsia="en-GB"/>
+          <w14:ligatures w14:val="none"/>
+        </w:rPr>
+      </w:pPr>
+      <w:r>
+        <w:rPr>
+          <w:rFonts w:ascii="Times New Roman" w:eastAsia="Times New Roman" w:hAnsi="Times New Roman" w:cs="Times New Roman"/>
+          <w:b/>
+          <w:bCs/>
+          <w:kern w:val="0"/>
+          <w:sz w:val="36"/>
+          <w:szCs w:val="36"/>
+          <w:lang w:eastAsia="en-GB"/>
+          <w14:ligatures w14:val="none"/>
+        </w:rPr>
+        <w:t>Key Learnings</w:t>
+      </w:r>
+    </w:p>
+    <w:p>
+      <w:pPr>
+        <w:numPr>
+          <w:ilvl w:val="0"/>
+          <w:numId w:val="19"/>
+        </w:numPr>
+        <w:spacing w:before="100" w:beforeAutospacing="1" w:after="100" w:afterAutospacing="1" w:line="240" w:lineRule="auto"/>
+        <w:rPr>
+          <w:rFonts w:ascii="Times New Roman" w:eastAsia="Times New Roman" w:hAnsi="Times New Roman" w:cs="Times New Roman"/>
+          <w:kern w:val="0"/>
+          <w:lang w:eastAsia="en-GB"/>
+          <w14:ligatures w14:val="none"/>
+        </w:rPr>
+      </w:pPr>
+      <w:r>
+        <w:rPr>
+          <w:rFonts w:ascii="Times New Roman" w:eastAsia="Times New Roman" w:hAnsi="Times New Roman" w:cs="Times New Roman"/>
+          <w:kern w:val="0"/>
+          <w:lang w:eastAsia="en-GB"/>
+          <w14:ligatures w14:val="none"/>
+        </w:rPr>
+        <w:t xml:space="preserve">Developed an end-to-end ETL pipeline using Python and Pandas. </w:t>
+      </w:r>
+    </w:p>
+    <w:p>
+      <w:pPr>
+        <w:numPr>
+          <w:ilvl w:val="0"/>
+          <w:numId w:val="19"/>
+        </w:numPr>
+        <w:spacing w:before="100" w:beforeAutospacing="1" w:after="100" w:afterAutospacing="1" w:line="240" w:lineRule="auto"/>
+        <w:rPr>
+          <w:rFonts w:ascii="Times New Roman" w:eastAsia="Times New Roman" w:hAnsi="Times New Roman" w:cs="Times New Roman"/>
+          <w:kern w:val="0"/>
+          <w:lang w:eastAsia="en-GB"/>
+          <w14:ligatures w14:val="none"/>
+        </w:rPr>
+      </w:pPr>
+      <w:r>
+        <w:rPr>
+          <w:rFonts w:ascii="Times New Roman" w:eastAsia="Times New Roman" w:hAnsi="Times New Roman" w:cs="Times New Roman"/>
+          <w:kern w:val="0"/>
+          <w:lang w:eastAsia="en-GB"/>
+          <w14:ligatures w14:val="none"/>
+        </w:rPr>
+        <w:t xml:space="preserve">Implemented automated data quality validation rules. </w:t>
+      </w:r>
+    </w:p>
+    <w:p>
+      <w:pPr>
+        <w:numPr>
+          <w:ilvl w:val="0"/>
+          <w:numId w:val="19"/>
+        </w:numPr>
+        <w:spacing w:before="100" w:beforeAutospacing="1" w:after="100" w:afterAutospacing="1" w:line="240" w:lineRule="auto"/>
+        <w:rPr>
+          <w:rFonts w:ascii="Times New Roman" w:eastAsia="Times New Roman" w:hAnsi="Times New Roman" w:cs="Times New Roman"/>
+          <w:kern w:val="0"/>
+          <w:lang w:eastAsia="en-GB"/>
+          <w14:ligatures w14:val="none"/>
+        </w:rPr>
+      </w:pPr>
+      <w:r>
+        <w:rPr>
+          <w:rFonts w:ascii="Times New Roman" w:eastAsia="Times New Roman" w:hAnsi="Times New Roman" w:cs="Times New Roman"/>
+          <w:kern w:val="0"/>
+          <w:lang w:eastAsia="en-GB"/>
+          <w14:ligatures w14:val="none"/>
+        </w:rPr>
+        <w:t xml:space="preserve">Designed a star schema database for analytical reporting. </w:t>
+      </w:r>
+    </w:p>
+    <w:p>
+      <w:pPr>
+        <w:numPr>
+          <w:ilvl w:val="0"/>
+          <w:numId w:val="19"/>
+        </w:numPr>
+        <w:spacing w:before="100" w:beforeAutospacing="1" w:after="100" w:afterAutospacing="1" w:line="240" w:lineRule="auto"/>
+        <w:rPr>
+          <w:rFonts w:ascii="Times New Roman" w:eastAsia="Times New Roman" w:hAnsi="Times New Roman" w:cs="Times New Roman"/>
+          <w:kern w:val="0"/>
+          <w:lang w:eastAsia="en-GB"/>
+          <w14:ligatures w14:val="none"/>
+        </w:rPr>
+      </w:pPr>
+      <w:r>
+        <w:rPr>
+          <w:rFonts w:ascii="Times New Roman" w:eastAsia="Times New Roman" w:hAnsi="Times New Roman" w:cs="Times New Roman"/>
+          <w:kern w:val="0"/>
+          <w:lang w:eastAsia="en-GB"/>
+          <w14:ligatures w14:val="none"/>
+        </w:rPr>
+        <w:t xml:space="preserve">Built an interactive dashboard using Streamlit and Plotly. </w:t>
+      </w:r>
+    </w:p>
+    <w:p>
+      <w:pPr>
+        <w:numPr>
+          <w:ilvl w:val="0"/>
+          <w:numId w:val="19"/>
+        </w:numPr>
+        <w:spacing w:before="100" w:beforeAutospacing="1" w:after="100" w:afterAutospacing="1" w:line="240" w:lineRule="auto"/>
+        <w:rPr>
+          <w:rFonts w:ascii="Times New Roman" w:eastAsia="Times New Roman" w:hAnsi="Times New Roman" w:cs="Times New Roman"/>
+          <w:kern w:val="0"/>
+          <w:lang w:eastAsia="en-GB"/>
+          <w14:ligatures w14:val="none"/>
+        </w:rPr>
+      </w:pPr>
+      <w:r>
+        <w:rPr>
+          <w:rFonts w:ascii="Times New Roman" w:eastAsia="Times New Roman" w:hAnsi="Times New Roman" w:cs="Times New Roman"/>
+          <w:kern w:val="0"/>
+          <w:lang w:eastAsia="en-GB"/>
+          <w14:ligatures w14:val="none"/>
+        </w:rPr>
+        <w:t xml:space="preserve">Gained experience in data quality monitoring and reporting workflows. </w:t>
+      </w:r>
+    </w:p>
+    <w:p>
+      <w:pPr>
+        <w:numPr>
+          <w:ilvl w:val="0"/>
+          <w:numId w:val="19"/>
+        </w:numPr>
+        <w:spacing w:before="100" w:beforeAutospacing="1" w:after="100" w:afterAutospacing="1" w:line="240" w:lineRule="auto"/>
+        <w:rPr>
+          <w:rFonts w:ascii="Times New Roman" w:eastAsia="Times New Roman" w:hAnsi="Times New Roman" w:cs="Times New Roman"/>
+          <w:kern w:val="0"/>
+          <w:lang w:eastAsia="en-GB"/>
+          <w14:ligatures w14:val="none"/>
+        </w:rPr>
+      </w:pPr>
+      <w:r>
+        <w:rPr>
+          <w:rFonts w:ascii="Times New Roman" w:eastAsia="Times New Roman" w:hAnsi="Times New Roman" w:cs="Times New Roman"/>
+          <w:kern w:val="0"/>
+          <w:lang w:eastAsia="en-GB"/>
+          <w14:ligatures w14:val="none"/>
+        </w:rPr>
+        <w:t xml:space="preserve">Deployed a data application using Streamlit Community Cloud. </w:t>
+      </w:r>
+    </w:p>
+    <w:p>
+      <w:pPr>
+        <w:spacing w:before="100" w:beforeAutospacing="1" w:after="100" w:afterAutospacing="1" w:line="240" w:lineRule="auto"/>
+        <w:rPr>
+          <w:rFonts w:ascii="Times New Roman" w:eastAsia="Times New Roman" w:hAnsi="Times New Roman" w:cs="Times New Roman"/>
+          <w:kern w:val="0"/>
+          <w:lang w:eastAsia="en-GB"/>
+          <w14:ligatures w14:val="none"/>
+        </w:rPr>
+      </w:pPr>
+      <w:r>
+        <w:rPr>
+          <w:rFonts w:ascii="Times New Roman" w:eastAsia="Times New Roman" w:hAnsi="Times New Roman" w:cs="Times New Roman"/>
+          <w:b/>
+          <w:bCs/>
+          <w:kern w:val="36"/>
+          <w:sz w:val="48"/>
+          <w:szCs w:val="48"/>
+          <w:lang w:eastAsia="en-GB"/>
+          <w14:ligatures w14:val="none"/>
+        </w:rPr>
+        <w:lastRenderedPageBreak/>
         <w:t>7. Conclusion</w:t>
       </w:r>
     </w:p>
@@ -7089,7 +11158,6 @@
           <w:lang w:eastAsia="en-GB"/>
           <w14:ligatures w14:val="none"/>
         </w:rPr>
-        <w:lastRenderedPageBreak/>
         <w:t>Synthetic data generation</w:t>
       </w:r>
     </w:p>
@@ -7275,8 +11343,8 @@
     </w:p>
     <w:p/>
     <w:sectPr>
-      <w:footerReference w:type="even" r:id="rId19"/>
-      <w:footerReference w:type="default" r:id="rId20"/>
+      <w:footerReference w:type="even" r:id="rId25"/>
+      <w:footerReference w:type="default" r:id="rId26"/>
       <w:type w:val="continuous"/>
       <w:pgSz w:w="12240" w:h="15840"/>
       <w:pgMar w:top="1440" w:right="1440" w:bottom="1440" w:left="1440" w:header="720" w:footer="720" w:gutter="0"/>
@@ -8051,6 +12119,155 @@
     </w:lvl>
   </w:abstractNum>
   <w:abstractNum w:abstractNumId="4" w15:restartNumberingAfterBreak="0">
+    <w:nsid w:val="0C2C22BD"/>
+    <w:multiLevelType w:val="multilevel"/>
+    <w:tmpl w:val="C6D804A8"/>
+    <w:lvl w:ilvl="0">
+      <w:start w:val="1"/>
+      <w:numFmt w:val="bullet"/>
+      <w:lvlText w:val=""/>
+      <w:lvlJc w:val="left"/>
+      <w:pPr>
+        <w:tabs>
+          <w:tab w:val="num" w:pos="720"/>
+        </w:tabs>
+        <w:ind w:left="720" w:hanging="360"/>
+      </w:pPr>
+      <w:rPr>
+        <w:rFonts w:ascii="Symbol" w:hAnsi="Symbol" w:hint="default"/>
+        <w:sz w:val="20"/>
+      </w:rPr>
+    </w:lvl>
+    <w:lvl w:ilvl="1" w:tentative="1">
+      <w:start w:val="1"/>
+      <w:numFmt w:val="bullet"/>
+      <w:lvlText w:val="o"/>
+      <w:lvlJc w:val="left"/>
+      <w:pPr>
+        <w:tabs>
+          <w:tab w:val="num" w:pos="1440"/>
+        </w:tabs>
+        <w:ind w:left="1440" w:hanging="360"/>
+      </w:pPr>
+      <w:rPr>
+        <w:rFonts w:ascii="Courier New" w:hAnsi="Courier New" w:hint="default"/>
+        <w:sz w:val="20"/>
+      </w:rPr>
+    </w:lvl>
+    <w:lvl w:ilvl="2" w:tentative="1">
+      <w:start w:val="1"/>
+      <w:numFmt w:val="bullet"/>
+      <w:lvlText w:val=""/>
+      <w:lvlJc w:val="left"/>
+      <w:pPr>
+        <w:tabs>
+          <w:tab w:val="num" w:pos="2160"/>
+        </w:tabs>
+        <w:ind w:left="2160" w:hanging="360"/>
+      </w:pPr>
+      <w:rPr>
+        <w:rFonts w:ascii="Wingdings" w:hAnsi="Wingdings" w:hint="default"/>
+        <w:sz w:val="20"/>
+      </w:rPr>
+    </w:lvl>
+    <w:lvl w:ilvl="3" w:tentative="1">
+      <w:start w:val="1"/>
+      <w:numFmt w:val="bullet"/>
+      <w:lvlText w:val=""/>
+      <w:lvlJc w:val="left"/>
+      <w:pPr>
+        <w:tabs>
+          <w:tab w:val="num" w:pos="2880"/>
+        </w:tabs>
+        <w:ind w:left="2880" w:hanging="360"/>
+      </w:pPr>
+      <w:rPr>
+        <w:rFonts w:ascii="Wingdings" w:hAnsi="Wingdings" w:hint="default"/>
+        <w:sz w:val="20"/>
+      </w:rPr>
+    </w:lvl>
+    <w:lvl w:ilvl="4" w:tentative="1">
+      <w:start w:val="1"/>
+      <w:numFmt w:val="bullet"/>
+      <w:lvlText w:val=""/>
+      <w:lvlJc w:val="left"/>
+      <w:pPr>
+        <w:tabs>
+          <w:tab w:val="num" w:pos="3600"/>
+        </w:tabs>
+        <w:ind w:left="3600" w:hanging="360"/>
+      </w:pPr>
+      <w:rPr>
+        <w:rFonts w:ascii="Wingdings" w:hAnsi="Wingdings" w:hint="default"/>
+        <w:sz w:val="20"/>
+      </w:rPr>
+    </w:lvl>
+    <w:lvl w:ilvl="5" w:tentative="1">
+      <w:start w:val="1"/>
+      <w:numFmt w:val="bullet"/>
+      <w:lvlText w:val=""/>
+      <w:lvlJc w:val="left"/>
+      <w:pPr>
+        <w:tabs>
+          <w:tab w:val="num" w:pos="4320"/>
+        </w:tabs>
+        <w:ind w:left="4320" w:hanging="360"/>
+      </w:pPr>
+      <w:rPr>
+        <w:rFonts w:ascii="Wingdings" w:hAnsi="Wingdings" w:hint="default"/>
+        <w:sz w:val="20"/>
+      </w:rPr>
+    </w:lvl>
+    <w:lvl w:ilvl="6" w:tentative="1">
+      <w:start w:val="1"/>
+      <w:numFmt w:val="bullet"/>
+      <w:lvlText w:val=""/>
+      <w:lvlJc w:val="left"/>
+      <w:pPr>
+        <w:tabs>
+          <w:tab w:val="num" w:pos="5040"/>
+        </w:tabs>
+        <w:ind w:left="5040" w:hanging="360"/>
+      </w:pPr>
+      <w:rPr>
+        <w:rFonts w:ascii="Wingdings" w:hAnsi="Wingdings" w:hint="default"/>
+        <w:sz w:val="20"/>
+      </w:rPr>
+    </w:lvl>
+    <w:lvl w:ilvl="7" w:tentative="1">
+      <w:start w:val="1"/>
+      <w:numFmt w:val="bullet"/>
+      <w:lvlText w:val=""/>
+      <w:lvlJc w:val="left"/>
+      <w:pPr>
+        <w:tabs>
+          <w:tab w:val="num" w:pos="5760"/>
+        </w:tabs>
+        <w:ind w:left="5760" w:hanging="360"/>
+      </w:pPr>
+      <w:rPr>
+        <w:rFonts w:ascii="Wingdings" w:hAnsi="Wingdings" w:hint="default"/>
+        <w:sz w:val="20"/>
+      </w:rPr>
+    </w:lvl>
+    <w:lvl w:ilvl="8" w:tentative="1">
+      <w:start w:val="1"/>
+      <w:numFmt w:val="bullet"/>
+      <w:lvlText w:val=""/>
+      <w:lvlJc w:val="left"/>
+      <w:pPr>
+        <w:tabs>
+          <w:tab w:val="num" w:pos="6480"/>
+        </w:tabs>
+        <w:ind w:left="6480" w:hanging="360"/>
+      </w:pPr>
+      <w:rPr>
+        <w:rFonts w:ascii="Wingdings" w:hAnsi="Wingdings" w:hint="default"/>
+        <w:sz w:val="20"/>
+      </w:rPr>
+    </w:lvl>
+  </w:abstractNum>
+  <w:abstractNum w:abstractNumId="5" w15:restartNumberingAfterBreak="0">
     <w:nsid w:val="13ED0E49"/>
     <w:multiLevelType w:val="hybridMultilevel"/>
     <w:tmpl w:val="21B692DC"/>
@@ -8163,7 +12380,7 @@
       </w:rPr>
     </w:lvl>
   </w:abstractNum>
-  <w:abstractNum w:abstractNumId="5" w15:restartNumberingAfterBreak="0">
+  <w:abstractNum w:abstractNumId="6" w15:restartNumberingAfterBreak="0">
     <w:nsid w:val="170C6E58"/>
     <w:multiLevelType w:val="multilevel"/>
     <w:tmpl w:val="DFD22338"/>
@@ -8312,7 +12529,7 @@
       </w:rPr>
     </w:lvl>
   </w:abstractNum>
-  <w:abstractNum w:abstractNumId="6" w15:restartNumberingAfterBreak="0">
+  <w:abstractNum w:abstractNumId="7" w15:restartNumberingAfterBreak="0">
     <w:nsid w:val="1B2F1403"/>
     <w:multiLevelType w:val="multilevel"/>
     <w:tmpl w:val="E494BBEC"/>
@@ -8461,7 +12678,7 @@
       </w:rPr>
     </w:lvl>
   </w:abstractNum>
-  <w:abstractNum w:abstractNumId="7" w15:restartNumberingAfterBreak="0">
+  <w:abstractNum w:abstractNumId="8" w15:restartNumberingAfterBreak="0">
     <w:nsid w:val="2AFD66FE"/>
     <w:multiLevelType w:val="multilevel"/>
     <w:tmpl w:val="BCD0F34E"/>
@@ -8610,7 +12827,156 @@
       </w:rPr>
     </w:lvl>
   </w:abstractNum>
-  <w:abstractNum w:abstractNumId="8" w15:restartNumberingAfterBreak="0">
+  <w:abstractNum w:abstractNumId="9" w15:restartNumberingAfterBreak="0">
+    <w:nsid w:val="30ED2104"/>
+    <w:multiLevelType w:val="multilevel"/>
+    <w:tmpl w:val="B25ACFE4"/>
+    <w:lvl w:ilvl="0">
+      <w:start w:val="1"/>
+      <w:numFmt w:val="bullet"/>
+      <w:lvlText w:val=""/>
+      <w:lvlJc w:val="left"/>
+      <w:pPr>
+        <w:tabs>
+          <w:tab w:val="num" w:pos="720"/>
+        </w:tabs>
+        <w:ind w:left="720" w:hanging="360"/>
+      </w:pPr>
+      <w:rPr>
+        <w:rFonts w:ascii="Symbol" w:hAnsi="Symbol" w:hint="default"/>
+        <w:sz w:val="20"/>
+      </w:rPr>
+    </w:lvl>
+    <w:lvl w:ilvl="1" w:tentative="1">
+      <w:start w:val="1"/>
+      <w:numFmt w:val="bullet"/>
+      <w:lvlText w:val="o"/>
+      <w:lvlJc w:val="left"/>
+      <w:pPr>
+        <w:tabs>
+          <w:tab w:val="num" w:pos="1440"/>
+        </w:tabs>
+        <w:ind w:left="1440" w:hanging="360"/>
+      </w:pPr>
+      <w:rPr>
+        <w:rFonts w:ascii="Courier New" w:hAnsi="Courier New" w:hint="default"/>
+        <w:sz w:val="20"/>
+      </w:rPr>
+    </w:lvl>
+    <w:lvl w:ilvl="2" w:tentative="1">
+      <w:start w:val="1"/>
+      <w:numFmt w:val="bullet"/>
+      <w:lvlText w:val=""/>
+      <w:lvlJc w:val="left"/>
+      <w:pPr>
+        <w:tabs>
+          <w:tab w:val="num" w:pos="2160"/>
+        </w:tabs>
+        <w:ind w:left="2160" w:hanging="360"/>
+      </w:pPr>
+      <w:rPr>
+        <w:rFonts w:ascii="Wingdings" w:hAnsi="Wingdings" w:hint="default"/>
+        <w:sz w:val="20"/>
+      </w:rPr>
+    </w:lvl>
+    <w:lvl w:ilvl="3" w:tentative="1">
+      <w:start w:val="1"/>
+      <w:numFmt w:val="bullet"/>
+      <w:lvlText w:val=""/>
+      <w:lvlJc w:val="left"/>
+      <w:pPr>
+        <w:tabs>
+          <w:tab w:val="num" w:pos="2880"/>
+        </w:tabs>
+        <w:ind w:left="2880" w:hanging="360"/>
+      </w:pPr>
+      <w:rPr>
+        <w:rFonts w:ascii="Wingdings" w:hAnsi="Wingdings" w:hint="default"/>
+        <w:sz w:val="20"/>
+      </w:rPr>
+    </w:lvl>
+    <w:lvl w:ilvl="4" w:tentative="1">
+      <w:start w:val="1"/>
+      <w:numFmt w:val="bullet"/>
+      <w:lvlText w:val=""/>
+      <w:lvlJc w:val="left"/>
+      <w:pPr>
+        <w:tabs>
+          <w:tab w:val="num" w:pos="3600"/>
+        </w:tabs>
+        <w:ind w:left="3600" w:hanging="360"/>
+      </w:pPr>
+      <w:rPr>
+        <w:rFonts w:ascii="Wingdings" w:hAnsi="Wingdings" w:hint="default"/>
+        <w:sz w:val="20"/>
+      </w:rPr>
+    </w:lvl>
+    <w:lvl w:ilvl="5" w:tentative="1">
+      <w:start w:val="1"/>
+      <w:numFmt w:val="bullet"/>
+      <w:lvlText w:val=""/>
+      <w:lvlJc w:val="left"/>
+      <w:pPr>
+        <w:tabs>
+          <w:tab w:val="num" w:pos="4320"/>
+        </w:tabs>
+        <w:ind w:left="4320" w:hanging="360"/>
+      </w:pPr>
+      <w:rPr>
+        <w:rFonts w:ascii="Wingdings" w:hAnsi="Wingdings" w:hint="default"/>
+        <w:sz w:val="20"/>
+      </w:rPr>
+    </w:lvl>
+    <w:lvl w:ilvl="6" w:tentative="1">
+      <w:start w:val="1"/>
+      <w:numFmt w:val="bullet"/>
+      <w:lvlText w:val=""/>
+      <w:lvlJc w:val="left"/>
+      <w:pPr>
+        <w:tabs>
+          <w:tab w:val="num" w:pos="5040"/>
+        </w:tabs>
+        <w:ind w:left="5040" w:hanging="360"/>
+      </w:pPr>
+      <w:rPr>
+        <w:rFonts w:ascii="Wingdings" w:hAnsi="Wingdings" w:hint="default"/>
+        <w:sz w:val="20"/>
+      </w:rPr>
+    </w:lvl>
+    <w:lvl w:ilvl="7" w:tentative="1">
+      <w:start w:val="1"/>
+      <w:numFmt w:val="bullet"/>
+      <w:lvlText w:val=""/>
+      <w:lvlJc w:val="left"/>
+      <w:pPr>
+        <w:tabs>
+          <w:tab w:val="num" w:pos="5760"/>
+        </w:tabs>
+        <w:ind w:left="5760" w:hanging="360"/>
+      </w:pPr>
+      <w:rPr>
+        <w:rFonts w:ascii="Wingdings" w:hAnsi="Wingdings" w:hint="default"/>
+        <w:sz w:val="20"/>
+      </w:rPr>
+    </w:lvl>
+    <w:lvl w:ilvl="8" w:tentative="1">
+      <w:start w:val="1"/>
+      <w:numFmt w:val="bullet"/>
+      <w:lvlText w:val=""/>
+      <w:lvlJc w:val="left"/>
+      <w:pPr>
+        <w:tabs>
+          <w:tab w:val="num" w:pos="6480"/>
+        </w:tabs>
+        <w:ind w:left="6480" w:hanging="360"/>
+      </w:pPr>
+      <w:rPr>
+        <w:rFonts w:ascii="Wingdings" w:hAnsi="Wingdings" w:hint="default"/>
+        <w:sz w:val="20"/>
+      </w:rPr>
+    </w:lvl>
+  </w:abstractNum>
+  <w:abstractNum w:abstractNumId="10" w15:restartNumberingAfterBreak="0">
     <w:nsid w:val="31303BF0"/>
     <w:multiLevelType w:val="multilevel"/>
     <w:tmpl w:val="40FEDEE2"/>
@@ -8723,7 +13089,7 @@
       </w:pPr>
     </w:lvl>
   </w:abstractNum>
-  <w:abstractNum w:abstractNumId="9" w15:restartNumberingAfterBreak="0">
+  <w:abstractNum w:abstractNumId="11" w15:restartNumberingAfterBreak="0">
     <w:nsid w:val="328F42C2"/>
     <w:multiLevelType w:val="hybridMultilevel"/>
     <w:tmpl w:val="5E928DE0"/>
@@ -8836,7 +13202,7 @@
       </w:rPr>
     </w:lvl>
   </w:abstractNum>
-  <w:abstractNum w:abstractNumId="10" w15:restartNumberingAfterBreak="0">
+  <w:abstractNum w:abstractNumId="12" w15:restartNumberingAfterBreak="0">
     <w:nsid w:val="32C737E7"/>
     <w:multiLevelType w:val="multilevel"/>
     <w:tmpl w:val="ABCAEA4C"/>
@@ -8985,7 +13351,7 @@
       </w:rPr>
     </w:lvl>
   </w:abstractNum>
-  <w:abstractNum w:abstractNumId="11" w15:restartNumberingAfterBreak="0">
+  <w:abstractNum w:abstractNumId="13" w15:restartNumberingAfterBreak="0">
     <w:nsid w:val="3938662A"/>
     <w:multiLevelType w:val="hybridMultilevel"/>
     <w:tmpl w:val="D8C0C1E6"/>
@@ -9098,7 +13464,7 @@
       </w:rPr>
     </w:lvl>
   </w:abstractNum>
-  <w:abstractNum w:abstractNumId="12" w15:restartNumberingAfterBreak="0">
+  <w:abstractNum w:abstractNumId="14" w15:restartNumberingAfterBreak="0">
     <w:nsid w:val="58CC5BE9"/>
     <w:multiLevelType w:val="multilevel"/>
     <w:tmpl w:val="97063832"/>
@@ -9247,7 +13613,7 @@
       </w:rPr>
     </w:lvl>
   </w:abstractNum>
-  <w:abstractNum w:abstractNumId="13" w15:restartNumberingAfterBreak="0">
+  <w:abstractNum w:abstractNumId="15" w15:restartNumberingAfterBreak="0">
     <w:nsid w:val="5E786E3D"/>
     <w:multiLevelType w:val="multilevel"/>
     <w:tmpl w:val="C72C8F36"/>
@@ -9396,7 +13762,7 @@
       </w:rPr>
     </w:lvl>
   </w:abstractNum>
-  <w:abstractNum w:abstractNumId="14" w15:restartNumberingAfterBreak="0">
+  <w:abstractNum w:abstractNumId="16" w15:restartNumberingAfterBreak="0">
     <w:nsid w:val="65FA71A4"/>
     <w:multiLevelType w:val="multilevel"/>
     <w:tmpl w:val="013A476A"/>
@@ -9545,7 +13911,7 @@
       </w:rPr>
     </w:lvl>
   </w:abstractNum>
-  <w:abstractNum w:abstractNumId="15" w15:restartNumberingAfterBreak="0">
+  <w:abstractNum w:abstractNumId="17" w15:restartNumberingAfterBreak="0">
     <w:nsid w:val="6926132A"/>
     <w:multiLevelType w:val="multilevel"/>
     <w:tmpl w:val="D9D096E0"/>
@@ -9694,7 +14060,7 @@
       </w:rPr>
     </w:lvl>
   </w:abstractNum>
-  <w:abstractNum w:abstractNumId="16" w15:restartNumberingAfterBreak="0">
+  <w:abstractNum w:abstractNumId="18" w15:restartNumberingAfterBreak="0">
     <w:nsid w:val="7FA06AB9"/>
     <w:multiLevelType w:val="hybridMultilevel"/>
     <w:tmpl w:val="B1103660"/>
@@ -9808,55 +14174,61 @@
     </w:lvl>
   </w:abstractNum>
   <w:num w:numId="1" w16cid:durableId="1066804477">
-    <w:abstractNumId w:val="13"/>
+    <w:abstractNumId w:val="15"/>
   </w:num>
   <w:num w:numId="2" w16cid:durableId="271864627">
-    <w:abstractNumId w:val="8"/>
+    <w:abstractNumId w:val="10"/>
   </w:num>
   <w:num w:numId="3" w16cid:durableId="1710108051">
     <w:abstractNumId w:val="2"/>
   </w:num>
   <w:num w:numId="4" w16cid:durableId="1950624826">
-    <w:abstractNumId w:val="6"/>
+    <w:abstractNumId w:val="7"/>
   </w:num>
   <w:num w:numId="5" w16cid:durableId="983318240">
-    <w:abstractNumId w:val="15"/>
+    <w:abstractNumId w:val="17"/>
   </w:num>
   <w:num w:numId="6" w16cid:durableId="59721562">
-    <w:abstractNumId w:val="14"/>
+    <w:abstractNumId w:val="16"/>
   </w:num>
   <w:num w:numId="7" w16cid:durableId="1377851130">
-    <w:abstractNumId w:val="5"/>
+    <w:abstractNumId w:val="6"/>
   </w:num>
   <w:num w:numId="8" w16cid:durableId="594216490">
     <w:abstractNumId w:val="3"/>
   </w:num>
   <w:num w:numId="9" w16cid:durableId="315841371">
-    <w:abstractNumId w:val="10"/>
+    <w:abstractNumId w:val="12"/>
   </w:num>
   <w:num w:numId="10" w16cid:durableId="68308881">
     <w:abstractNumId w:val="0"/>
   </w:num>
   <w:num w:numId="11" w16cid:durableId="1296645763">
-    <w:abstractNumId w:val="7"/>
+    <w:abstractNumId w:val="8"/>
   </w:num>
   <w:num w:numId="12" w16cid:durableId="833423620">
-    <w:abstractNumId w:val="12"/>
+    <w:abstractNumId w:val="14"/>
   </w:num>
   <w:num w:numId="13" w16cid:durableId="2041275497">
     <w:abstractNumId w:val="1"/>
   </w:num>
   <w:num w:numId="14" w16cid:durableId="1741053368">
-    <w:abstractNumId w:val="4"/>
+    <w:abstractNumId w:val="5"/>
   </w:num>
   <w:num w:numId="15" w16cid:durableId="2095122365">
-    <w:abstractNumId w:val="16"/>
+    <w:abstractNumId w:val="18"/>
   </w:num>
   <w:num w:numId="16" w16cid:durableId="461966230">
+    <w:abstractNumId w:val="13"/>
+  </w:num>
+  <w:num w:numId="17" w16cid:durableId="1704481831">
     <w:abstractNumId w:val="11"/>
   </w:num>
-  <w:num w:numId="17" w16cid:durableId="1704481831">
+  <w:num w:numId="18" w16cid:durableId="2087334898">
     <w:abstractNumId w:val="9"/>
+  </w:num>
+  <w:num w:numId="19" w16cid:durableId="2030330238">
+    <w:abstractNumId w:val="4"/>
   </w:num>
 </w:numbering>
 </file>
@@ -10849,6 +15221,18 @@
     <w:unhideWhenUsed/>
     <w:rsid w:val="005E5972"/>
   </w:style>
+  <w:style w:type="character" w:styleId="Hyperlink">
+    <w:name w:val="Hyperlink"/>
+    <w:basedOn w:val="DefaultParagraphFont"/>
+    <w:uiPriority w:val="99"/>
+    <w:semiHidden/>
+    <w:unhideWhenUsed/>
+    <w:rsid w:val="00930262"/>
+    <w:rPr>
+      <w:color w:val="0000FF"/>
+      <w:u w:val="single"/>
+    </w:rPr>
+  </w:style>
 </w:styles>
 </file>
 
